--- a/Volume 1/Chapter 03 - File Handling/SPA_Vol1_Ch3_Lesson3_8_Copy_File.docx
+++ b/Volume 1/Chapter 03 - File Handling/SPA_Vol1_Ch3_Lesson3_8_Copy_File.docx
@@ -852,20 +852,309 @@
         <w:keepNext/>
       </w:pPr>
       <w:r>
-        <w:t>Save each source and supporting file from this lesson into the matching path in the project layout. As in Chapter 1, notepad .\c\basic_copy_file.c creates and opens one: choose Yes, type the file, save it with Ctrl+S, and close Notepad. Then install the TypeScript compiler for this project.</w:t>
-      </w:r>
-    </w:p>
-    <w:p>
-      <w:pPr>
-        <w:keepNext/>
-      </w:pPr>
-    </w:p>
-    <w:p>
-      <w:pPr>
-        <w:pStyle w:val="CommandBlock"/>
-      </w:pPr>
-      <w:r>
-        <w:t>npm --prefix .\typescript install --ignore-scripts --no-audit --no-fund</w:t>
+        <w:t>Next, let the tools create each project's settings file, as in Chapter 1. Remember, -o names the project folder: dotnet new console -o makes a C# project there, with a .csproj file and a starter Program.cs, which you replace with this lesson's code in the C# section. Remember, go.mod makes the folder a module: go mod init writes it, and its go line shows the Go version you have installed.</w:t>
+      </w:r>
+    </w:p>
+    <w:p>
+      <w:pPr>
+        <w:keepNext/>
+      </w:pPr>
+    </w:p>
+    <w:p>
+      <w:pPr>
+        <w:pStyle w:val="CommandBlock"/>
+        <w:keepNext/>
+      </w:pPr>
+      <w:r>
+        <w:t>dotnet new console -o .\csharp\BasicCopyFile</w:t>
+      </w:r>
+    </w:p>
+    <w:p>
+      <w:pPr>
+        <w:pStyle w:val="CommandBlock"/>
+        <w:keepNext/>
+      </w:pPr>
+      <w:r>
+        <w:t>dotnet new console -o .\csharp\CopyFile</w:t>
+      </w:r>
+    </w:p>
+    <w:p>
+      <w:pPr>
+        <w:pStyle w:val="CommandBlock"/>
+      </w:pPr>
+      <w:r>
+        <w:t>go -C .\go mod init example.com/copyfile</w:t>
+      </w:r>
+    </w:p>
+    <w:p>
+      <w:pPr>
+        <w:keepNext/>
+      </w:pPr>
+    </w:p>
+    <w:p>
+      <w:pPr>
+        <w:keepNext/>
+      </w:pPr>
+      <w:r>
+        <w:t>Then make the TypeScript project's package.json and install its compiler. Remember, npm init -y, npm pkg, then npm install: Push-Location moves into .\typescript first, because npm init ignores --prefix, and Pop-Location moves back to lesson-3.8.</w:t>
+      </w:r>
+    </w:p>
+    <w:p>
+      <w:pPr>
+        <w:keepNext/>
+      </w:pPr>
+    </w:p>
+    <w:p>
+      <w:pPr>
+        <w:pStyle w:val="CommandBlock"/>
+        <w:keepNext/>
+      </w:pPr>
+      <w:r>
+        <w:t>Push-Location .\typescript</w:t>
+      </w:r>
+    </w:p>
+    <w:p>
+      <w:pPr>
+        <w:pStyle w:val="CommandBlock"/>
+        <w:keepNext/>
+      </w:pPr>
+      <w:r>
+        <w:t>npm init -y</w:t>
+      </w:r>
+    </w:p>
+    <w:p>
+      <w:pPr>
+        <w:pStyle w:val="CommandBlock"/>
+        <w:keepNext/>
+      </w:pPr>
+      <w:r>
+        <w:t>npm pkg set name=copy-file-typescript type=module</w:t>
+      </w:r>
+    </w:p>
+    <w:p>
+      <w:pPr>
+        <w:pStyle w:val="CommandBlock"/>
+        <w:keepNext/>
+      </w:pPr>
+      <w:r>
+        <w:t>npm pkg set private=true --json</w:t>
+      </w:r>
+    </w:p>
+    <w:p>
+      <w:pPr>
+        <w:pStyle w:val="CommandBlock"/>
+        <w:keepNext/>
+      </w:pPr>
+      <w:r>
+        <w:t>npm pkg set "scripts.check=tsc --noEmit" "scripts.build=tsc --noEmitOnError"</w:t>
+      </w:r>
+    </w:p>
+    <w:p>
+      <w:pPr>
+        <w:pStyle w:val="CommandBlock"/>
+        <w:keepNext/>
+      </w:pPr>
+      <w:r>
+        <w:t>npm pkg delete version description main keywords author license scripts.test</w:t>
+      </w:r>
+    </w:p>
+    <w:p>
+      <w:pPr>
+        <w:pStyle w:val="CommandBlock"/>
+        <w:keepNext/>
+      </w:pPr>
+      <w:r>
+        <w:t>npm install --save-dev --save-exact typescript@7.0.2 @types/node@24.13.5 `</w:t>
+      </w:r>
+    </w:p>
+    <w:p>
+      <w:pPr>
+        <w:pStyle w:val="CommandBlock"/>
+        <w:keepNext/>
+      </w:pPr>
+      <w:r>
+        <w:t xml:space="preserve">    --ignore-scripts --no-audit --no-fund</w:t>
+      </w:r>
+    </w:p>
+    <w:p>
+      <w:pPr>
+        <w:pStyle w:val="CommandBlock"/>
+      </w:pPr>
+      <w:r>
+        <w:t>Pop-Location</w:t>
+      </w:r>
+    </w:p>
+    <w:p>
+      <w:pPr>
+        <w:keepNext/>
+      </w:pPr>
+    </w:p>
+    <w:p>
+      <w:r>
+        <w:t>Then type the TypeScript compiler settings. As in Chapter 1, notepad .\typescript\tsconfig.json creates and opens the file: choose Yes, type the file, save it with Ctrl+S, and close Notepad.</w:t>
+      </w:r>
+    </w:p>
+    <w:p>
+      <w:pPr>
+        <w:keepNext/>
+      </w:pPr>
+    </w:p>
+    <w:p>
+      <w:pPr>
+        <w:pStyle w:val="Heading3"/>
+      </w:pPr>
+      <w:r>
+        <w:t>typescript/tsconfig.json</w:t>
+      </w:r>
+    </w:p>
+    <w:p>
+      <w:pPr>
+        <w:pStyle w:val="SourceCode"/>
+        <w:keepNext/>
+      </w:pPr>
+      <w:r>
+        <w:t>{</w:t>
+      </w:r>
+    </w:p>
+    <w:p>
+      <w:pPr>
+        <w:pStyle w:val="SourceCode"/>
+        <w:keepNext/>
+      </w:pPr>
+      <w:r>
+        <w:t xml:space="preserve">  "compilerOptions": {</w:t>
+      </w:r>
+    </w:p>
+    <w:p>
+      <w:pPr>
+        <w:pStyle w:val="SourceCode"/>
+      </w:pPr>
+      <w:r>
+        <w:t xml:space="preserve">    "target": "ES2022",</w:t>
+      </w:r>
+    </w:p>
+    <w:p>
+      <w:pPr>
+        <w:pStyle w:val="SourceCode"/>
+      </w:pPr>
+      <w:r>
+        <w:t xml:space="preserve">    "module": "NodeNext",</w:t>
+      </w:r>
+    </w:p>
+    <w:p>
+      <w:pPr>
+        <w:pStyle w:val="SourceCode"/>
+      </w:pPr>
+      <w:r>
+        <w:t xml:space="preserve">    "moduleResolution": "NodeNext",</w:t>
+      </w:r>
+    </w:p>
+    <w:p>
+      <w:pPr>
+        <w:pStyle w:val="SourceCode"/>
+      </w:pPr>
+      <w:r>
+        <w:t xml:space="preserve">    "rootDir": "src",</w:t>
+      </w:r>
+    </w:p>
+    <w:p>
+      <w:pPr>
+        <w:pStyle w:val="SourceCode"/>
+      </w:pPr>
+      <w:r>
+        <w:t xml:space="preserve">    "outDir": "dist",</w:t>
+      </w:r>
+    </w:p>
+    <w:p>
+      <w:pPr>
+        <w:pStyle w:val="SourceCode"/>
+      </w:pPr>
+      <w:r>
+        <w:t xml:space="preserve">    "strict": true,</w:t>
+      </w:r>
+    </w:p>
+    <w:p>
+      <w:pPr>
+        <w:pStyle w:val="SourceCode"/>
+      </w:pPr>
+      <w:r>
+        <w:t xml:space="preserve">    "types": [</w:t>
+      </w:r>
+    </w:p>
+    <w:p>
+      <w:pPr>
+        <w:pStyle w:val="SourceCode"/>
+      </w:pPr>
+      <w:r>
+        <w:t xml:space="preserve">      "node"</w:t>
+      </w:r>
+    </w:p>
+    <w:p>
+      <w:pPr>
+        <w:pStyle w:val="SourceCode"/>
+      </w:pPr>
+      <w:r>
+        <w:t xml:space="preserve">    ],</w:t>
+      </w:r>
+    </w:p>
+    <w:p>
+      <w:pPr>
+        <w:pStyle w:val="SourceCode"/>
+      </w:pPr>
+      <w:r>
+        <w:t xml:space="preserve">    "moduleDetection": "force"</w:t>
+      </w:r>
+    </w:p>
+    <w:p>
+      <w:pPr>
+        <w:pStyle w:val="SourceCode"/>
+      </w:pPr>
+      <w:r>
+        <w:t xml:space="preserve">  },</w:t>
+      </w:r>
+    </w:p>
+    <w:p>
+      <w:pPr>
+        <w:pStyle w:val="SourceCode"/>
+      </w:pPr>
+      <w:r>
+        <w:t xml:space="preserve">  "include": [</w:t>
+      </w:r>
+    </w:p>
+    <w:p>
+      <w:pPr>
+        <w:pStyle w:val="SourceCode"/>
+        <w:keepNext/>
+      </w:pPr>
+      <w:r>
+        <w:t xml:space="preserve">    "src/**/*.ts"</w:t>
+      </w:r>
+    </w:p>
+    <w:p>
+      <w:pPr>
+        <w:pStyle w:val="SourceCode"/>
+        <w:keepNext/>
+      </w:pPr>
+      <w:r>
+        <w:t xml:space="preserve">  ]</w:t>
+      </w:r>
+    </w:p>
+    <w:p>
+      <w:pPr>
+        <w:pStyle w:val="SourceCode"/>
+      </w:pPr>
+      <w:r>
+        <w:t>}</w:t>
+      </w:r>
+    </w:p>
+    <w:p>
+      <w:pPr>
+        <w:keepNext/>
+      </w:pPr>
+    </w:p>
+    <w:p>
+      <w:r>
+        <w:t>You save each source file in its language's section below, as each is shown, the same way.</w:t>
       </w:r>
     </w:p>
     <w:p>
@@ -935,20 +1224,129 @@
         <w:keepNext/>
       </w:pPr>
       <w:r>
-        <w:t>Save each source and supporting file from this lesson into the matching path in the project layout. As in Chapter 1, nano ./c/basic_copy_file.c creates and opens one: type the file, then save and close it with Ctrl+O, Enter, then Ctrl+X. Then install the TypeScript compiler for this project.</w:t>
-      </w:r>
-    </w:p>
-    <w:p>
-      <w:pPr>
-        <w:keepNext/>
-      </w:pPr>
-    </w:p>
-    <w:p>
-      <w:pPr>
-        <w:pStyle w:val="CommandBlock"/>
-      </w:pPr>
-      <w:r>
-        <w:t>npm --prefix ./typescript install --ignore-scripts --no-audit --no-fund</w:t>
+        <w:t>Then create the C#, Go, and TypeScript project files with the same commands as on Windows; cd moves into ./typescript for the npm lines, and cd .. moves back.</w:t>
+      </w:r>
+    </w:p>
+    <w:p>
+      <w:pPr>
+        <w:keepNext/>
+      </w:pPr>
+    </w:p>
+    <w:p>
+      <w:pPr>
+        <w:pStyle w:val="CommandBlock"/>
+        <w:keepNext/>
+      </w:pPr>
+      <w:r>
+        <w:t>dotnet new console -o ./csharp/BasicCopyFile</w:t>
+      </w:r>
+    </w:p>
+    <w:p>
+      <w:pPr>
+        <w:pStyle w:val="CommandBlock"/>
+        <w:keepNext/>
+      </w:pPr>
+      <w:r>
+        <w:t>dotnet new console -o ./csharp/CopyFile</w:t>
+      </w:r>
+    </w:p>
+    <w:p>
+      <w:pPr>
+        <w:pStyle w:val="CommandBlock"/>
+        <w:keepNext/>
+      </w:pPr>
+      <w:r>
+        <w:t>go -C ./go mod init example.com/copyfile</w:t>
+      </w:r>
+    </w:p>
+    <w:p>
+      <w:pPr>
+        <w:pStyle w:val="CommandBlock"/>
+        <w:keepNext/>
+      </w:pPr>
+      <w:r>
+        <w:t>cd ./typescript</w:t>
+      </w:r>
+    </w:p>
+    <w:p>
+      <w:pPr>
+        <w:pStyle w:val="CommandBlock"/>
+        <w:keepNext/>
+      </w:pPr>
+      <w:r>
+        <w:t>npm init -y</w:t>
+      </w:r>
+    </w:p>
+    <w:p>
+      <w:pPr>
+        <w:pStyle w:val="CommandBlock"/>
+        <w:keepNext/>
+      </w:pPr>
+      <w:r>
+        <w:t>npm pkg set name=copy-file-typescript type=module</w:t>
+      </w:r>
+    </w:p>
+    <w:p>
+      <w:pPr>
+        <w:pStyle w:val="CommandBlock"/>
+        <w:keepNext/>
+      </w:pPr>
+      <w:r>
+        <w:t>npm pkg set private=true --json</w:t>
+      </w:r>
+    </w:p>
+    <w:p>
+      <w:pPr>
+        <w:pStyle w:val="CommandBlock"/>
+        <w:keepNext/>
+      </w:pPr>
+      <w:r>
+        <w:t>npm pkg set "scripts.check=tsc --noEmit" "scripts.build=tsc --noEmitOnError"</w:t>
+      </w:r>
+    </w:p>
+    <w:p>
+      <w:pPr>
+        <w:pStyle w:val="CommandBlock"/>
+        <w:keepNext/>
+      </w:pPr>
+      <w:r>
+        <w:t>npm pkg delete version description main keywords author license scripts.test</w:t>
+      </w:r>
+    </w:p>
+    <w:p>
+      <w:pPr>
+        <w:pStyle w:val="CommandBlock"/>
+        <w:keepNext/>
+      </w:pPr>
+      <w:r>
+        <w:t>npm install --save-dev --save-exact typescript@7.0.2 @types/node@24.13.5 \</w:t>
+      </w:r>
+    </w:p>
+    <w:p>
+      <w:pPr>
+        <w:pStyle w:val="CommandBlock"/>
+        <w:keepNext/>
+      </w:pPr>
+      <w:r>
+        <w:t xml:space="preserve">    --ignore-scripts --no-audit --no-fund</w:t>
+      </w:r>
+    </w:p>
+    <w:p>
+      <w:pPr>
+        <w:pStyle w:val="CommandBlock"/>
+      </w:pPr>
+      <w:r>
+        <w:t>cd ..</w:t>
+      </w:r>
+    </w:p>
+    <w:p>
+      <w:pPr>
+        <w:keepNext/>
+      </w:pPr>
+    </w:p>
+    <w:p>
+      <w:r>
+        <w:t>Type typescript/tsconfig.json exactly as shown in the Windows setup. You save each source file in its language's section below, as each is shown. As in Chapter 1, nano ./c/basic_copy_file.c creates and opens one: type the file, then save and close it with Ctrl+O, Enter, then Ctrl+X.</w:t>
       </w:r>
     </w:p>
     <w:p>
@@ -12739,7 +13137,7 @@
     </w:p>
     <w:p>
       <w:r>
-        <w:t>These files follow the same pattern as the earlier lessons: only the project names change, and go.mod names this lesson's Go module, example.com/copyfile.</w:t>
+        <w:t>These are the files the setup commands wrote, shown here so you can check yours. Your go line shows your own Go version, and the blank lines and the order of the package.json fields may differ.</w:t>
       </w:r>
     </w:p>
     <w:p>
@@ -13077,164 +13475,6 @@
       </w:pPr>
       <w:r>
         <w:t xml:space="preserve">  }</w:t>
-      </w:r>
-    </w:p>
-    <w:p>
-      <w:pPr>
-        <w:pStyle w:val="SourceCode"/>
-      </w:pPr>
-      <w:r>
-        <w:t>}</w:t>
-      </w:r>
-    </w:p>
-    <w:p>
-      <w:pPr>
-        <w:keepNext/>
-      </w:pPr>
-    </w:p>
-    <w:p>
-      <w:pPr>
-        <w:keepNext/>
-      </w:pPr>
-    </w:p>
-    <w:p>
-      <w:pPr>
-        <w:pStyle w:val="Heading2"/>
-      </w:pPr>
-      <w:r>
-        <w:t>typescript/tsconfig.json</w:t>
-      </w:r>
-    </w:p>
-    <w:p>
-      <w:pPr>
-        <w:pStyle w:val="SourceCode"/>
-        <w:keepNext/>
-      </w:pPr>
-      <w:r>
-        <w:t>{</w:t>
-      </w:r>
-    </w:p>
-    <w:p>
-      <w:pPr>
-        <w:pStyle w:val="SourceCode"/>
-        <w:keepNext/>
-      </w:pPr>
-      <w:r>
-        <w:t xml:space="preserve">  "compilerOptions": {</w:t>
-      </w:r>
-    </w:p>
-    <w:p>
-      <w:pPr>
-        <w:pStyle w:val="SourceCode"/>
-      </w:pPr>
-      <w:r>
-        <w:t xml:space="preserve">    "target": "ES2022",</w:t>
-      </w:r>
-    </w:p>
-    <w:p>
-      <w:pPr>
-        <w:pStyle w:val="SourceCode"/>
-      </w:pPr>
-      <w:r>
-        <w:t xml:space="preserve">    "module": "NodeNext",</w:t>
-      </w:r>
-    </w:p>
-    <w:p>
-      <w:pPr>
-        <w:pStyle w:val="SourceCode"/>
-      </w:pPr>
-      <w:r>
-        <w:t xml:space="preserve">    "moduleResolution": "NodeNext",</w:t>
-      </w:r>
-    </w:p>
-    <w:p>
-      <w:pPr>
-        <w:pStyle w:val="SourceCode"/>
-      </w:pPr>
-      <w:r>
-        <w:t xml:space="preserve">    "rootDir": "src",</w:t>
-      </w:r>
-    </w:p>
-    <w:p>
-      <w:pPr>
-        <w:pStyle w:val="SourceCode"/>
-      </w:pPr>
-      <w:r>
-        <w:t xml:space="preserve">    "outDir": "dist",</w:t>
-      </w:r>
-    </w:p>
-    <w:p>
-      <w:pPr>
-        <w:pStyle w:val="SourceCode"/>
-      </w:pPr>
-      <w:r>
-        <w:t xml:space="preserve">    "strict": true,</w:t>
-      </w:r>
-    </w:p>
-    <w:p>
-      <w:pPr>
-        <w:pStyle w:val="SourceCode"/>
-      </w:pPr>
-      <w:r>
-        <w:t xml:space="preserve">    "types": [</w:t>
-      </w:r>
-    </w:p>
-    <w:p>
-      <w:pPr>
-        <w:pStyle w:val="SourceCode"/>
-      </w:pPr>
-      <w:r>
-        <w:t xml:space="preserve">      "node"</w:t>
-      </w:r>
-    </w:p>
-    <w:p>
-      <w:pPr>
-        <w:pStyle w:val="SourceCode"/>
-      </w:pPr>
-      <w:r>
-        <w:t xml:space="preserve">    ],</w:t>
-      </w:r>
-    </w:p>
-    <w:p>
-      <w:pPr>
-        <w:pStyle w:val="SourceCode"/>
-      </w:pPr>
-      <w:r>
-        <w:t xml:space="preserve">    "moduleDetection": "force"</w:t>
-      </w:r>
-    </w:p>
-    <w:p>
-      <w:pPr>
-        <w:pStyle w:val="SourceCode"/>
-      </w:pPr>
-      <w:r>
-        <w:t xml:space="preserve">  },</w:t>
-      </w:r>
-    </w:p>
-    <w:p>
-      <w:pPr>
-        <w:pStyle w:val="SourceCode"/>
-      </w:pPr>
-      <w:r>
-        <w:t xml:space="preserve">  "include": [</w:t>
-      </w:r>
-    </w:p>
-    <w:p>
-      <w:pPr>
-        <w:pStyle w:val="SourceCode"/>
-        <w:keepNext/>
-      </w:pPr>
-      <w:r>
-        <w:t xml:space="preserve">    "src/**/*.ts"</w:t>
-      </w:r>
-    </w:p>
-    <w:p>
-      <w:pPr>
-        <w:pStyle w:val="SourceCode"/>
-        <w:keepNext/>
-      </w:pPr>
-      <w:r>
-        <w:t xml:space="preserve">  ]</w:t>
       </w:r>
     </w:p>
     <w:p>
@@ -14285,31 +14525,31 @@
       </w:rPr>
     </w:lvl>
   </w:abstractNum>
-  <w:num w:numId="1" w16cid:durableId="261957908">
+  <w:num w:numId="1" w16cid:durableId="231277043">
     <w:abstractNumId w:val="8"/>
   </w:num>
-  <w:num w:numId="2" w16cid:durableId="1126853918">
+  <w:num w:numId="2" w16cid:durableId="340085168">
     <w:abstractNumId w:val="6"/>
   </w:num>
-  <w:num w:numId="3" w16cid:durableId="1987120040">
+  <w:num w:numId="3" w16cid:durableId="2002004426">
     <w:abstractNumId w:val="5"/>
   </w:num>
-  <w:num w:numId="4" w16cid:durableId="911309088">
+  <w:num w:numId="4" w16cid:durableId="65879172">
     <w:abstractNumId w:val="4"/>
   </w:num>
-  <w:num w:numId="5" w16cid:durableId="951933792">
+  <w:num w:numId="5" w16cid:durableId="1314483284">
     <w:abstractNumId w:val="7"/>
   </w:num>
-  <w:num w:numId="6" w16cid:durableId="1295215706">
+  <w:num w:numId="6" w16cid:durableId="1721856591">
     <w:abstractNumId w:val="3"/>
   </w:num>
-  <w:num w:numId="7" w16cid:durableId="1020010082">
+  <w:num w:numId="7" w16cid:durableId="1653371151">
     <w:abstractNumId w:val="2"/>
   </w:num>
-  <w:num w:numId="8" w16cid:durableId="916742520">
+  <w:num w:numId="8" w16cid:durableId="977956069">
     <w:abstractNumId w:val="1"/>
   </w:num>
-  <w:num w:numId="9" w16cid:durableId="1777678742">
+  <w:num w:numId="9" w16cid:durableId="87775237">
     <w:abstractNumId w:val="0"/>
   </w:num>
 </w:numbering>

--- a/Volume 1/Chapter 03 - File Handling/SPA_Vol1_Ch3_Lesson3_8_Copy_File.docx
+++ b/Volume 1/Chapter 03 - File Handling/SPA_Vol1_Ch3_Lesson3_8_Copy_File.docx
@@ -67,7 +67,7 @@
     </w:p>
     <w:p>
       <w:r>
-        <w:t>Copy inventory.txt into a new file, inventory-backup.txt, in C, C++, C#, Go, Python, and TypeScript, leaving the original exactly as it was, and verify that both files exist. Every program refuses to copy when inventory-backup.txt already exists, so an older backup is never replaced by accident.</w:t>
+        <w:t>Copy inventory.txt into a new file, inventory-backup.txt, in each language's own folder, in C, C++, C#, Go, Python, and TypeScript, leaving the original exactly as it was, and verify that both files exist. Every program refuses to copy when its backup already exists, so an older backup is never replaced by accident.</w:t>
       </w:r>
     </w:p>
     <w:p>
@@ -134,7 +134,7 @@
         <w:pStyle w:val="ListBullet"/>
       </w:pPr>
       <w:r>
-        <w:t>A copy has a source path, the file to copy, which must exist, and a destination path, the new file. Here the source is inventory.txt and the destination is inventory-backup.txt, both relative paths in the lesson folder.</w:t>
+        <w:t>A copy has a source path, the file to copy, which must exist, and a destination path, the new file. Here the source is inventory.txt and the destination is inventory-backup.txt, both in the language's own folder: .\c\inventory.txt and .\c\inventory-backup.txt for C, .\cpp\inventory.txt and .\cpp\inventory-backup.txt for C++, and so on. Both are relative paths.</w:t>
       </w:r>
     </w:p>
     <w:p>
@@ -142,6 +142,22 @@
         <w:pStyle w:val="ListBullet"/>
       </w:pPr>
       <w:r>
+        <w:t>Languages never share a file they write. Each language copies its own inventory.txt into its own backup, inside its own folder, so one language's runs never change a file another language reads; the Exercise even changes the original. inventory-start.txt, the starting lines Project Setup copies into each folder, and the Challenge's contacts.txt, which every language only reads, stay in one shared place, the lesson-3.8 folder.</w:t>
+      </w:r>
+    </w:p>
+    <w:p>
+      <w:pPr>
+        <w:pStyle w:val="ListBullet"/>
+      </w:pPr>
+      <w:r>
+        <w:t>Each program joins its folder's name and the file's name with its language's join, as in Lesson 3.1, and prints the paths as it joined them, without .\ in front. The c at the start of a printed C path is the C folder, never drive C.</w:t>
+      </w:r>
+    </w:p>
+    <w:p>
+      <w:pPr>
+        <w:pStyle w:val="ListBullet"/>
+      </w:pPr>
+      <w:r>
         <w:t>A backup is a copy kept so the original's contents can be brought back if the original is lost or damaged.</w:t>
       </w:r>
     </w:p>
@@ -174,6 +190,7 @@
         <w:pStyle w:val="ListBullet"/>
       </w:pPr>
       <w:r>
+        <w:lastRenderedPageBreak/>
         <w:t>Large files: the one-call copies hand the work to the library and the system, which move the data in pieces, so they copy a file of any size without holding it all in memory. The C and Go versions hold the whole original in memory at once. C's char array holds at most 1024 bytes, and both C programs refuse a longer file rather than copy only part of it. They write with fwrite and the exact byte count, so a zero byte inside a file is copied like any other byte. Go's os.ReadFile makes room for the whole file,</w:t>
       </w:r>
       <w:r>
@@ -185,11 +202,7 @@
         <w:pStyle w:val="ListBullet"/>
       </w:pPr>
       <w:r>
-        <w:t xml:space="preserve">A real copy tool, such as robocopy or cp, copies in chunks instead: a loop reads a fixed-size block, writes it to the new file, and repeats until nothing is left, so it uses the same small amount of memory for a file of </w:t>
-      </w:r>
-      <w:r>
-        <w:lastRenderedPageBreak/>
-        <w:t>any size. Go's io.Copy is that loop, already written for you. The loop itself is built from the read and write calls of Volume 2, Chapter 3, Lesson 3.2: File Syscalls.</w:t>
+        <w:t>A real copy tool, such as robocopy or cp, copies in chunks instead: a loop reads a fixed-size block, writes it to the new file, and repeats until nothing is left, so it uses the same small amount of memory for a file of any size. Go's io.Copy is that loop, already written for you. The loop itself is built from the read and write calls of Volume 2, Chapter 3, Lesson 3.2: File Syscalls.</w:t>
       </w:r>
     </w:p>
     <w:p>
@@ -317,6 +330,24 @@
         <w:keepNext/>
       </w:pPr>
       <w:r>
+        <w:t>Join the Paths: the Language's Folder and Each File's Name</w:t>
+      </w:r>
+    </w:p>
+    <w:p>
+      <w:pPr>
+        <w:pStyle w:val="WorkflowText"/>
+        <w:keepNext/>
+      </w:pPr>
+      <w:r>
+        <w:t>↓</w:t>
+      </w:r>
+    </w:p>
+    <w:p>
+      <w:pPr>
+        <w:pStyle w:val="WorkflowText"/>
+        <w:keepNext/>
+      </w:pPr>
+      <w:r>
         <w:t>Check the Destination: Does inventory-backup.txt Already Exist?</w:t>
       </w:r>
     </w:p>
@@ -437,7 +468,7 @@
         <w:pStyle w:val="ListBullet"/>
       </w:pPr>
       <w:r>
-        <w:t>Every implementation copies inventory.txt, which you save in the lesson-3.8 folder during Project Setup, into a new file, inventory-backup.txt, in the same folder, with relative paths. The original is only read and never changes.</w:t>
+        <w:t>Every implementation copies inventory.txt in its own language's folder (.\c\inventory.txt for C, .\cpp\inventory.txt for C++, and so on), which Project Setup copies from inventory-start.txt, into a new file, inventory-backup.txt, in the same folder, with relative paths it joins with the language's join. The original is only read and never changes.</w:t>
       </w:r>
     </w:p>
     <w:p>
@@ -445,7 +476,7 @@
         <w:pStyle w:val="ListBullet"/>
       </w:pPr>
       <w:r>
-        <w:t>If inventory-backup.txt already exists, every implementation refuses with one Error line on the error stream, Error: inventory-backup.txt already exists; nothing was changed, and exit code 1, and leaves both files untouched.</w:t>
+        <w:t>If the backup already exists, every implementation refuses with one Error line on the error stream, Error: followed by the backup's path and already exists; nothing was changed, and exit code 1, and leaves both files untouched.</w:t>
       </w:r>
     </w:p>
     <w:p>
@@ -453,7 +484,7 @@
         <w:pStyle w:val="ListBullet"/>
       </w:pPr>
       <w:r>
-        <w:t>After the copy, every implementation prints Copied inventory.txt to inventory-backup.txt, then checks both files with the existence check and prints inventory.txt exists: yes and inventory-backup.txt exists: yes.</w:t>
+        <w:t>After the copy, every implementation prints a Copied line that names both paths, then checks both files with the existence check and prints an exists: yes line for each.</w:t>
       </w:r>
     </w:p>
     <w:p>
@@ -469,7 +500,7 @@
         <w:pStyle w:val="ListBullet"/>
       </w:pPr>
       <w:r>
-        <w:t>Every line is the same in every language, except the Error line for a failure other than the refusal, which C writes itself and the other languages take from the system's message.</w:t>
+        <w:t>Every line is the same in every language, except the folder name in each path, and the Error line for a failure other than the refusal, which C writes itself and the other languages take from the system's message.</w:t>
       </w:r>
     </w:p>
     <w:p>
@@ -508,7 +539,7 @@
         <w:keepNext/>
       </w:pPr>
       <w:r>
-        <w:t>You save inventory.txt yourself during Project Setup. The programs create inventory-backup.txt next to it when they run, so it is not a file you save.</w:t>
+        <w:t>You save inventory-start.txt yourself during Project Setup, and Project Setup copies it into each language's folder as inventory.txt. Those copies, and the inventory-backup.txt the programs create next to them, are not files you save, so the layout does not list them.</w:t>
       </w:r>
     </w:p>
     <w:p>
@@ -531,7 +562,7 @@
         <w:keepNext/>
       </w:pPr>
       <w:r>
-        <w:t xml:space="preserve">  inventory.txt</w:t>
+        <w:t xml:space="preserve">  inventory-start.txt</w:t>
       </w:r>
     </w:p>
     <w:p>
@@ -1369,10 +1400,10 @@
     </w:p>
     <w:p>
       <w:r>
-        <w:t>Every program copies this file, so create it now, in advance, as in Lesson 3.2: save these three lines in a text editor as inventory.txt, directly in the lesson-3.8 folder, and press Enter after the last line, so that every line ends in a line ending. The programs only read it and never change it. The only file they create is inventory-backup.txt, and you remove it by name after each check, so nothing else in the folder is touched. To undo the lesson, leave the folder and delete it: Set-Location .. then Rem</w:t>
-      </w:r>
-      <w:r>
-        <w:t xml:space="preserve">ove-Item -Recurse .\lesson-3.8 (on Linux or macOS, cd .. then rm -r ./lesson-3.8). </w:t>
+        <w:t>Every program copies the same three starting lines, so create them now, in advance, as in Lesson 3.2: save these three lines in a text editor as inventory-start.txt, directly in the lesson-3.8 folder, and press Enter after the last line, so that every line ends in a line ending. No program ever reads or changes inventory-start.txt. The programs create only inventory-backup.txt, in their own language's folder, and you remove it by path after each check, so nothing else is touched. To undo the lesson, leave t</w:t>
+      </w:r>
+      <w:r>
+        <w:t xml:space="preserve">he folder and delete it: Set-Location .. then Remove-Item -Recurse .\lesson-3.8 (on Linux or macOS, cd .. then rm -r ./lesson-3.8). </w:t>
       </w:r>
       <w:r>
         <w:rPr>
@@ -1391,7 +1422,7 @@
         <w:pStyle w:val="Heading3"/>
       </w:pPr>
       <w:r>
-        <w:t>inventory.txt</w:t>
+        <w:t>inventory-start.txt</w:t>
       </w:r>
     </w:p>
     <w:p>
@@ -1427,7 +1458,7 @@
     </w:p>
     <w:p>
       <w:r>
-        <w:t>Then check the starting state from the lesson-3.8 folder. Get-Content (cat on Linux or macOS) must print the three servers, and Test-Path must print False: there is no backup yet.</w:t>
+        <w:t>Languages never share a file they write, and the Exercise changes the original, so each language gets its own copy of the starting lines: inventory.txt, in its own folder. Copy-Item copies the file at the first path to the second path (cp on Linux or macOS), and inventory-start.txt stays as it was.</w:t>
       </w:r>
     </w:p>
     <w:p>
@@ -1440,6 +1471,148 @@
         <w:pStyle w:val="Heading3"/>
       </w:pPr>
       <w:r>
+        <w:t>Windows PowerShell Inventory Copies</w:t>
+      </w:r>
+    </w:p>
+    <w:p>
+      <w:pPr>
+        <w:pStyle w:val="CommandBlock"/>
+        <w:keepNext/>
+      </w:pPr>
+      <w:r>
+        <w:t>Copy-Item inventory-start.txt .\c\inventory.txt</w:t>
+      </w:r>
+    </w:p>
+    <w:p>
+      <w:pPr>
+        <w:pStyle w:val="CommandBlock"/>
+        <w:keepNext/>
+      </w:pPr>
+      <w:r>
+        <w:t>Copy-Item inventory-start.txt .\cpp\inventory.txt</w:t>
+      </w:r>
+    </w:p>
+    <w:p>
+      <w:pPr>
+        <w:pStyle w:val="CommandBlock"/>
+        <w:keepNext/>
+      </w:pPr>
+      <w:r>
+        <w:t>Copy-Item inventory-start.txt .\csharp\inventory.txt</w:t>
+      </w:r>
+    </w:p>
+    <w:p>
+      <w:pPr>
+        <w:pStyle w:val="CommandBlock"/>
+        <w:keepNext/>
+      </w:pPr>
+      <w:r>
+        <w:t>Copy-Item inventory-start.txt .\go\inventory.txt</w:t>
+      </w:r>
+    </w:p>
+    <w:p>
+      <w:pPr>
+        <w:pStyle w:val="CommandBlock"/>
+        <w:keepNext/>
+      </w:pPr>
+      <w:r>
+        <w:t>Copy-Item inventory-start.txt .\python\inventory.txt</w:t>
+      </w:r>
+    </w:p>
+    <w:p>
+      <w:pPr>
+        <w:pStyle w:val="CommandBlock"/>
+      </w:pPr>
+      <w:r>
+        <w:t>Copy-Item inventory-start.txt .\typescript\inventory.txt</w:t>
+      </w:r>
+    </w:p>
+    <w:p>
+      <w:pPr>
+        <w:keepNext/>
+      </w:pPr>
+    </w:p>
+    <w:p>
+      <w:pPr>
+        <w:pStyle w:val="Heading3"/>
+      </w:pPr>
+      <w:r>
+        <w:t>Linux or macOS Inventory Copies</w:t>
+      </w:r>
+    </w:p>
+    <w:p>
+      <w:pPr>
+        <w:pStyle w:val="CommandBlock"/>
+        <w:keepNext/>
+      </w:pPr>
+      <w:r>
+        <w:t>cp inventory-start.txt ./c/inventory.txt</w:t>
+      </w:r>
+    </w:p>
+    <w:p>
+      <w:pPr>
+        <w:pStyle w:val="CommandBlock"/>
+        <w:keepNext/>
+      </w:pPr>
+      <w:r>
+        <w:t>cp inventory-start.txt ./cpp/inventory.txt</w:t>
+      </w:r>
+    </w:p>
+    <w:p>
+      <w:pPr>
+        <w:pStyle w:val="CommandBlock"/>
+        <w:keepNext/>
+      </w:pPr>
+      <w:r>
+        <w:t>cp inventory-start.txt ./csharp/inventory.txt</w:t>
+      </w:r>
+    </w:p>
+    <w:p>
+      <w:pPr>
+        <w:pStyle w:val="CommandBlock"/>
+        <w:keepNext/>
+      </w:pPr>
+      <w:r>
+        <w:t>cp inventory-start.txt ./go/inventory.txt</w:t>
+      </w:r>
+    </w:p>
+    <w:p>
+      <w:pPr>
+        <w:pStyle w:val="CommandBlock"/>
+        <w:keepNext/>
+      </w:pPr>
+      <w:r>
+        <w:t>cp inventory-start.txt ./python/inventory.txt</w:t>
+      </w:r>
+    </w:p>
+    <w:p>
+      <w:pPr>
+        <w:pStyle w:val="CommandBlock"/>
+      </w:pPr>
+      <w:r>
+        <w:t>cp inventory-start.txt ./typescript/inventory.txt</w:t>
+      </w:r>
+    </w:p>
+    <w:p>
+      <w:pPr>
+        <w:keepNext/>
+      </w:pPr>
+    </w:p>
+    <w:p>
+      <w:r>
+        <w:t>Then check the starting state from the lesson-3.8 folder. Get-Content (cat on Linux or macOS) must print the three servers, and Test-Path must print False: there is no backup yet. These commands check the C folder; for another language, type its folder name in place of c: cpp, csharp, go, python, typescript.</w:t>
+      </w:r>
+    </w:p>
+    <w:p>
+      <w:pPr>
+        <w:keepNext/>
+      </w:pPr>
+    </w:p>
+    <w:p>
+      <w:pPr>
+        <w:pStyle w:val="Heading3"/>
+      </w:pPr>
+      <w:r>
         <w:t>Windows PowerShell Starting State Check</w:t>
       </w:r>
     </w:p>
@@ -1449,15 +1622,15 @@
         <w:keepNext/>
       </w:pPr>
       <w:r>
-        <w:t>Get-Content inventory.txt</w:t>
-      </w:r>
-    </w:p>
-    <w:p>
-      <w:pPr>
-        <w:pStyle w:val="CommandBlock"/>
-      </w:pPr>
-      <w:r>
-        <w:t>Test-Path inventory-backup.txt</w:t>
+        <w:t>Get-Content .\c\inventory.txt</w:t>
+      </w:r>
+    </w:p>
+    <w:p>
+      <w:pPr>
+        <w:pStyle w:val="CommandBlock"/>
+      </w:pPr>
+      <w:r>
+        <w:t>Test-Path .\c\inventory-backup.txt</w:t>
       </w:r>
     </w:p>
     <w:p>
@@ -1492,15 +1665,15 @@
         <w:keepNext/>
       </w:pPr>
       <w:r>
-        <w:t>cat inventory.txt</w:t>
-      </w:r>
-    </w:p>
-    <w:p>
-      <w:pPr>
-        <w:pStyle w:val="CommandBlock"/>
-      </w:pPr>
-      <w:r>
-        <w:t>ls inventory-backup.txt</w:t>
+        <w:t>cat ./c/inventory.txt</w:t>
+      </w:r>
+    </w:p>
+    <w:p>
+      <w:pPr>
+        <w:pStyle w:val="CommandBlock"/>
+      </w:pPr>
+      <w:r>
+        <w:t>ls ./c/inventory-backup.txt</w:t>
       </w:r>
     </w:p>
     <w:p>
@@ -1551,10 +1724,10 @@
     </w:p>
     <w:p>
       <w:r>
-        <w:t>Start with the most direct version: main checks with stat that inventory-backup.txt does not exist yet and stops with an Error line if it does, reads inventory.txt into a char array with fopen and fread, writes the same bytes into inventory-backup.txt with fopen and fwrite, prints the Copied line, and checks with stat that both files exist. Even this Basic version checks both fopen results, because reading or writing through NULL would crash the program, and it checks that the whole original fit in its char</w:t>
-      </w:r>
-      <w:r>
-        <w:t xml:space="preserve"> array. Every step is commented, so read the comments as you type it.</w:t>
+        <w:t>Start with the most direct version: main joins the paths .\c\inventory.txt and .\c\inventory-backup.txt, checks with stat that the backup does not exist yet and stops with an Error line if it does, reads the original into a char array with fopen and fread, writes the same bytes into the backup with fopen and fwrite, prints the Copied line, and checks with stat that both files exist. Even this Basic version checks both fopen results, because reading or writing through NULL would crash the program, and it che</w:t>
+      </w:r>
+      <w:r>
+        <w:t>cks that the whole original fit in its char array. Every step is commented, so read the comments as you type it.</w:t>
       </w:r>
     </w:p>
     <w:p>
@@ -1614,6 +1787,59 @@
         <w:pStyle w:val="SourceCode"/>
       </w:pPr>
       <w:r>
+        <w:t>// Remember, #ifdef picks code per system: \ on Windows, / elsewhere.</w:t>
+      </w:r>
+    </w:p>
+    <w:p>
+      <w:pPr>
+        <w:pStyle w:val="SourceCode"/>
+      </w:pPr>
+      <w:r>
+        <w:t>#ifdef _WIN32</w:t>
+      </w:r>
+    </w:p>
+    <w:p>
+      <w:pPr>
+        <w:pStyle w:val="SourceCode"/>
+      </w:pPr>
+      <w:r>
+        <w:t>#define SEPARATOR "\\"</w:t>
+      </w:r>
+    </w:p>
+    <w:p>
+      <w:pPr>
+        <w:pStyle w:val="SourceCode"/>
+      </w:pPr>
+      <w:r>
+        <w:t>#else</w:t>
+      </w:r>
+    </w:p>
+    <w:p>
+      <w:pPr>
+        <w:pStyle w:val="SourceCode"/>
+      </w:pPr>
+      <w:r>
+        <w:t>#define SEPARATOR "/"</w:t>
+      </w:r>
+    </w:p>
+    <w:p>
+      <w:pPr>
+        <w:pStyle w:val="SourceCode"/>
+      </w:pPr>
+      <w:r>
+        <w:t>#endif</w:t>
+      </w:r>
+    </w:p>
+    <w:p>
+      <w:pPr>
+        <w:pStyle w:val="SourceCode"/>
+      </w:pPr>
+    </w:p>
+    <w:p>
+      <w:pPr>
+        <w:pStyle w:val="SourceCode"/>
+      </w:pPr>
+      <w:r>
         <w:t>// Remember, main starts the program; 0 = success, 1 = failure.</w:t>
       </w:r>
     </w:p>
@@ -1630,47 +1856,95 @@
         <w:pStyle w:val="SourceCode"/>
       </w:pPr>
       <w:r>
-        <w:t xml:space="preserve">    // The file to copy, and the name of the copy. A backup is a copy</w:t>
-      </w:r>
-    </w:p>
-    <w:p>
-      <w:pPr>
-        <w:pStyle w:val="SourceCode"/>
-      </w:pPr>
-      <w:r>
-        <w:t xml:space="preserve">    // kept so the original's contents can be brought back if the original</w:t>
-      </w:r>
-    </w:p>
-    <w:p>
-      <w:pPr>
-        <w:pStyle w:val="SourceCode"/>
-      </w:pPr>
-      <w:r>
-        <w:t xml:space="preserve">    // is lost or damaged. Remember, const char * holds the location of</w:t>
-      </w:r>
-    </w:p>
-    <w:p>
-      <w:pPr>
-        <w:pStyle w:val="SourceCode"/>
-      </w:pPr>
-      <w:r>
-        <w:t xml:space="preserve">    // fixed text, and a relative path starts from the working directory.</w:t>
-      </w:r>
-    </w:p>
-    <w:p>
-      <w:pPr>
-        <w:pStyle w:val="SourceCode"/>
-      </w:pPr>
-      <w:r>
-        <w:t xml:space="preserve">    const char *source = "inventory.txt";</w:t>
-      </w:r>
-    </w:p>
-    <w:p>
-      <w:pPr>
-        <w:pStyle w:val="SourceCode"/>
-      </w:pPr>
-      <w:r>
-        <w:t xml:space="preserve">    const char *backup = "inventory-backup.txt";</w:t>
+        <w:t xml:space="preserve">    // The file to copy, and the name of the copy, both in the c folder,</w:t>
+      </w:r>
+    </w:p>
+    <w:p>
+      <w:pPr>
+        <w:pStyle w:val="SourceCode"/>
+      </w:pPr>
+      <w:r>
+        <w:t xml:space="preserve">    // so the C programs write only inside their own folder. A backup is</w:t>
+      </w:r>
+    </w:p>
+    <w:p>
+      <w:pPr>
+        <w:pStyle w:val="SourceCode"/>
+      </w:pPr>
+      <w:r>
+        <w:t xml:space="preserve">    // a copy kept so the original's contents can be brought back if the</w:t>
+      </w:r>
+    </w:p>
+    <w:p>
+      <w:pPr>
+        <w:pStyle w:val="SourceCode"/>
+      </w:pPr>
+      <w:r>
+        <w:t xml:space="preserve">    // original is lost or damaged. Remember, join builds the path with</w:t>
+      </w:r>
+    </w:p>
+    <w:p>
+      <w:pPr>
+        <w:pStyle w:val="SourceCode"/>
+      </w:pPr>
+      <w:r>
+        <w:t xml:space="preserve">    // the right separator; C joins with snprintf, one %s per part: c,</w:t>
+      </w:r>
+    </w:p>
+    <w:p>
+      <w:pPr>
+        <w:pStyle w:val="SourceCode"/>
+      </w:pPr>
+      <w:r>
+        <w:t xml:space="preserve">    // SEPARATOR, and the file's name. A relative path starts from the</w:t>
+      </w:r>
+    </w:p>
+    <w:p>
+      <w:pPr>
+        <w:pStyle w:val="SourceCode"/>
+      </w:pPr>
+      <w:r>
+        <w:t xml:space="preserve">    // working directory.</w:t>
+      </w:r>
+    </w:p>
+    <w:p>
+      <w:pPr>
+        <w:pStyle w:val="SourceCode"/>
+      </w:pPr>
+      <w:r>
+        <w:t xml:space="preserve">    char source[256] = "";</w:t>
+      </w:r>
+    </w:p>
+    <w:p>
+      <w:pPr>
+        <w:pStyle w:val="SourceCode"/>
+      </w:pPr>
+      <w:r>
+        <w:t xml:space="preserve">    snprintf(source, sizeof source, "%s%s%s", "c", SEPARATOR, "inventory.txt");</w:t>
+      </w:r>
+    </w:p>
+    <w:p>
+      <w:pPr>
+        <w:pStyle w:val="SourceCode"/>
+      </w:pPr>
+      <w:r>
+        <w:t xml:space="preserve">    char backup[256] = "";</w:t>
+      </w:r>
+    </w:p>
+    <w:p>
+      <w:pPr>
+        <w:pStyle w:val="SourceCode"/>
+      </w:pPr>
+      <w:r>
+        <w:t xml:space="preserve">    snprintf(backup, sizeof backup, "%s%s%s", "c", SEPARATOR,</w:t>
+      </w:r>
+    </w:p>
+    <w:p>
+      <w:pPr>
+        <w:pStyle w:val="SourceCode"/>
+      </w:pPr>
+      <w:r>
+        <w:t xml:space="preserve">             "inventory-backup.txt");</w:t>
       </w:r>
     </w:p>
     <w:p>
@@ -2417,7 +2691,7 @@
         <w:keepNext/>
       </w:pPr>
       <w:r>
-        <w:t>Copied inventory.txt to inventory-backup.txt</w:t>
+        <w:t>Copied c\inventory.txt to c\inventory-backup.txt</w:t>
       </w:r>
     </w:p>
     <w:p>
@@ -2426,7 +2700,7 @@
         <w:keepNext/>
       </w:pPr>
       <w:r>
-        <w:t>inventory.txt exists: yes</w:t>
+        <w:t>c\inventory.txt exists: yes</w:t>
       </w:r>
     </w:p>
     <w:p>
@@ -2434,7 +2708,7 @@
         <w:pStyle w:val="RequiredOutput"/>
       </w:pPr>
       <w:r>
-        <w:t>inventory-backup.txt exists: yes</w:t>
+        <w:t>c\inventory-backup.txt exists: yes</w:t>
       </w:r>
     </w:p>
     <w:p>
@@ -2447,7 +2721,7 @@
         <w:pStyle w:val="ListBullet"/>
       </w:pPr>
       <w:r>
-        <w:t>Copied inventory.txt to inventory-backup.txt is printed after the copy has been made.</w:t>
+        <w:t>The Copied line names the two paths the program joined, c and then each file's name, and is printed after the copy has been made.</w:t>
       </w:r>
     </w:p>
     <w:p>
@@ -2455,7 +2729,7 @@
         <w:pStyle w:val="ListBullet"/>
       </w:pPr>
       <w:r>
-        <w:t>inventory.txt exists: yes proves the original is still there: copying only reads it.</w:t>
+        <w:t>The first exists line proves the original, .\c\inventory.txt, is still there: copying only reads it.</w:t>
       </w:r>
     </w:p>
     <w:p>
@@ -2463,7 +2737,7 @@
         <w:pStyle w:val="ListBullet"/>
       </w:pPr>
       <w:r>
-        <w:t>inventory-backup.txt exists: yes proves the copy was created next to it.</w:t>
+        <w:t>The second exists line proves the copy, .\c\inventory-backup.txt, was created next to it, in the same folder.</w:t>
       </w:r>
     </w:p>
     <w:p>
@@ -2479,7 +2753,7 @@
         <w:pStyle w:val="ListBullet"/>
       </w:pPr>
       <w:r>
-        <w:t>If the program prints Error: could not read inventory.txt, the original is missing: check that inventory.txt is saved in the lesson-3.8 folder and that you run the program from there.</w:t>
+        <w:t>If the program prints Error: could not read, followed by the path, the original is missing: check that Project Setup copied inventory-start.txt to .\c\inventory.txt and that you run the program from the lesson-3.8 folder.</w:t>
       </w:r>
     </w:p>
     <w:p>
@@ -2487,7 +2761,7 @@
         <w:pStyle w:val="ListBullet"/>
       </w:pPr>
       <w:r>
-        <w:t>If the program prints Error: inventory-backup.txt already exists; nothing was changed, the backup is still there from an earlier run. Remove it with Remove-Item inventory-backup.txt (rm on Linux or macOS), and run the program again.</w:t>
+        <w:t>If the program prints an Error line that ends in already exists; nothing was changed, the backup is still there from an earlier run. Remove it with Remove-Item .\c\inventory-backup.txt (rm on Linux or macOS), and run the program again.</w:t>
       </w:r>
     </w:p>
     <w:p>
@@ -2495,7 +2769,7 @@
         <w:pStyle w:val="ListBullet"/>
       </w:pPr>
       <w:r>
-        <w:t>Run every program from the lesson-3.8 folder. A relative path starts from the working directory, so a program run from another folder looks for inventory.txt there.</w:t>
+        <w:t>Run every program from the lesson-3.8 folder. A relative path starts from the working directory, so a program run from another folder looks for .\c\inventory.txt there.</w:t>
       </w:r>
     </w:p>
     <w:p>
@@ -2524,47 +2798,47 @@
         <w:keepNext/>
       </w:pPr>
       <w:r>
-        <w:t>Now look inside both files. Get-Content prints each file's lines. Then Remove-Item removes the backup, by name, so the next program can create it again, and Test-Path answers for both files, one line each.</w:t>
-      </w:r>
-    </w:p>
-    <w:p>
-      <w:pPr>
-        <w:keepNext/>
-      </w:pPr>
-    </w:p>
-    <w:p>
-      <w:pPr>
-        <w:pStyle w:val="CommandBlock"/>
-        <w:keepNext/>
-      </w:pPr>
-      <w:r>
-        <w:t>Get-Content inventory.txt</w:t>
-      </w:r>
-    </w:p>
-    <w:p>
-      <w:pPr>
-        <w:pStyle w:val="CommandBlock"/>
-        <w:keepNext/>
-      </w:pPr>
-      <w:r>
-        <w:t>Get-Content inventory-backup.txt</w:t>
-      </w:r>
-    </w:p>
-    <w:p>
-      <w:pPr>
-        <w:pStyle w:val="CommandBlock"/>
-        <w:keepNext/>
-      </w:pPr>
-      <w:r>
-        <w:t>Remove-Item inventory-backup.txt</w:t>
-      </w:r>
-    </w:p>
-    <w:p>
-      <w:pPr>
-        <w:pStyle w:val="CommandBlock"/>
-      </w:pPr>
-      <w:r>
-        <w:t>Test-Path inventory.txt, inventory-backup.txt</w:t>
+        <w:t>Now look inside both files. Get-Content prints each file's lines. Then Remove-Item removes the backup, by path, so the Production-Minded version can create it again, and Test-Path answers for both files, one line each.</w:t>
+      </w:r>
+    </w:p>
+    <w:p>
+      <w:pPr>
+        <w:keepNext/>
+      </w:pPr>
+    </w:p>
+    <w:p>
+      <w:pPr>
+        <w:pStyle w:val="CommandBlock"/>
+        <w:keepNext/>
+      </w:pPr>
+      <w:r>
+        <w:t>Get-Content .\c\inventory.txt</w:t>
+      </w:r>
+    </w:p>
+    <w:p>
+      <w:pPr>
+        <w:pStyle w:val="CommandBlock"/>
+        <w:keepNext/>
+      </w:pPr>
+      <w:r>
+        <w:t>Get-Content .\c\inventory-backup.txt</w:t>
+      </w:r>
+    </w:p>
+    <w:p>
+      <w:pPr>
+        <w:pStyle w:val="CommandBlock"/>
+        <w:keepNext/>
+      </w:pPr>
+      <w:r>
+        <w:t>Remove-Item .\c\inventory-backup.txt</w:t>
+      </w:r>
+    </w:p>
+    <w:p>
+      <w:pPr>
+        <w:pStyle w:val="CommandBlock"/>
+      </w:pPr>
+      <w:r>
+        <w:t>Test-Path .\c\inventory.txt, .\c\inventory-backup.txt</w:t>
       </w:r>
     </w:p>
     <w:p>
@@ -2585,47 +2859,47 @@
         <w:keepNext/>
       </w:pPr>
       <w:r>
-        <w:t>cat prints each file, rm removes the backup, and ls then lists inventory.txt and reports that inventory-backup.txt is no longer there.</w:t>
-      </w:r>
-    </w:p>
-    <w:p>
-      <w:pPr>
-        <w:keepNext/>
-      </w:pPr>
-    </w:p>
-    <w:p>
-      <w:pPr>
-        <w:pStyle w:val="CommandBlock"/>
-        <w:keepNext/>
-      </w:pPr>
-      <w:r>
-        <w:t>cat inventory.txt</w:t>
-      </w:r>
-    </w:p>
-    <w:p>
-      <w:pPr>
-        <w:pStyle w:val="CommandBlock"/>
-        <w:keepNext/>
-      </w:pPr>
-      <w:r>
-        <w:t>cat inventory-backup.txt</w:t>
-      </w:r>
-    </w:p>
-    <w:p>
-      <w:pPr>
-        <w:pStyle w:val="CommandBlock"/>
-        <w:keepNext/>
-      </w:pPr>
-      <w:r>
-        <w:t>rm inventory-backup.txt</w:t>
-      </w:r>
-    </w:p>
-    <w:p>
-      <w:pPr>
-        <w:pStyle w:val="CommandBlock"/>
-      </w:pPr>
-      <w:r>
-        <w:t>ls inventory.txt inventory-backup.txt</w:t>
+        <w:t>cat prints each file, rm removes the backup, and ls then lists the original and reports that the backup is no longer there.</w:t>
+      </w:r>
+    </w:p>
+    <w:p>
+      <w:pPr>
+        <w:keepNext/>
+      </w:pPr>
+    </w:p>
+    <w:p>
+      <w:pPr>
+        <w:pStyle w:val="CommandBlock"/>
+        <w:keepNext/>
+      </w:pPr>
+      <w:r>
+        <w:t>cat ./c/inventory.txt</w:t>
+      </w:r>
+    </w:p>
+    <w:p>
+      <w:pPr>
+        <w:pStyle w:val="CommandBlock"/>
+        <w:keepNext/>
+      </w:pPr>
+      <w:r>
+        <w:t>cat ./c/inventory-backup.txt</w:t>
+      </w:r>
+    </w:p>
+    <w:p>
+      <w:pPr>
+        <w:pStyle w:val="CommandBlock"/>
+        <w:keepNext/>
+      </w:pPr>
+      <w:r>
+        <w:t>rm ./c/inventory-backup.txt</w:t>
+      </w:r>
+    </w:p>
+    <w:p>
+      <w:pPr>
+        <w:pStyle w:val="CommandBlock"/>
+      </w:pPr>
+      <w:r>
+        <w:t>ls ./c/inventory.txt ./c/inventory-backup.txt</w:t>
       </w:r>
     </w:p>
     <w:p>
@@ -2724,7 +2998,7 @@
     </w:p>
     <w:p>
       <w:r>
-        <w:t>On Linux or macOS the last two lines differ: ls prints inventory.txt, and then a message that it cannot access inventory-backup.txt. The first three lines are the original and the next three are the copy: the same lines in the same order, so the backup matches the original. True and False prove that the copy is a separate file: removing the backup left the original where it was.</w:t>
+        <w:t>On Linux or macOS the last two lines differ: ls prints the original's path, and then a message that it cannot access the backup. The first three lines are the original and the next three are the copy: the same lines in the same order, so the backup matches the original. True and False prove that the copy is a separate file: removing the backup left the original where it was.</w:t>
       </w:r>
     </w:p>
     <w:p>
@@ -2807,6 +3081,59 @@
         <w:pStyle w:val="SourceCode"/>
       </w:pPr>
       <w:r>
+        <w:t>// Remember, #ifdef picks code per system: \ on Windows, / elsewhere.</w:t>
+      </w:r>
+    </w:p>
+    <w:p>
+      <w:pPr>
+        <w:pStyle w:val="SourceCode"/>
+      </w:pPr>
+      <w:r>
+        <w:t>#ifdef _WIN32</w:t>
+      </w:r>
+    </w:p>
+    <w:p>
+      <w:pPr>
+        <w:pStyle w:val="SourceCode"/>
+      </w:pPr>
+      <w:r>
+        <w:t>#define SEPARATOR "\\"</w:t>
+      </w:r>
+    </w:p>
+    <w:p>
+      <w:pPr>
+        <w:pStyle w:val="SourceCode"/>
+      </w:pPr>
+      <w:r>
+        <w:t>#else</w:t>
+      </w:r>
+    </w:p>
+    <w:p>
+      <w:pPr>
+        <w:pStyle w:val="SourceCode"/>
+      </w:pPr>
+      <w:r>
+        <w:t>#define SEPARATOR "/"</w:t>
+      </w:r>
+    </w:p>
+    <w:p>
+      <w:pPr>
+        <w:pStyle w:val="SourceCode"/>
+      </w:pPr>
+      <w:r>
+        <w:t>#endif</w:t>
+      </w:r>
+    </w:p>
+    <w:p>
+      <w:pPr>
+        <w:pStyle w:val="SourceCode"/>
+      </w:pPr>
+    </w:p>
+    <w:p>
+      <w:pPr>
+        <w:pStyle w:val="SourceCode"/>
+      </w:pPr>
+      <w:r>
         <w:t>// Copies the file at source into a new file at destination and returns</w:t>
       </w:r>
     </w:p>
@@ -3222,15 +3549,63 @@
         <w:pStyle w:val="SourceCode"/>
       </w:pPr>
       <w:r>
-        <w:t xml:space="preserve">    const char *source = "inventory.txt";</w:t>
-      </w:r>
-    </w:p>
-    <w:p>
-      <w:pPr>
-        <w:pStyle w:val="SourceCode"/>
-      </w:pPr>
-      <w:r>
-        <w:t xml:space="preserve">    const char *backup = "inventory-backup.txt";</w:t>
+        <w:t xml:space="preserve">    // Both files are in the c folder, so the C programs write only inside</w:t>
+      </w:r>
+    </w:p>
+    <w:p>
+      <w:pPr>
+        <w:pStyle w:val="SourceCode"/>
+      </w:pPr>
+      <w:r>
+        <w:t xml:space="preserve">    // their own folder. Remember, join builds the path with the right</w:t>
+      </w:r>
+    </w:p>
+    <w:p>
+      <w:pPr>
+        <w:pStyle w:val="SourceCode"/>
+      </w:pPr>
+      <w:r>
+        <w:t xml:space="preserve">    // separator.</w:t>
+      </w:r>
+    </w:p>
+    <w:p>
+      <w:pPr>
+        <w:pStyle w:val="SourceCode"/>
+      </w:pPr>
+      <w:r>
+        <w:t xml:space="preserve">    char source[256] = "";</w:t>
+      </w:r>
+    </w:p>
+    <w:p>
+      <w:pPr>
+        <w:pStyle w:val="SourceCode"/>
+      </w:pPr>
+      <w:r>
+        <w:t xml:space="preserve">    snprintf(source, sizeof source, "%s%s%s", "c", SEPARATOR, "inventory.txt");</w:t>
+      </w:r>
+    </w:p>
+    <w:p>
+      <w:pPr>
+        <w:pStyle w:val="SourceCode"/>
+      </w:pPr>
+      <w:r>
+        <w:t xml:space="preserve">    char backup[256] = "";</w:t>
+      </w:r>
+    </w:p>
+    <w:p>
+      <w:pPr>
+        <w:pStyle w:val="SourceCode"/>
+      </w:pPr>
+      <w:r>
+        <w:t xml:space="preserve">    snprintf(backup, sizeof backup, "%s%s%s", "c", SEPARATOR,</w:t>
+      </w:r>
+    </w:p>
+    <w:p>
+      <w:pPr>
+        <w:pStyle w:val="SourceCode"/>
+      </w:pPr>
+      <w:r>
+        <w:t xml:space="preserve">             "inventory-backup.txt");</w:t>
       </w:r>
     </w:p>
     <w:p>
@@ -3618,7 +3993,7 @@
         <w:keepNext/>
       </w:pPr>
       <w:r>
-        <w:t>Copied inventory.txt to inventory-backup.txt</w:t>
+        <w:t>Copied c\inventory.txt to c\inventory-backup.txt</w:t>
       </w:r>
     </w:p>
     <w:p>
@@ -3627,7 +4002,7 @@
         <w:keepNext/>
       </w:pPr>
       <w:r>
-        <w:t>inventory.txt exists: yes</w:t>
+        <w:t>c\inventory.txt exists: yes</w:t>
       </w:r>
     </w:p>
     <w:p>
@@ -3635,7 +4010,7 @@
         <w:pStyle w:val="RequiredOutput"/>
       </w:pPr>
       <w:r>
-        <w:t>inventory-backup.txt exists: yes</w:t>
+        <w:t>c\inventory-backup.txt exists: yes</w:t>
       </w:r>
     </w:p>
     <w:p>
@@ -3664,7 +4039,7 @@
         <w:pStyle w:val="ListBullet"/>
       </w:pPr>
       <w:r>
-        <w:t>Leave inventory-backup.txt where it is: the Backup Exists Check below writes old-backup into it and removes it at the end.</w:t>
+        <w:t>Leave .\c\inventory-backup.txt where it is: the Backup Exists Check below writes old-backup into it and removes it at the end.</w:t>
       </w:r>
     </w:p>
     <w:p>
@@ -3672,7 +4047,7 @@
         <w:pStyle w:val="ListBullet"/>
       </w:pPr>
       <w:r>
-        <w:t>If the program prints Error: inventory-backup.txt already exists; nothing was changed, the backup is still there from an earlier run. Remove it with Remove-Item inventory-backup.txt (rm on Linux or macOS), and run the program again.</w:t>
+        <w:t>If the program prints an Error line that ends in already exists; nothing was changed, the backup is still there from an earlier run. Remove it with Remove-Item .\c\inventory-backup.txt (rm on Linux or macOS), and run the program again.</w:t>
       </w:r>
     </w:p>
     <w:p>
@@ -3701,21 +4076,21 @@
         <w:keepNext/>
       </w:pPr>
       <w:r>
-        <w:t>Now prove that the program never replaces a backup that is already there. Set-Content writes old-backup into inventory-backup.txt, standing in for an older backup you want to keep. Then the program runs, $LASTEXITCODE shows its exit code, Get-Content shows both files, and Remove-Item and Test-Path remove the backup by name and confirm it is gone.</w:t>
-      </w:r>
-    </w:p>
-    <w:p>
-      <w:pPr>
-        <w:keepNext/>
-      </w:pPr>
-    </w:p>
-    <w:p>
-      <w:pPr>
-        <w:pStyle w:val="CommandBlock"/>
-        <w:keepNext/>
-      </w:pPr>
-      <w:r>
-        <w:t>Set-Content inventory-backup.txt old-backup</w:t>
+        <w:t>Now prove that the program never replaces a backup that is already there. Set-Content writes old-backup into .\c\inventory-backup.txt, standing in for an older backup you want to keep. Then the program runs, $LASTEXITCODE shows its exit code, Get-Content shows both files, and Remove-Item and Test-Path remove the backup by path and confirm it is gone.</w:t>
+      </w:r>
+    </w:p>
+    <w:p>
+      <w:pPr>
+        <w:keepNext/>
+      </w:pPr>
+    </w:p>
+    <w:p>
+      <w:pPr>
+        <w:pStyle w:val="CommandBlock"/>
+        <w:keepNext/>
+      </w:pPr>
+      <w:r>
+        <w:t>Set-Content .\c\inventory-backup.txt old-backup</w:t>
       </w:r>
     </w:p>
     <w:p>
@@ -3742,33 +4117,33 @@
         <w:keepNext/>
       </w:pPr>
       <w:r>
-        <w:t>Get-Content inventory-backup.txt</w:t>
-      </w:r>
-    </w:p>
-    <w:p>
-      <w:pPr>
-        <w:pStyle w:val="CommandBlock"/>
-        <w:keepNext/>
-      </w:pPr>
-      <w:r>
-        <w:t>Get-Content inventory.txt</w:t>
-      </w:r>
-    </w:p>
-    <w:p>
-      <w:pPr>
-        <w:pStyle w:val="CommandBlock"/>
-        <w:keepNext/>
-      </w:pPr>
-      <w:r>
-        <w:t>Remove-Item inventory-backup.txt</w:t>
-      </w:r>
-    </w:p>
-    <w:p>
-      <w:pPr>
-        <w:pStyle w:val="CommandBlock"/>
-      </w:pPr>
-      <w:r>
-        <w:t>Test-Path inventory-backup.txt</w:t>
+        <w:t>Get-Content .\c\inventory-backup.txt</w:t>
+      </w:r>
+    </w:p>
+    <w:p>
+      <w:pPr>
+        <w:pStyle w:val="CommandBlock"/>
+        <w:keepNext/>
+      </w:pPr>
+      <w:r>
+        <w:t>Get-Content .\c\inventory.txt</w:t>
+      </w:r>
+    </w:p>
+    <w:p>
+      <w:pPr>
+        <w:pStyle w:val="CommandBlock"/>
+        <w:keepNext/>
+      </w:pPr>
+      <w:r>
+        <w:t>Remove-Item .\c\inventory-backup.txt</w:t>
+      </w:r>
+    </w:p>
+    <w:p>
+      <w:pPr>
+        <w:pStyle w:val="CommandBlock"/>
+      </w:pPr>
+      <w:r>
+        <w:t>Test-Path .\c\inventory-backup.txt</w:t>
       </w:r>
     </w:p>
     <w:p>
@@ -3803,7 +4178,7 @@
         <w:keepNext/>
       </w:pPr>
       <w:r>
-        <w:t>echo old-backup &gt; inventory-backup.txt</w:t>
+        <w:t>echo old-backup &gt; ./c/inventory-backup.txt</w:t>
       </w:r>
     </w:p>
     <w:p>
@@ -3830,33 +4205,33 @@
         <w:keepNext/>
       </w:pPr>
       <w:r>
-        <w:t>cat inventory-backup.txt</w:t>
-      </w:r>
-    </w:p>
-    <w:p>
-      <w:pPr>
-        <w:pStyle w:val="CommandBlock"/>
-        <w:keepNext/>
-      </w:pPr>
-      <w:r>
-        <w:t>cat inventory.txt</w:t>
-      </w:r>
-    </w:p>
-    <w:p>
-      <w:pPr>
-        <w:pStyle w:val="CommandBlock"/>
-        <w:keepNext/>
-      </w:pPr>
-      <w:r>
-        <w:t>rm inventory-backup.txt</w:t>
-      </w:r>
-    </w:p>
-    <w:p>
-      <w:pPr>
-        <w:pStyle w:val="CommandBlock"/>
-      </w:pPr>
-      <w:r>
-        <w:t>ls inventory-backup.txt</w:t>
+        <w:t>cat ./c/inventory-backup.txt</w:t>
+      </w:r>
+    </w:p>
+    <w:p>
+      <w:pPr>
+        <w:pStyle w:val="CommandBlock"/>
+        <w:keepNext/>
+      </w:pPr>
+      <w:r>
+        <w:t>cat ./c/inventory.txt</w:t>
+      </w:r>
+    </w:p>
+    <w:p>
+      <w:pPr>
+        <w:pStyle w:val="CommandBlock"/>
+        <w:keepNext/>
+      </w:pPr>
+      <w:r>
+        <w:t>rm ./c/inventory-backup.txt</w:t>
+      </w:r>
+    </w:p>
+    <w:p>
+      <w:pPr>
+        <w:pStyle w:val="CommandBlock"/>
+      </w:pPr>
+      <w:r>
+        <w:t>ls ./c/inventory-backup.txt</w:t>
       </w:r>
     </w:p>
     <w:p>
@@ -3882,17 +4257,17 @@
         <w:pStyle w:val="RequiredOutput"/>
       </w:pPr>
       <w:r>
-        <w:t>Error: inventory-backup.txt already exists; nothing was changed</w:t>
-      </w:r>
-    </w:p>
-    <w:p>
-      <w:pPr>
-        <w:keepNext/>
-      </w:pPr>
-    </w:p>
-    <w:p>
-      <w:r>
-        <w:t>Then $LASTEXITCODE prints 1, Get-Content prints old-backup and then the three servers, and Test-Path prints False (on Linux or macOS, echo $? prints 1, and ls reports that it cannot access inventory-backup.txt). Both files are exactly as they were, so the program changed nothing, and it printed no Copied line. If Get-Content prints the three servers instead of old-backup, the stat check in copy_file is missing: fopen with "wb" emptied your file, and the copy was written over it.</w:t>
+        <w:t>Error: c\inventory-backup.txt already exists; nothing was changed</w:t>
+      </w:r>
+    </w:p>
+    <w:p>
+      <w:pPr>
+        <w:keepNext/>
+      </w:pPr>
+    </w:p>
+    <w:p>
+      <w:r>
+        <w:t>Then $LASTEXITCODE prints 1, Get-Content prints old-backup and then the three servers, and Test-Path prints False (on Linux or macOS, echo $? prints 1, and ls reports that it cannot access the backup). Both files are exactly as they were, so the program changed nothing, and it printed no Copied line. If Get-Content prints the three servers instead of old-backup, the stat check in copy_file is missing: fopen with "wb" emptied your file, and the copy was written over it.</w:t>
       </w:r>
     </w:p>
     <w:p>
@@ -3926,7 +4301,7 @@
         <w:pStyle w:val="ListBullet"/>
       </w:pPr>
       <w:r>
-        <w:t>The bytes pass through a char array, so this copy handles at most 1024 bytes, plenty for the inventory. Neither version ever copies only part of a longer file: the Basic version refuses with its own Error line, Error: inventory.txt is over 1024 bytes; nothing was changed, and the Production-Minded copy_file reports it as a failure.</w:t>
+        <w:t>The bytes pass through a char array, so this copy handles at most 1024 bytes, plenty for the inventory. Neither version ever copies only part of a longer file: the Basic version refuses with its own Error line, which names the path and ends in is over 1024 bytes; nothing was changed, and the Production-Minded copy_file reports it as a failure.</w:t>
       </w:r>
     </w:p>
     <w:p>
@@ -3950,7 +4325,7 @@
         <w:pStyle w:val="ListBullet"/>
       </w:pPr>
       <w:r>
-        <w:t>When the copy fails for any other reason, C writes its own Error line, Error: could not copy inventory.txt to inventory-backup.txt, because C has no error object that names the reason.</w:t>
+        <w:t>When the copy fails for any other reason, C writes its own Error line, Error: could not copy, followed by both paths, because C has no error object that names the reason.</w:t>
       </w:r>
     </w:p>
     <w:p>
@@ -3968,7 +4343,7 @@
     </w:p>
     <w:p>
       <w:r>
-        <w:t>Both versions refuse to copy when inventory-backup.txt already exists, copy inventory.txt into a new inventory-backup.txt, and check that both files exist. The Basic version does it all in main and trusts the copy. The Production-Minded version copies through copy_file, which the Challenge and later lessons reuse, checks the copy the way Lesson 2.11 taught, and prints nothing until the copy has succeeded, so a failure shows one Error line and exit code 1.</w:t>
+        <w:t>Both versions refuse to copy when .\c\inventory-backup.txt already exists, copy .\c\inventory.txt into a new .\c\inventory-backup.txt, and check that both files exist. The Basic version does it all in main and trusts the copy. The Production-Minded version copies through copy_file, which the Challenge and later lessons reuse, checks the copy the way Lesson 2.11 taught, and prints nothing until the copy has succeeded, so a failure shows one Error line and exit code 1.</w:t>
       </w:r>
     </w:p>
     <w:p>
@@ -4019,7 +4394,7 @@
     </w:p>
     <w:p>
       <w:r>
-        <w:t>Start with the most direct version: main checks with std::filesystem::exists that inventory-backup.txt does not exist yet and stops with an Error line if it does, copies with std::filesystem::copy_file, prints the Copied line, and checks that both files exist. This Basic version trusts that the copy works; the Production-Minded version checks. Every step is commented, so read the comments as you type it.</w:t>
+        <w:t>Start with the most direct version: main joins the paths .\cpp\inventory.txt and .\cpp\inventory-backup.txt, checks with std::filesystem::exists that the backup does not exist yet and stops with an Error line if it does, copies with std::filesystem::copy_file, prints the Copied line, and checks that both files exist. This Basic version trusts that the copy works; the Production-Minded version checks. Every step is commented, so read the comments as you type it.</w:t>
       </w:r>
     </w:p>
     <w:p>
@@ -4103,47 +4478,87 @@
         <w:pStyle w:val="SourceCode"/>
       </w:pPr>
       <w:r>
-        <w:t xml:space="preserve">    // The file to copy, and the name of the copy. A backup is a copy</w:t>
-      </w:r>
-    </w:p>
-    <w:p>
-      <w:pPr>
-        <w:pStyle w:val="SourceCode"/>
-      </w:pPr>
-      <w:r>
-        <w:t xml:space="preserve">    // kept so the original's contents can be brought back if the original</w:t>
-      </w:r>
-    </w:p>
-    <w:p>
-      <w:pPr>
-        <w:pStyle w:val="SourceCode"/>
-      </w:pPr>
-      <w:r>
-        <w:t xml:space="preserve">    // is lost or damaged. Remember, a relative path starts from the</w:t>
-      </w:r>
-    </w:p>
-    <w:p>
-      <w:pPr>
-        <w:pStyle w:val="SourceCode"/>
-      </w:pPr>
-      <w:r>
-        <w:t xml:space="preserve">    // working directory.</w:t>
-      </w:r>
-    </w:p>
-    <w:p>
-      <w:pPr>
-        <w:pStyle w:val="SourceCode"/>
-      </w:pPr>
-      <w:r>
-        <w:t xml:space="preserve">    const std::string source = "inventory.txt";</w:t>
-      </w:r>
-    </w:p>
-    <w:p>
-      <w:pPr>
-        <w:pStyle w:val="SourceCode"/>
-      </w:pPr>
-      <w:r>
-        <w:t xml:space="preserve">    const std::string backup = "inventory-backup.txt";</w:t>
+        <w:t xml:space="preserve">    // The file to copy, and the name of the copy, both in the cpp folder,</w:t>
+      </w:r>
+    </w:p>
+    <w:p>
+      <w:pPr>
+        <w:pStyle w:val="SourceCode"/>
+      </w:pPr>
+      <w:r>
+        <w:t xml:space="preserve">    // so the C++ programs write only inside their own folder. A backup</w:t>
+      </w:r>
+    </w:p>
+    <w:p>
+      <w:pPr>
+        <w:pStyle w:val="SourceCode"/>
+      </w:pPr>
+      <w:r>
+        <w:t xml:space="preserve">    // is a copy kept so the original's contents can be brought back if</w:t>
+      </w:r>
+    </w:p>
+    <w:p>
+      <w:pPr>
+        <w:pStyle w:val="SourceCode"/>
+      </w:pPr>
+      <w:r>
+        <w:t xml:space="preserve">    // the original is lost or damaged. Remember, join builds the path</w:t>
+      </w:r>
+    </w:p>
+    <w:p>
+      <w:pPr>
+        <w:pStyle w:val="SourceCode"/>
+      </w:pPr>
+      <w:r>
+        <w:t xml:space="preserve">    // with the right separator; in C++ that is / between two parts, and</w:t>
+      </w:r>
+    </w:p>
+    <w:p>
+      <w:pPr>
+        <w:pStyle w:val="SourceCode"/>
+      </w:pPr>
+      <w:r>
+        <w:t xml:space="preserve">    // .string() turns the joined path into a std::string. A relative</w:t>
+      </w:r>
+    </w:p>
+    <w:p>
+      <w:pPr>
+        <w:pStyle w:val="SourceCode"/>
+      </w:pPr>
+      <w:r>
+        <w:t xml:space="preserve">    // path starts from the working directory.</w:t>
+      </w:r>
+    </w:p>
+    <w:p>
+      <w:pPr>
+        <w:pStyle w:val="SourceCode"/>
+      </w:pPr>
+      <w:r>
+        <w:t xml:space="preserve">    const std::string source =</w:t>
+      </w:r>
+    </w:p>
+    <w:p>
+      <w:pPr>
+        <w:pStyle w:val="SourceCode"/>
+      </w:pPr>
+      <w:r>
+        <w:t xml:space="preserve">        (std::filesystem::path("cpp") / "inventory.txt").string();</w:t>
+      </w:r>
+    </w:p>
+    <w:p>
+      <w:pPr>
+        <w:pStyle w:val="SourceCode"/>
+      </w:pPr>
+      <w:r>
+        <w:t xml:space="preserve">    const std::string backup =</w:t>
+      </w:r>
+    </w:p>
+    <w:p>
+      <w:pPr>
+        <w:pStyle w:val="SourceCode"/>
+      </w:pPr>
+      <w:r>
+        <w:t xml:space="preserve">        (std::filesystem::path("cpp") / "inventory-backup.txt").string();</w:t>
       </w:r>
     </w:p>
     <w:p>
@@ -4534,7 +4949,7 @@
         <w:keepNext/>
       </w:pPr>
       <w:r>
-        <w:t>Copied inventory.txt to inventory-backup.txt</w:t>
+        <w:t>Copied cpp\inventory.txt to cpp\inventory-backup.txt</w:t>
       </w:r>
     </w:p>
     <w:p>
@@ -4543,7 +4958,7 @@
         <w:keepNext/>
       </w:pPr>
       <w:r>
-        <w:t>inventory.txt exists: yes</w:t>
+        <w:t>cpp\inventory.txt exists: yes</w:t>
       </w:r>
     </w:p>
     <w:p>
@@ -4551,7 +4966,7 @@
         <w:pStyle w:val="RequiredOutput"/>
       </w:pPr>
       <w:r>
-        <w:t>inventory-backup.txt exists: yes</w:t>
+        <w:t>cpp\inventory-backup.txt exists: yes</w:t>
       </w:r>
     </w:p>
     <w:p>
@@ -4564,7 +4979,7 @@
         <w:pStyle w:val="ListBullet"/>
       </w:pPr>
       <w:r>
-        <w:t>Copied inventory.txt to inventory-backup.txt is printed after the copy has been made.</w:t>
+        <w:t>The Copied line names the two paths the program joined, cpp and then each file's name, and is printed after the copy has been made.</w:t>
       </w:r>
     </w:p>
     <w:p>
@@ -4572,7 +4987,7 @@
         <w:pStyle w:val="ListBullet"/>
       </w:pPr>
       <w:r>
-        <w:t>inventory.txt exists: yes proves the original is still there: copying only reads it.</w:t>
+        <w:t>The first exists line proves the original, .\cpp\inventory.txt, is still there: copying only reads it.</w:t>
       </w:r>
     </w:p>
     <w:p>
@@ -4580,7 +4995,7 @@
         <w:pStyle w:val="ListBullet"/>
       </w:pPr>
       <w:r>
-        <w:t>inventory-backup.txt exists: yes proves the copy was created next to it.</w:t>
+        <w:t>The second exists line proves the copy, .\cpp\inventory-backup.txt, was created next to it, in the same folder.</w:t>
       </w:r>
     </w:p>
     <w:p>
@@ -4596,7 +5011,7 @@
         <w:pStyle w:val="ListBullet"/>
       </w:pPr>
       <w:r>
-        <w:t>If the program stops with terminate called after throwing an instance of 'std::filesystem::__cxx11::filesystem_error', followed by a what() line, copy_file failed, most often because inventory.txt is missing from the folder you ran the program in: this Basic version does not catch the exception.</w:t>
+        <w:t>If the program stops with terminate called after throwing an instance of 'std::filesystem::__cxx11::filesystem_error', followed by a what() line, copy_file failed, most often because .\cpp\inventory.txt is missing or you ran the program from another folder: this Basic version does not catch the exception.</w:t>
       </w:r>
     </w:p>
     <w:p>
@@ -4604,7 +5019,7 @@
         <w:pStyle w:val="ListBullet"/>
       </w:pPr>
       <w:r>
-        <w:t>If the program prints Error: inventory-backup.txt already exists; nothing was changed, the backup is still there from an earlier run. Remove it with Remove-Item inventory-backup.txt (rm on Linux or macOS), and run the program again.</w:t>
+        <w:t>If the program prints an Error line that ends in already exists; nothing was changed, the backup is still there from an earlier run. Remove it with Remove-Item .\cpp\inventory-backup.txt (rm on Linux or macOS), and run the program again.</w:t>
       </w:r>
     </w:p>
     <w:p>
@@ -4612,7 +5027,7 @@
         <w:pStyle w:val="ListBullet"/>
       </w:pPr>
       <w:r>
-        <w:t>Run every program from the lesson-3.8 folder. A relative path starts from the working directory, so a program run from another folder looks for inventory.txt there.</w:t>
+        <w:t>Run every program from the lesson-3.8 folder. A relative path starts from the working directory, so a program run from another folder looks for .\cpp\inventory.txt there.</w:t>
       </w:r>
     </w:p>
     <w:p>
@@ -4641,47 +5056,47 @@
         <w:keepNext/>
       </w:pPr>
       <w:r>
-        <w:t>Now look inside both files. Get-Content prints each file's lines. Then Remove-Item removes the backup, by name, so the next program can create it again, and Test-Path answers for both files, one line each.</w:t>
-      </w:r>
-    </w:p>
-    <w:p>
-      <w:pPr>
-        <w:keepNext/>
-      </w:pPr>
-    </w:p>
-    <w:p>
-      <w:pPr>
-        <w:pStyle w:val="CommandBlock"/>
-        <w:keepNext/>
-      </w:pPr>
-      <w:r>
-        <w:t>Get-Content inventory.txt</w:t>
-      </w:r>
-    </w:p>
-    <w:p>
-      <w:pPr>
-        <w:pStyle w:val="CommandBlock"/>
-        <w:keepNext/>
-      </w:pPr>
-      <w:r>
-        <w:t>Get-Content inventory-backup.txt</w:t>
-      </w:r>
-    </w:p>
-    <w:p>
-      <w:pPr>
-        <w:pStyle w:val="CommandBlock"/>
-        <w:keepNext/>
-      </w:pPr>
-      <w:r>
-        <w:t>Remove-Item inventory-backup.txt</w:t>
-      </w:r>
-    </w:p>
-    <w:p>
-      <w:pPr>
-        <w:pStyle w:val="CommandBlock"/>
-      </w:pPr>
-      <w:r>
-        <w:t>Test-Path inventory.txt, inventory-backup.txt</w:t>
+        <w:t>Now look inside both files. Get-Content prints each file's lines. Then Remove-Item removes the backup, by path, so the Production-Minded version can create it again, and Test-Path answers for both files, one line each.</w:t>
+      </w:r>
+    </w:p>
+    <w:p>
+      <w:pPr>
+        <w:keepNext/>
+      </w:pPr>
+    </w:p>
+    <w:p>
+      <w:pPr>
+        <w:pStyle w:val="CommandBlock"/>
+        <w:keepNext/>
+      </w:pPr>
+      <w:r>
+        <w:t>Get-Content .\cpp\inventory.txt</w:t>
+      </w:r>
+    </w:p>
+    <w:p>
+      <w:pPr>
+        <w:pStyle w:val="CommandBlock"/>
+        <w:keepNext/>
+      </w:pPr>
+      <w:r>
+        <w:t>Get-Content .\cpp\inventory-backup.txt</w:t>
+      </w:r>
+    </w:p>
+    <w:p>
+      <w:pPr>
+        <w:pStyle w:val="CommandBlock"/>
+        <w:keepNext/>
+      </w:pPr>
+      <w:r>
+        <w:t>Remove-Item .\cpp\inventory-backup.txt</w:t>
+      </w:r>
+    </w:p>
+    <w:p>
+      <w:pPr>
+        <w:pStyle w:val="CommandBlock"/>
+      </w:pPr>
+      <w:r>
+        <w:t>Test-Path .\cpp\inventory.txt, .\cpp\inventory-backup.txt</w:t>
       </w:r>
     </w:p>
     <w:p>
@@ -4702,47 +5117,47 @@
         <w:keepNext/>
       </w:pPr>
       <w:r>
-        <w:t>cat prints each file, rm removes the backup, and ls then lists inventory.txt and reports that inventory-backup.txt is no longer there.</w:t>
-      </w:r>
-    </w:p>
-    <w:p>
-      <w:pPr>
-        <w:keepNext/>
-      </w:pPr>
-    </w:p>
-    <w:p>
-      <w:pPr>
-        <w:pStyle w:val="CommandBlock"/>
-        <w:keepNext/>
-      </w:pPr>
-      <w:r>
-        <w:t>cat inventory.txt</w:t>
-      </w:r>
-    </w:p>
-    <w:p>
-      <w:pPr>
-        <w:pStyle w:val="CommandBlock"/>
-        <w:keepNext/>
-      </w:pPr>
-      <w:r>
-        <w:t>cat inventory-backup.txt</w:t>
-      </w:r>
-    </w:p>
-    <w:p>
-      <w:pPr>
-        <w:pStyle w:val="CommandBlock"/>
-        <w:keepNext/>
-      </w:pPr>
-      <w:r>
-        <w:t>rm inventory-backup.txt</w:t>
-      </w:r>
-    </w:p>
-    <w:p>
-      <w:pPr>
-        <w:pStyle w:val="CommandBlock"/>
-      </w:pPr>
-      <w:r>
-        <w:t>ls inventory.txt inventory-backup.txt</w:t>
+        <w:t>cat prints each file, rm removes the backup, and ls then lists the original and reports that the backup is no longer there.</w:t>
+      </w:r>
+    </w:p>
+    <w:p>
+      <w:pPr>
+        <w:keepNext/>
+      </w:pPr>
+    </w:p>
+    <w:p>
+      <w:pPr>
+        <w:pStyle w:val="CommandBlock"/>
+        <w:keepNext/>
+      </w:pPr>
+      <w:r>
+        <w:t>cat ./cpp/inventory.txt</w:t>
+      </w:r>
+    </w:p>
+    <w:p>
+      <w:pPr>
+        <w:pStyle w:val="CommandBlock"/>
+        <w:keepNext/>
+      </w:pPr>
+      <w:r>
+        <w:t>cat ./cpp/inventory-backup.txt</w:t>
+      </w:r>
+    </w:p>
+    <w:p>
+      <w:pPr>
+        <w:pStyle w:val="CommandBlock"/>
+        <w:keepNext/>
+      </w:pPr>
+      <w:r>
+        <w:t>rm ./cpp/inventory-backup.txt</w:t>
+      </w:r>
+    </w:p>
+    <w:p>
+      <w:pPr>
+        <w:pStyle w:val="CommandBlock"/>
+      </w:pPr>
+      <w:r>
+        <w:t>ls ./cpp/inventory.txt ./cpp/inventory-backup.txt</w:t>
       </w:r>
     </w:p>
     <w:p>
@@ -4841,7 +5256,7 @@
     </w:p>
     <w:p>
       <w:r>
-        <w:t>On Linux or macOS the last two lines differ: ls prints inventory.txt, and then a message that it cannot access inventory-backup.txt. The first three lines are the original and the next three are the copy: the same lines in the same order, so the backup matches the original. True and False prove that the copy is a separate file: removing the backup left the original where it was.</w:t>
+        <w:t>On Linux or macOS the last two lines differ: ls prints the original's path, and then a message that it cannot access the backup. The first three lines are the original and the next three are the copy: the same lines in the same order, so the backup matches the original. True and False prove that the copy is a separate file: removing the backup left the original where it was.</w:t>
       </w:r>
     </w:p>
     <w:p>
@@ -5065,15 +5480,55 @@
         <w:pStyle w:val="SourceCode"/>
       </w:pPr>
       <w:r>
-        <w:t xml:space="preserve">    const std::string source = "inventory.txt";</w:t>
-      </w:r>
-    </w:p>
-    <w:p>
-      <w:pPr>
-        <w:pStyle w:val="SourceCode"/>
-      </w:pPr>
-      <w:r>
-        <w:t xml:space="preserve">    const std::string backup = "inventory-backup.txt";</w:t>
+        <w:t xml:space="preserve">    // Both files are in the cpp folder, so the C++ programs write only</w:t>
+      </w:r>
+    </w:p>
+    <w:p>
+      <w:pPr>
+        <w:pStyle w:val="SourceCode"/>
+      </w:pPr>
+      <w:r>
+        <w:t xml:space="preserve">    // inside their own folder. Remember, / joins two paths with the right</w:t>
+      </w:r>
+    </w:p>
+    <w:p>
+      <w:pPr>
+        <w:pStyle w:val="SourceCode"/>
+      </w:pPr>
+      <w:r>
+        <w:t xml:space="preserve">    // separator.</w:t>
+      </w:r>
+    </w:p>
+    <w:p>
+      <w:pPr>
+        <w:pStyle w:val="SourceCode"/>
+      </w:pPr>
+      <w:r>
+        <w:t xml:space="preserve">    const std::string source =</w:t>
+      </w:r>
+    </w:p>
+    <w:p>
+      <w:pPr>
+        <w:pStyle w:val="SourceCode"/>
+      </w:pPr>
+      <w:r>
+        <w:t xml:space="preserve">        (std::filesystem::path("cpp") / "inventory.txt").string();</w:t>
+      </w:r>
+    </w:p>
+    <w:p>
+      <w:pPr>
+        <w:pStyle w:val="SourceCode"/>
+      </w:pPr>
+      <w:r>
+        <w:t xml:space="preserve">    const std::string backup =</w:t>
+      </w:r>
+    </w:p>
+    <w:p>
+      <w:pPr>
+        <w:pStyle w:val="SourceCode"/>
+      </w:pPr>
+      <w:r>
+        <w:t xml:space="preserve">        (std::filesystem::path("cpp") / "inventory-backup.txt").string();</w:t>
       </w:r>
     </w:p>
     <w:p>
@@ -5413,7 +5868,7 @@
         <w:keepNext/>
       </w:pPr>
       <w:r>
-        <w:t>Copied inventory.txt to inventory-backup.txt</w:t>
+        <w:t>Copied cpp\inventory.txt to cpp\inventory-backup.txt</w:t>
       </w:r>
     </w:p>
     <w:p>
@@ -5422,7 +5877,7 @@
         <w:keepNext/>
       </w:pPr>
       <w:r>
-        <w:t>inventory.txt exists: yes</w:t>
+        <w:t>cpp\inventory.txt exists: yes</w:t>
       </w:r>
     </w:p>
     <w:p>
@@ -5430,7 +5885,7 @@
         <w:pStyle w:val="RequiredOutput"/>
       </w:pPr>
       <w:r>
-        <w:t>inventory-backup.txt exists: yes</w:t>
+        <w:t>cpp\inventory-backup.txt exists: yes</w:t>
       </w:r>
     </w:p>
     <w:p>
@@ -5459,7 +5914,7 @@
         <w:pStyle w:val="ListBullet"/>
       </w:pPr>
       <w:r>
-        <w:t>Leave inventory-backup.txt where it is: the Backup Exists Check below writes old-backup into it and removes it at the end.</w:t>
+        <w:t>Leave .\cpp\inventory-backup.txt where it is: the Backup Exists Check below writes old-backup into it and removes it at the end.</w:t>
       </w:r>
     </w:p>
     <w:p>
@@ -5467,7 +5922,7 @@
         <w:pStyle w:val="ListBullet"/>
       </w:pPr>
       <w:r>
-        <w:t>If the program prints Error: inventory-backup.txt already exists; nothing was changed, the backup is still there from an earlier run. Remove it with Remove-Item inventory-backup.txt (rm on Linux or macOS), and run the program again.</w:t>
+        <w:t>If the program prints an Error line that ends in already exists; nothing was changed, the backup is still there from an earlier run. Remove it with Remove-Item .\cpp\inventory-backup.txt (rm on Linux or macOS), and run the program again.</w:t>
       </w:r>
     </w:p>
     <w:p>
@@ -5496,21 +5951,21 @@
         <w:keepNext/>
       </w:pPr>
       <w:r>
-        <w:t>Now prove that the program never replaces a backup that is already there. Set-Content writes old-backup into inventory-backup.txt, standing in for an older backup you want to keep. Then the program runs, $LASTEXITCODE shows its exit code, Get-Content shows both files, and Remove-Item and Test-Path remove the backup by name and confirm it is gone.</w:t>
-      </w:r>
-    </w:p>
-    <w:p>
-      <w:pPr>
-        <w:keepNext/>
-      </w:pPr>
-    </w:p>
-    <w:p>
-      <w:pPr>
-        <w:pStyle w:val="CommandBlock"/>
-        <w:keepNext/>
-      </w:pPr>
-      <w:r>
-        <w:t>Set-Content inventory-backup.txt old-backup</w:t>
+        <w:t>Now prove that the program never replaces a backup that is already there. Set-Content writes old-backup into .\cpp\inventory-backup.txt, standing in for an older backup you want to keep. Then the program runs, $LASTEXITCODE shows its exit code, Get-Content shows both files, and Remove-Item and Test-Path remove the backup by path and confirm it is gone.</w:t>
+      </w:r>
+    </w:p>
+    <w:p>
+      <w:pPr>
+        <w:keepNext/>
+      </w:pPr>
+    </w:p>
+    <w:p>
+      <w:pPr>
+        <w:pStyle w:val="CommandBlock"/>
+        <w:keepNext/>
+      </w:pPr>
+      <w:r>
+        <w:t>Set-Content .\cpp\inventory-backup.txt old-backup</w:t>
       </w:r>
     </w:p>
     <w:p>
@@ -5537,33 +5992,33 @@
         <w:keepNext/>
       </w:pPr>
       <w:r>
-        <w:t>Get-Content inventory-backup.txt</w:t>
-      </w:r>
-    </w:p>
-    <w:p>
-      <w:pPr>
-        <w:pStyle w:val="CommandBlock"/>
-        <w:keepNext/>
-      </w:pPr>
-      <w:r>
-        <w:t>Get-Content inventory.txt</w:t>
-      </w:r>
-    </w:p>
-    <w:p>
-      <w:pPr>
-        <w:pStyle w:val="CommandBlock"/>
-        <w:keepNext/>
-      </w:pPr>
-      <w:r>
-        <w:t>Remove-Item inventory-backup.txt</w:t>
-      </w:r>
-    </w:p>
-    <w:p>
-      <w:pPr>
-        <w:pStyle w:val="CommandBlock"/>
-      </w:pPr>
-      <w:r>
-        <w:t>Test-Path inventory-backup.txt</w:t>
+        <w:t>Get-Content .\cpp\inventory-backup.txt</w:t>
+      </w:r>
+    </w:p>
+    <w:p>
+      <w:pPr>
+        <w:pStyle w:val="CommandBlock"/>
+        <w:keepNext/>
+      </w:pPr>
+      <w:r>
+        <w:t>Get-Content .\cpp\inventory.txt</w:t>
+      </w:r>
+    </w:p>
+    <w:p>
+      <w:pPr>
+        <w:pStyle w:val="CommandBlock"/>
+        <w:keepNext/>
+      </w:pPr>
+      <w:r>
+        <w:t>Remove-Item .\cpp\inventory-backup.txt</w:t>
+      </w:r>
+    </w:p>
+    <w:p>
+      <w:pPr>
+        <w:pStyle w:val="CommandBlock"/>
+      </w:pPr>
+      <w:r>
+        <w:t>Test-Path .\cpp\inventory-backup.txt</w:t>
       </w:r>
     </w:p>
     <w:p>
@@ -5598,7 +6053,7 @@
         <w:keepNext/>
       </w:pPr>
       <w:r>
-        <w:t>echo old-backup &gt; inventory-backup.txt</w:t>
+        <w:t>echo old-backup &gt; ./cpp/inventory-backup.txt</w:t>
       </w:r>
     </w:p>
     <w:p>
@@ -5625,33 +6080,33 @@
         <w:keepNext/>
       </w:pPr>
       <w:r>
-        <w:t>cat inventory-backup.txt</w:t>
-      </w:r>
-    </w:p>
-    <w:p>
-      <w:pPr>
-        <w:pStyle w:val="CommandBlock"/>
-        <w:keepNext/>
-      </w:pPr>
-      <w:r>
-        <w:t>cat inventory.txt</w:t>
-      </w:r>
-    </w:p>
-    <w:p>
-      <w:pPr>
-        <w:pStyle w:val="CommandBlock"/>
-        <w:keepNext/>
-      </w:pPr>
-      <w:r>
-        <w:t>rm inventory-backup.txt</w:t>
-      </w:r>
-    </w:p>
-    <w:p>
-      <w:pPr>
-        <w:pStyle w:val="CommandBlock"/>
-      </w:pPr>
-      <w:r>
-        <w:t>ls inventory-backup.txt</w:t>
+        <w:t>cat ./cpp/inventory-backup.txt</w:t>
+      </w:r>
+    </w:p>
+    <w:p>
+      <w:pPr>
+        <w:pStyle w:val="CommandBlock"/>
+        <w:keepNext/>
+      </w:pPr>
+      <w:r>
+        <w:t>cat ./cpp/inventory.txt</w:t>
+      </w:r>
+    </w:p>
+    <w:p>
+      <w:pPr>
+        <w:pStyle w:val="CommandBlock"/>
+        <w:keepNext/>
+      </w:pPr>
+      <w:r>
+        <w:t>rm ./cpp/inventory-backup.txt</w:t>
+      </w:r>
+    </w:p>
+    <w:p>
+      <w:pPr>
+        <w:pStyle w:val="CommandBlock"/>
+      </w:pPr>
+      <w:r>
+        <w:t>ls ./cpp/inventory-backup.txt</w:t>
       </w:r>
     </w:p>
     <w:p>
@@ -5677,20 +6132,20 @@
         <w:pStyle w:val="RequiredOutput"/>
       </w:pPr>
       <w:r>
-        <w:t>Error: inventory-backup.txt already exists; nothing was changed</w:t>
-      </w:r>
-    </w:p>
-    <w:p>
-      <w:pPr>
-        <w:keepNext/>
-      </w:pPr>
-    </w:p>
-    <w:p>
-      <w:r>
-        <w:t>Then $LASTEXITCODE prints 1, Get-Content prints old-backup and then the three servers, and Test-Path prints False (on Linux or macOS, echo $? prints 1, and ls reports that it cannot access inventory-backup.txt). Both files are exactly as they were, so the program changed nothing, and it printed no Copied line. Without the check, copy_file would still refuse, with its own message: Error: filesystem error: cannot copy file: File exists [inventory.txt] [inventory-backup.txt]. The check refuses before any copyi</w:t>
-      </w:r>
-      <w:r>
-        <w:t>ng starts and gives the same Error line as every other language.</w:t>
+        <w:t>Error: cpp\inventory-backup.txt already exists; nothing was changed</w:t>
+      </w:r>
+    </w:p>
+    <w:p>
+      <w:pPr>
+        <w:keepNext/>
+      </w:pPr>
+    </w:p>
+    <w:p>
+      <w:r>
+        <w:t xml:space="preserve">Then $LASTEXITCODE prints 1, Get-Content prints old-backup and then the three servers, and Test-Path prints False (on Linux or macOS, echo $? prints 1, and ls reports that it cannot access the backup). Both files are exactly as they were, so the program changed nothing, and it printed no Copied line. Without the check, copy_file would still refuse, with its own message, which starts Error: filesystem error: cannot copy file: File exists and then names both paths in square brackets. The check refuses before </w:t>
+      </w:r>
+      <w:r>
+        <w:t>any copying starts and gives the same Error line as every other language.</w:t>
       </w:r>
     </w:p>
     <w:p>
@@ -5750,7 +6205,7 @@
     </w:p>
     <w:p>
       <w:r>
-        <w:t>Both versions refuse to copy when inventory-backup.txt already exists, copy inventory.txt into a new inventory-backup.txt, and check that both files exist. The Basic version does it all in main and trusts the copy. The Production-Minded version copies through copyFile, which the Challenge and later lessons reuse, checks the copy the way Lesson 2.11 taught, and prints nothing until the copy has succeeded, so a failure shows one Error line and exit code 1.</w:t>
+        <w:t>Both versions refuse to copy when .\cpp\inventory-backup.txt already exists, copy .\cpp\inventory.txt into a new .\cpp\inventory-backup.txt, and check that both files exist. The Basic version does it all in main and trusts the copy. The Production-Minded version copies through copyFile, which the Challenge and later lessons reuse, checks the copy the way Lesson 2.11 taught, and prints nothing until the copy has succeeded, so a failure shows one Error line and exit code 1.</w:t>
       </w:r>
     </w:p>
     <w:p>
@@ -5801,7 +6256,7 @@
     </w:p>
     <w:p>
       <w:r>
-        <w:t>Start with the most direct version: Main checks with File.Exists that inventory-backup.txt does not exist yet and stops with an Error line if it does, copies with File.Copy, prints the Copied line, and checks that both files exist. This Basic version trusts that the copy works; the Production-Minded version checks. Every step is commented, so read the comments as you type it.</w:t>
+        <w:t>Start with the most direct version: Main joins the paths .\csharp\inventory.txt and .\csharp\inventory-backup.txt, checks with File.Exists that the backup does not exist yet and stops with an Error line if it does, copies with File.Copy, prints the Copied line, and checks that both files exist. This Basic version trusts that the copy works; the Production-Minded version checks. Every step is commented, so read the comments as you type it.</w:t>
       </w:r>
     </w:p>
     <w:p>
@@ -5832,7 +6287,7 @@
         <w:keepNext/>
       </w:pPr>
       <w:r>
-        <w:t>// System.IO; adds File.</w:t>
+        <w:t>// System.IO; adds File and Path, C#'s tools for files and paths.</w:t>
       </w:r>
     </w:p>
     <w:p>
@@ -5901,47 +6356,63 @@
         <w:pStyle w:val="SourceCode"/>
       </w:pPr>
       <w:r>
-        <w:t xml:space="preserve">        // The file to copy, and the name of the copy. A backup is a copy</w:t>
-      </w:r>
-    </w:p>
-    <w:p>
-      <w:pPr>
-        <w:pStyle w:val="SourceCode"/>
-      </w:pPr>
-      <w:r>
-        <w:t xml:space="preserve">        // kept so the original's contents can be brought back if the</w:t>
-      </w:r>
-    </w:p>
-    <w:p>
-      <w:pPr>
-        <w:pStyle w:val="SourceCode"/>
-      </w:pPr>
-      <w:r>
-        <w:t xml:space="preserve">        // original is lost or damaged. Remember, a relative path starts</w:t>
-      </w:r>
-    </w:p>
-    <w:p>
-      <w:pPr>
-        <w:pStyle w:val="SourceCode"/>
-      </w:pPr>
-      <w:r>
-        <w:t xml:space="preserve">        // from the working directory.</w:t>
-      </w:r>
-    </w:p>
-    <w:p>
-      <w:pPr>
-        <w:pStyle w:val="SourceCode"/>
-      </w:pPr>
-      <w:r>
-        <w:t xml:space="preserve">        string source = "inventory.txt";</w:t>
-      </w:r>
-    </w:p>
-    <w:p>
-      <w:pPr>
-        <w:pStyle w:val="SourceCode"/>
-      </w:pPr>
-      <w:r>
-        <w:t xml:space="preserve">        string backup = "inventory-backup.txt";</w:t>
+        <w:t xml:space="preserve">        // The file to copy, and the name of the copy, both in the csharp</w:t>
+      </w:r>
+    </w:p>
+    <w:p>
+      <w:pPr>
+        <w:pStyle w:val="SourceCode"/>
+      </w:pPr>
+      <w:r>
+        <w:t xml:space="preserve">        // folder, so the C# programs write only inside their own folder.</w:t>
+      </w:r>
+    </w:p>
+    <w:p>
+      <w:pPr>
+        <w:pStyle w:val="SourceCode"/>
+      </w:pPr>
+      <w:r>
+        <w:t xml:space="preserve">        // A backup is a copy kept so the original's contents can be</w:t>
+      </w:r>
+    </w:p>
+    <w:p>
+      <w:pPr>
+        <w:pStyle w:val="SourceCode"/>
+      </w:pPr>
+      <w:r>
+        <w:t xml:space="preserve">        // brought back if the original is lost or damaged. Remember, join</w:t>
+      </w:r>
+    </w:p>
+    <w:p>
+      <w:pPr>
+        <w:pStyle w:val="SourceCode"/>
+      </w:pPr>
+      <w:r>
+        <w:t xml:space="preserve">        // builds the path with the right separator; in C# that is</w:t>
+      </w:r>
+    </w:p>
+    <w:p>
+      <w:pPr>
+        <w:pStyle w:val="SourceCode"/>
+      </w:pPr>
+      <w:r>
+        <w:t xml:space="preserve">        // Path.Combine. A relative path starts from the working directory.</w:t>
+      </w:r>
+    </w:p>
+    <w:p>
+      <w:pPr>
+        <w:pStyle w:val="SourceCode"/>
+      </w:pPr>
+      <w:r>
+        <w:t xml:space="preserve">        string source = Path.Combine("csharp", "inventory.txt");</w:t>
+      </w:r>
+    </w:p>
+    <w:p>
+      <w:pPr>
+        <w:pStyle w:val="SourceCode"/>
+      </w:pPr>
+      <w:r>
+        <w:t xml:space="preserve">        string backup = Path.Combine("csharp", "inventory-backup.txt");</w:t>
       </w:r>
     </w:p>
     <w:p>
@@ -6378,7 +6849,7 @@
         <w:keepNext/>
       </w:pPr>
       <w:r>
-        <w:t>Copied inventory.txt to inventory-backup.txt</w:t>
+        <w:t>Copied csharp\inventory.txt to csharp\inventory-backup.txt</w:t>
       </w:r>
     </w:p>
     <w:p>
@@ -6387,7 +6858,7 @@
         <w:keepNext/>
       </w:pPr>
       <w:r>
-        <w:t>inventory.txt exists: yes</w:t>
+        <w:t>csharp\inventory.txt exists: yes</w:t>
       </w:r>
     </w:p>
     <w:p>
@@ -6395,7 +6866,7 @@
         <w:pStyle w:val="RequiredOutput"/>
       </w:pPr>
       <w:r>
-        <w:t>inventory-backup.txt exists: yes</w:t>
+        <w:t>csharp\inventory-backup.txt exists: yes</w:t>
       </w:r>
     </w:p>
     <w:p>
@@ -6408,7 +6879,7 @@
         <w:pStyle w:val="ListBullet"/>
       </w:pPr>
       <w:r>
-        <w:t>Copied inventory.txt to inventory-backup.txt is printed after the copy has been made.</w:t>
+        <w:t>The Copied line names the two paths the program joined, csharp and then each file's name, and is printed after the copy has been made.</w:t>
       </w:r>
     </w:p>
     <w:p>
@@ -6416,7 +6887,7 @@
         <w:pStyle w:val="ListBullet"/>
       </w:pPr>
       <w:r>
-        <w:t>inventory.txt exists: yes proves the original is still there: copying only reads it.</w:t>
+        <w:t>The first exists line proves the original, .\csharp\inventory.txt, is still there: copying only reads it.</w:t>
       </w:r>
     </w:p>
     <w:p>
@@ -6424,7 +6895,7 @@
         <w:pStyle w:val="ListBullet"/>
       </w:pPr>
       <w:r>
-        <w:t>inventory-backup.txt exists: yes proves the copy was created next to it.</w:t>
+        <w:t>The second exists line proves the copy, .\csharp\inventory-backup.txt, was created next to it, in the same folder.</w:t>
       </w:r>
     </w:p>
     <w:p>
@@ -6440,7 +6911,7 @@
         <w:pStyle w:val="ListBullet"/>
       </w:pPr>
       <w:r>
-        <w:t>If the program ends with Unhandled exception. System.IO.FileNotFoundException: Could not find file, followed by a full path, inventory.txt is missing from the folder you ran the program in.</w:t>
+        <w:t>If the program ends with Unhandled exception. System.IO.FileNotFoundException: Could not find file, followed by a full path, .\csharp\inventory.txt is missing or you ran the program from another folder.</w:t>
       </w:r>
     </w:p>
     <w:p>
@@ -6448,7 +6919,7 @@
         <w:pStyle w:val="ListBullet"/>
       </w:pPr>
       <w:r>
-        <w:t>If the program prints Error: inventory-backup.txt already exists; nothing was changed, the backup is still there from an earlier run. Remove it with Remove-Item inventory-backup.txt (rm on Linux or macOS), and run the program again.</w:t>
+        <w:t>If the program prints an Error line that ends in already exists; nothing was changed, the backup is still there from an earlier run. Remove it with Remove-Item .\csharp\inventory-backup.txt (rm on Linux or macOS), and run the program again.</w:t>
       </w:r>
     </w:p>
     <w:p>
@@ -6456,7 +6927,7 @@
         <w:pStyle w:val="ListBullet"/>
       </w:pPr>
       <w:r>
-        <w:t>Run every program from the lesson-3.8 folder. A relative path starts from the working directory, so a program run from another folder looks for inventory.txt there.</w:t>
+        <w:t>Run every program from the lesson-3.8 folder. A relative path starts from the working directory, so a program run from another folder looks for .\csharp\inventory.txt there.</w:t>
       </w:r>
     </w:p>
     <w:p>
@@ -6485,47 +6956,47 @@
         <w:keepNext/>
       </w:pPr>
       <w:r>
-        <w:t>Now look inside both files. Get-Content prints each file's lines. Then Remove-Item removes the backup, by name, so the next program can create it again, and Test-Path answers for both files, one line each.</w:t>
-      </w:r>
-    </w:p>
-    <w:p>
-      <w:pPr>
-        <w:keepNext/>
-      </w:pPr>
-    </w:p>
-    <w:p>
-      <w:pPr>
-        <w:pStyle w:val="CommandBlock"/>
-        <w:keepNext/>
-      </w:pPr>
-      <w:r>
-        <w:t>Get-Content inventory.txt</w:t>
-      </w:r>
-    </w:p>
-    <w:p>
-      <w:pPr>
-        <w:pStyle w:val="CommandBlock"/>
-        <w:keepNext/>
-      </w:pPr>
-      <w:r>
-        <w:t>Get-Content inventory-backup.txt</w:t>
-      </w:r>
-    </w:p>
-    <w:p>
-      <w:pPr>
-        <w:pStyle w:val="CommandBlock"/>
-        <w:keepNext/>
-      </w:pPr>
-      <w:r>
-        <w:t>Remove-Item inventory-backup.txt</w:t>
-      </w:r>
-    </w:p>
-    <w:p>
-      <w:pPr>
-        <w:pStyle w:val="CommandBlock"/>
-      </w:pPr>
-      <w:r>
-        <w:t>Test-Path inventory.txt, inventory-backup.txt</w:t>
+        <w:t>Now look inside both files. Get-Content prints each file's lines. Then Remove-Item removes the backup, by path, so the Production-Minded version can create it again, and Test-Path answers for both files, one line each.</w:t>
+      </w:r>
+    </w:p>
+    <w:p>
+      <w:pPr>
+        <w:keepNext/>
+      </w:pPr>
+    </w:p>
+    <w:p>
+      <w:pPr>
+        <w:pStyle w:val="CommandBlock"/>
+        <w:keepNext/>
+      </w:pPr>
+      <w:r>
+        <w:t>Get-Content .\csharp\inventory.txt</w:t>
+      </w:r>
+    </w:p>
+    <w:p>
+      <w:pPr>
+        <w:pStyle w:val="CommandBlock"/>
+        <w:keepNext/>
+      </w:pPr>
+      <w:r>
+        <w:t>Get-Content .\csharp\inventory-backup.txt</w:t>
+      </w:r>
+    </w:p>
+    <w:p>
+      <w:pPr>
+        <w:pStyle w:val="CommandBlock"/>
+        <w:keepNext/>
+      </w:pPr>
+      <w:r>
+        <w:t>Remove-Item .\csharp\inventory-backup.txt</w:t>
+      </w:r>
+    </w:p>
+    <w:p>
+      <w:pPr>
+        <w:pStyle w:val="CommandBlock"/>
+      </w:pPr>
+      <w:r>
+        <w:t>Test-Path .\csharp\inventory.txt, .\csharp\inventory-backup.txt</w:t>
       </w:r>
     </w:p>
     <w:p>
@@ -6546,47 +7017,47 @@
         <w:keepNext/>
       </w:pPr>
       <w:r>
-        <w:t>cat prints each file, rm removes the backup, and ls then lists inventory.txt and reports that inventory-backup.txt is no longer there.</w:t>
-      </w:r>
-    </w:p>
-    <w:p>
-      <w:pPr>
-        <w:keepNext/>
-      </w:pPr>
-    </w:p>
-    <w:p>
-      <w:pPr>
-        <w:pStyle w:val="CommandBlock"/>
-        <w:keepNext/>
-      </w:pPr>
-      <w:r>
-        <w:t>cat inventory.txt</w:t>
-      </w:r>
-    </w:p>
-    <w:p>
-      <w:pPr>
-        <w:pStyle w:val="CommandBlock"/>
-        <w:keepNext/>
-      </w:pPr>
-      <w:r>
-        <w:t>cat inventory-backup.txt</w:t>
-      </w:r>
-    </w:p>
-    <w:p>
-      <w:pPr>
-        <w:pStyle w:val="CommandBlock"/>
-        <w:keepNext/>
-      </w:pPr>
-      <w:r>
-        <w:t>rm inventory-backup.txt</w:t>
-      </w:r>
-    </w:p>
-    <w:p>
-      <w:pPr>
-        <w:pStyle w:val="CommandBlock"/>
-      </w:pPr>
-      <w:r>
-        <w:t>ls inventory.txt inventory-backup.txt</w:t>
+        <w:t>cat prints each file, rm removes the backup, and ls then lists the original and reports that the backup is no longer there.</w:t>
+      </w:r>
+    </w:p>
+    <w:p>
+      <w:pPr>
+        <w:keepNext/>
+      </w:pPr>
+    </w:p>
+    <w:p>
+      <w:pPr>
+        <w:pStyle w:val="CommandBlock"/>
+        <w:keepNext/>
+      </w:pPr>
+      <w:r>
+        <w:t>cat ./csharp/inventory.txt</w:t>
+      </w:r>
+    </w:p>
+    <w:p>
+      <w:pPr>
+        <w:pStyle w:val="CommandBlock"/>
+        <w:keepNext/>
+      </w:pPr>
+      <w:r>
+        <w:t>cat ./csharp/inventory-backup.txt</w:t>
+      </w:r>
+    </w:p>
+    <w:p>
+      <w:pPr>
+        <w:pStyle w:val="CommandBlock"/>
+        <w:keepNext/>
+      </w:pPr>
+      <w:r>
+        <w:t>rm ./csharp/inventory-backup.txt</w:t>
+      </w:r>
+    </w:p>
+    <w:p>
+      <w:pPr>
+        <w:pStyle w:val="CommandBlock"/>
+      </w:pPr>
+      <w:r>
+        <w:t>ls ./csharp/inventory.txt ./csharp/inventory-backup.txt</w:t>
       </w:r>
     </w:p>
     <w:p>
@@ -6685,7 +7156,7 @@
     </w:p>
     <w:p>
       <w:r>
-        <w:t>On Linux or macOS the last two lines differ: ls prints inventory.txt, and then a message that it cannot access inventory-backup.txt. The first three lines are the original and the next three are the copy: the same lines in the same order, so the backup matches the original. True and False prove that the copy is a separate file: removing the backup left the original where it was.</w:t>
+        <w:t>On Linux or macOS the last two lines differ: ls prints the original's path, and then a message that it cannot access the backup. The first three lines are the original and the next three are the copy: the same lines in the same order, so the backup matches the original. True and False prove that the copy is a separate file: removing the backup left the original where it was.</w:t>
       </w:r>
     </w:p>
     <w:p>
@@ -6739,7 +7210,7 @@
         <w:keepNext/>
       </w:pPr>
       <w:r>
-        <w:t>// System.IO; adds File.</w:t>
+        <w:t>// System.IO; adds File and Path.</w:t>
       </w:r>
     </w:p>
     <w:p>
@@ -6925,15 +7396,39 @@
         <w:pStyle w:val="SourceCode"/>
       </w:pPr>
       <w:r>
-        <w:t xml:space="preserve">        string source = "inventory.txt";</w:t>
-      </w:r>
-    </w:p>
-    <w:p>
-      <w:pPr>
-        <w:pStyle w:val="SourceCode"/>
-      </w:pPr>
-      <w:r>
-        <w:t xml:space="preserve">        string backup = "inventory-backup.txt";</w:t>
+        <w:t xml:space="preserve">        // Both files are in the csharp folder, so the C# programs write</w:t>
+      </w:r>
+    </w:p>
+    <w:p>
+      <w:pPr>
+        <w:pStyle w:val="SourceCode"/>
+      </w:pPr>
+      <w:r>
+        <w:t xml:space="preserve">        // only inside their own folder. Remember, Path.Combine joins with</w:t>
+      </w:r>
+    </w:p>
+    <w:p>
+      <w:pPr>
+        <w:pStyle w:val="SourceCode"/>
+      </w:pPr>
+      <w:r>
+        <w:t xml:space="preserve">        // the right separator.</w:t>
+      </w:r>
+    </w:p>
+    <w:p>
+      <w:pPr>
+        <w:pStyle w:val="SourceCode"/>
+      </w:pPr>
+      <w:r>
+        <w:t xml:space="preserve">        string source = Path.Combine("csharp", "inventory.txt");</w:t>
+      </w:r>
+    </w:p>
+    <w:p>
+      <w:pPr>
+        <w:pStyle w:val="SourceCode"/>
+      </w:pPr>
+      <w:r>
+        <w:t xml:space="preserve">        string backup = Path.Combine("csharp", "inventory-backup.txt");</w:t>
       </w:r>
     </w:p>
     <w:p>
@@ -7335,7 +7830,7 @@
         <w:keepNext/>
       </w:pPr>
       <w:r>
-        <w:t>Copied inventory.txt to inventory-backup.txt</w:t>
+        <w:t>Copied csharp\inventory.txt to csharp\inventory-backup.txt</w:t>
       </w:r>
     </w:p>
     <w:p>
@@ -7344,7 +7839,7 @@
         <w:keepNext/>
       </w:pPr>
       <w:r>
-        <w:t>inventory.txt exists: yes</w:t>
+        <w:t>csharp\inventory.txt exists: yes</w:t>
       </w:r>
     </w:p>
     <w:p>
@@ -7352,7 +7847,7 @@
         <w:pStyle w:val="RequiredOutput"/>
       </w:pPr>
       <w:r>
-        <w:t>inventory-backup.txt exists: yes</w:t>
+        <w:t>csharp\inventory-backup.txt exists: yes</w:t>
       </w:r>
     </w:p>
     <w:p>
@@ -7381,7 +7876,7 @@
         <w:pStyle w:val="ListBullet"/>
       </w:pPr>
       <w:r>
-        <w:t>Leave inventory-backup.txt where it is: the Backup Exists Check below writes old-backup into it and removes it at the end.</w:t>
+        <w:t>Leave .\csharp\inventory-backup.txt where it is: the Backup Exists Check below writes old-backup into it and removes it at the end.</w:t>
       </w:r>
     </w:p>
     <w:p>
@@ -7389,7 +7884,7 @@
         <w:pStyle w:val="ListBullet"/>
       </w:pPr>
       <w:r>
-        <w:t>If the program prints Error: inventory-backup.txt already exists; nothing was changed, the backup is still there from an earlier run. Remove it with Remove-Item inventory-backup.txt (rm on Linux or macOS), and run the program again.</w:t>
+        <w:t>If the program prints an Error line that ends in already exists; nothing was changed, the backup is still there from an earlier run. Remove it with Remove-Item .\csharp\inventory-backup.txt (rm on Linux or macOS), and run the program again.</w:t>
       </w:r>
     </w:p>
     <w:p>
@@ -7418,21 +7913,21 @@
         <w:keepNext/>
       </w:pPr>
       <w:r>
-        <w:t>Now prove that the program never replaces a backup that is already there. Set-Content writes old-backup into inventory-backup.txt, standing in for an older backup you want to keep. Then the program runs, $LASTEXITCODE shows its exit code, Get-Content shows both files, and Remove-Item and Test-Path remove the backup by name and confirm it is gone.</w:t>
-      </w:r>
-    </w:p>
-    <w:p>
-      <w:pPr>
-        <w:keepNext/>
-      </w:pPr>
-    </w:p>
-    <w:p>
-      <w:pPr>
-        <w:pStyle w:val="CommandBlock"/>
-        <w:keepNext/>
-      </w:pPr>
-      <w:r>
-        <w:t>Set-Content inventory-backup.txt old-backup</w:t>
+        <w:t>Now prove that the program never replaces a backup that is already there. Set-Content writes old-backup into .\csharp\inventory-backup.txt, standing in for an older backup you want to keep. Then the program runs, $LASTEXITCODE shows its exit code, Get-Content shows both files, and Remove-Item and Test-Path remove the backup by path and confirm it is gone.</w:t>
+      </w:r>
+    </w:p>
+    <w:p>
+      <w:pPr>
+        <w:keepNext/>
+      </w:pPr>
+    </w:p>
+    <w:p>
+      <w:pPr>
+        <w:pStyle w:val="CommandBlock"/>
+        <w:keepNext/>
+      </w:pPr>
+      <w:r>
+        <w:t>Set-Content .\csharp\inventory-backup.txt old-backup</w:t>
       </w:r>
     </w:p>
     <w:p>
@@ -7459,33 +7954,33 @@
         <w:keepNext/>
       </w:pPr>
       <w:r>
-        <w:t>Get-Content inventory-backup.txt</w:t>
-      </w:r>
-    </w:p>
-    <w:p>
-      <w:pPr>
-        <w:pStyle w:val="CommandBlock"/>
-        <w:keepNext/>
-      </w:pPr>
-      <w:r>
-        <w:t>Get-Content inventory.txt</w:t>
-      </w:r>
-    </w:p>
-    <w:p>
-      <w:pPr>
-        <w:pStyle w:val="CommandBlock"/>
-        <w:keepNext/>
-      </w:pPr>
-      <w:r>
-        <w:t>Remove-Item inventory-backup.txt</w:t>
-      </w:r>
-    </w:p>
-    <w:p>
-      <w:pPr>
-        <w:pStyle w:val="CommandBlock"/>
-      </w:pPr>
-      <w:r>
-        <w:t>Test-Path inventory-backup.txt</w:t>
+        <w:t>Get-Content .\csharp\inventory-backup.txt</w:t>
+      </w:r>
+    </w:p>
+    <w:p>
+      <w:pPr>
+        <w:pStyle w:val="CommandBlock"/>
+        <w:keepNext/>
+      </w:pPr>
+      <w:r>
+        <w:t>Get-Content .\csharp\inventory.txt</w:t>
+      </w:r>
+    </w:p>
+    <w:p>
+      <w:pPr>
+        <w:pStyle w:val="CommandBlock"/>
+        <w:keepNext/>
+      </w:pPr>
+      <w:r>
+        <w:t>Remove-Item .\csharp\inventory-backup.txt</w:t>
+      </w:r>
+    </w:p>
+    <w:p>
+      <w:pPr>
+        <w:pStyle w:val="CommandBlock"/>
+      </w:pPr>
+      <w:r>
+        <w:t>Test-Path .\csharp\inventory-backup.txt</w:t>
       </w:r>
     </w:p>
     <w:p>
@@ -7520,7 +8015,7 @@
         <w:keepNext/>
       </w:pPr>
       <w:r>
-        <w:t>echo old-backup &gt; inventory-backup.txt</w:t>
+        <w:t>echo old-backup &gt; ./csharp/inventory-backup.txt</w:t>
       </w:r>
     </w:p>
     <w:p>
@@ -7547,33 +8042,33 @@
         <w:keepNext/>
       </w:pPr>
       <w:r>
-        <w:t>cat inventory-backup.txt</w:t>
-      </w:r>
-    </w:p>
-    <w:p>
-      <w:pPr>
-        <w:pStyle w:val="CommandBlock"/>
-        <w:keepNext/>
-      </w:pPr>
-      <w:r>
-        <w:t>cat inventory.txt</w:t>
-      </w:r>
-    </w:p>
-    <w:p>
-      <w:pPr>
-        <w:pStyle w:val="CommandBlock"/>
-        <w:keepNext/>
-      </w:pPr>
-      <w:r>
-        <w:t>rm inventory-backup.txt</w:t>
-      </w:r>
-    </w:p>
-    <w:p>
-      <w:pPr>
-        <w:pStyle w:val="CommandBlock"/>
-      </w:pPr>
-      <w:r>
-        <w:t>ls inventory-backup.txt</w:t>
+        <w:t>cat ./csharp/inventory-backup.txt</w:t>
+      </w:r>
+    </w:p>
+    <w:p>
+      <w:pPr>
+        <w:pStyle w:val="CommandBlock"/>
+        <w:keepNext/>
+      </w:pPr>
+      <w:r>
+        <w:t>cat ./csharp/inventory.txt</w:t>
+      </w:r>
+    </w:p>
+    <w:p>
+      <w:pPr>
+        <w:pStyle w:val="CommandBlock"/>
+        <w:keepNext/>
+      </w:pPr>
+      <w:r>
+        <w:t>rm ./csharp/inventory-backup.txt</w:t>
+      </w:r>
+    </w:p>
+    <w:p>
+      <w:pPr>
+        <w:pStyle w:val="CommandBlock"/>
+      </w:pPr>
+      <w:r>
+        <w:t>ls ./csharp/inventory-backup.txt</w:t>
       </w:r>
     </w:p>
     <w:p>
@@ -7599,20 +8094,20 @@
         <w:pStyle w:val="RequiredOutput"/>
       </w:pPr>
       <w:r>
-        <w:t>Error: inventory-backup.txt already exists; nothing was changed</w:t>
-      </w:r>
-    </w:p>
-    <w:p>
-      <w:pPr>
-        <w:keepNext/>
-      </w:pPr>
-    </w:p>
-    <w:p>
-      <w:r>
-        <w:t>Then $LASTEXITCODE prints 1, Get-Content prints old-backup and then the three servers, and Test-Path prints False (on Linux or macOS, echo $? prints 1, and ls reports that it cannot access inventory-backup.txt). Both files are exactly as they were, so the program changed nothing, and it printed no Copied line. Without the check, File.Copy would still refuse, with its own message, which names the full path: Error: The file '...\inventory-backup.txt' already exists. The check refuses before any copying starts</w:t>
-      </w:r>
-      <w:r>
-        <w:t xml:space="preserve"> and gives the same Error line as every other language.</w:t>
+        <w:t>Error: csharp\inventory-backup.txt already exists; nothing was changed</w:t>
+      </w:r>
+    </w:p>
+    <w:p>
+      <w:pPr>
+        <w:keepNext/>
+      </w:pPr>
+    </w:p>
+    <w:p>
+      <w:r>
+        <w:t>Then $LASTEXITCODE prints 1, Get-Content prints old-backup and then the three servers, and Test-Path prints False (on Linux or macOS, echo $? prints 1, and ls reports that it cannot access the backup). Both files are exactly as they were, so the program changed nothing, and it printed no Copied line. Without the check, File.Copy would still refuse, with its own message, which names the backup's full path and ends in already exists. The check refuses before any copying starts and gives the same Error line as</w:t>
+      </w:r>
+      <w:r>
+        <w:t xml:space="preserve"> every other language.</w:t>
       </w:r>
     </w:p>
     <w:p>
@@ -7672,7 +8167,7 @@
     </w:p>
     <w:p>
       <w:r>
-        <w:t>Both versions refuse to copy when inventory-backup.txt already exists, copy inventory.txt into a new inventory-backup.txt, and check that both files exist. The Basic version does it all in Main and trusts the copy. The Production-Minded version copies through CopyFile, which the Challenge and later lessons reuse, checks the copy the way Lesson 2.11 taught, and prints nothing until the copy has succeeded, so a failure shows one Error line and exit code 1.</w:t>
+        <w:t>Both versions refuse to copy when .\csharp\inventory-backup.txt already exists, copy .\csharp\inventory.txt into a new .\csharp\inventory-backup.txt, and check that both files exist. The Basic version does it all in Main and trusts the copy. The Production-Minded version copies through CopyFile, which the Challenge and later lessons reuse, checks the copy the way Lesson 2.11 taught, and prints nothing until the copy has succeeded, so a failure shows one Error line and exit code 1.</w:t>
       </w:r>
     </w:p>
     <w:p>
@@ -7726,7 +8221,10 @@
     </w:p>
     <w:p>
       <w:r>
-        <w:t>Start with the most direct version: main checks with os.Stat that inventory-backup.txt does not exist yet and stops with an Error line if it does, reads inventory.txt with os.ReadFile, writes the same bytes into inventory-backup.txt with os.WriteFile, prints the Copied line, and checks with os.Stat that both files exist. This Basic version ignores both error values; the Production-Minded version checks them. Every step is commented, so read the comments as you type it.</w:t>
+        <w:t>Start with the most direct version: main joins the paths .\go\inventory.txt and .\go\inventory-backup.txt, checks with os.Stat that the backup does not exist yet and stops with an Error line if it does, reads the original with os.ReadFile, writes the same bytes into the backup with os.WriteFile, prints the Copied line, and checks with os.Stat that both files exist. This Basic version ignores both error values; the Production-Minded version checks them. Every step is commented, so read the comments as you ty</w:t>
+      </w:r>
+      <w:r>
+        <w:t>pe it.</w:t>
       </w:r>
     </w:p>
     <w:p>
@@ -7771,15 +8269,15 @@
         <w:pStyle w:val="SourceCode"/>
       </w:pPr>
       <w:r>
-        <w:t>// Remember, import brings in ready-made packages: fmt prints, and os holds</w:t>
-      </w:r>
-    </w:p>
-    <w:p>
-      <w:pPr>
-        <w:pStyle w:val="SourceCode"/>
-      </w:pPr>
-      <w:r>
-        <w:t>// Go's tools for files.</w:t>
+        <w:t>// Remember, import brings in ready-made packages: fmt prints, os holds</w:t>
+      </w:r>
+    </w:p>
+    <w:p>
+      <w:pPr>
+        <w:pStyle w:val="SourceCode"/>
+      </w:pPr>
+      <w:r>
+        <w:t>// Go's tools for files, and path/filepath joins paths.</w:t>
       </w:r>
     </w:p>
     <w:p>
@@ -7811,6 +8309,14 @@
         <w:pStyle w:val="SourceCode"/>
       </w:pPr>
       <w:r>
+        <w:t xml:space="preserve">    "path/filepath"</w:t>
+      </w:r>
+    </w:p>
+    <w:p>
+      <w:pPr>
+        <w:pStyle w:val="SourceCode"/>
+      </w:pPr>
+      <w:r>
         <w:t>)</w:t>
       </w:r>
     </w:p>
@@ -7840,47 +8346,63 @@
         <w:pStyle w:val="SourceCode"/>
       </w:pPr>
       <w:r>
-        <w:t xml:space="preserve">    // The file to copy, and the name of the copy. A backup is a copy kept</w:t>
-      </w:r>
-    </w:p>
-    <w:p>
-      <w:pPr>
-        <w:pStyle w:val="SourceCode"/>
-      </w:pPr>
-      <w:r>
-        <w:t xml:space="preserve">    // so the original's contents can be brought back if the original is</w:t>
-      </w:r>
-    </w:p>
-    <w:p>
-      <w:pPr>
-        <w:pStyle w:val="SourceCode"/>
-      </w:pPr>
-      <w:r>
-        <w:t xml:space="preserve">    // lost or damaged. Remember, a relative path starts from the working</w:t>
-      </w:r>
-    </w:p>
-    <w:p>
-      <w:pPr>
-        <w:pStyle w:val="SourceCode"/>
-      </w:pPr>
-      <w:r>
-        <w:t xml:space="preserve">    // directory.</w:t>
-      </w:r>
-    </w:p>
-    <w:p>
-      <w:pPr>
-        <w:pStyle w:val="SourceCode"/>
-      </w:pPr>
-      <w:r>
-        <w:t xml:space="preserve">    var source string = "inventory.txt"</w:t>
-      </w:r>
-    </w:p>
-    <w:p>
-      <w:pPr>
-        <w:pStyle w:val="SourceCode"/>
-      </w:pPr>
-      <w:r>
-        <w:t xml:space="preserve">    var backup string = "inventory-backup.txt"</w:t>
+        <w:t xml:space="preserve">    // The file to copy, and the name of the copy, both in the go folder,</w:t>
+      </w:r>
+    </w:p>
+    <w:p>
+      <w:pPr>
+        <w:pStyle w:val="SourceCode"/>
+      </w:pPr>
+      <w:r>
+        <w:t xml:space="preserve">    // so the Go programs write only inside their own folder. A backup is</w:t>
+      </w:r>
+    </w:p>
+    <w:p>
+      <w:pPr>
+        <w:pStyle w:val="SourceCode"/>
+      </w:pPr>
+      <w:r>
+        <w:t xml:space="preserve">    // a copy kept so the original's contents can be brought back if the</w:t>
+      </w:r>
+    </w:p>
+    <w:p>
+      <w:pPr>
+        <w:pStyle w:val="SourceCode"/>
+      </w:pPr>
+      <w:r>
+        <w:t xml:space="preserve">    // original is lost or damaged. Remember, join builds the path with</w:t>
+      </w:r>
+    </w:p>
+    <w:p>
+      <w:pPr>
+        <w:pStyle w:val="SourceCode"/>
+      </w:pPr>
+      <w:r>
+        <w:t xml:space="preserve">    // the right separator; in Go that is filepath.Join. A relative path</w:t>
+      </w:r>
+    </w:p>
+    <w:p>
+      <w:pPr>
+        <w:pStyle w:val="SourceCode"/>
+      </w:pPr>
+      <w:r>
+        <w:t xml:space="preserve">    // starts from the working directory.</w:t>
+      </w:r>
+    </w:p>
+    <w:p>
+      <w:pPr>
+        <w:pStyle w:val="SourceCode"/>
+      </w:pPr>
+      <w:r>
+        <w:t xml:space="preserve">    var source string = filepath.Join("go", "inventory.txt")</w:t>
+      </w:r>
+    </w:p>
+    <w:p>
+      <w:pPr>
+        <w:pStyle w:val="SourceCode"/>
+      </w:pPr>
+      <w:r>
+        <w:t xml:space="preserve">    var backup string = filepath.Join("go", "inventory-backup.txt")</w:t>
       </w:r>
     </w:p>
     <w:p>
@@ -8346,7 +8868,7 @@
         <w:keepNext/>
       </w:pPr>
       <w:r>
-        <w:t>Copied inventory.txt to inventory-backup.txt</w:t>
+        <w:t>Copied go\inventory.txt to go\inventory-backup.txt</w:t>
       </w:r>
     </w:p>
     <w:p>
@@ -8355,7 +8877,7 @@
         <w:keepNext/>
       </w:pPr>
       <w:r>
-        <w:t>inventory.txt exists: yes</w:t>
+        <w:t>go\inventory.txt exists: yes</w:t>
       </w:r>
     </w:p>
     <w:p>
@@ -8363,7 +8885,7 @@
         <w:pStyle w:val="RequiredOutput"/>
       </w:pPr>
       <w:r>
-        <w:t>inventory-backup.txt exists: yes</w:t>
+        <w:t>go\inventory-backup.txt exists: yes</w:t>
       </w:r>
     </w:p>
     <w:p>
@@ -8376,7 +8898,7 @@
         <w:pStyle w:val="ListBullet"/>
       </w:pPr>
       <w:r>
-        <w:t>Copied inventory.txt to inventory-backup.txt is printed after the copy has been made.</w:t>
+        <w:t>The Copied line names the two paths the program joined, go and then each file's name, and is printed after the copy has been made.</w:t>
       </w:r>
     </w:p>
     <w:p>
@@ -8384,7 +8906,7 @@
         <w:pStyle w:val="ListBullet"/>
       </w:pPr>
       <w:r>
-        <w:t>inventory.txt exists: yes proves the original is still there: copying only reads it.</w:t>
+        <w:t>The first exists line proves the original, .\go\inventory.txt, is still there: copying only reads it.</w:t>
       </w:r>
     </w:p>
     <w:p>
@@ -8392,7 +8914,7 @@
         <w:pStyle w:val="ListBullet"/>
       </w:pPr>
       <w:r>
-        <w:t>inventory-backup.txt exists: yes proves the copy was created next to it.</w:t>
+        <w:t>The second exists line proves the copy, .\go\inventory-backup.txt, was created next to it, in the same folder.</w:t>
       </w:r>
     </w:p>
     <w:p>
@@ -8408,7 +8930,7 @@
         <w:pStyle w:val="ListBullet"/>
       </w:pPr>
       <w:r>
-        <w:t>If the program prints inventory.txt exists: no, the original was missing: this Basic version throws away os.ReadFile's error value, so it wrote an empty inventory-backup.txt anyway. The existence check caught what the Basic version ignored. Remove inventory-backup.txt, save inventory.txt in the lesson-3.8 folder, and run the program again.</w:t>
+        <w:t>If the second line ends in inventory.txt exists: no, the original was missing: this Basic version throws away os.ReadFile's error value, so it wrote an empty backup anyway. The existence check caught what the Basic version ignored. Remove .\go\inventory-backup.txt, copy inventory-start.txt to .\go\inventory.txt as in Project Setup, and run the program again.</w:t>
       </w:r>
     </w:p>
     <w:p>
@@ -8416,7 +8938,7 @@
         <w:pStyle w:val="ListBullet"/>
       </w:pPr>
       <w:r>
-        <w:t>If the program prints Error: inventory-backup.txt already exists; nothing was changed, the backup is still there from an earlier run. Remove it with Remove-Item inventory-backup.txt (rm on Linux or macOS), and run the program again.</w:t>
+        <w:t>If the program prints an Error line that ends in already exists; nothing was changed, the backup is still there from an earlier run. Remove it with Remove-Item .\go\inventory-backup.txt (rm on Linux or macOS), and run the program again.</w:t>
       </w:r>
     </w:p>
     <w:p>
@@ -8424,7 +8946,7 @@
         <w:pStyle w:val="ListBullet"/>
       </w:pPr>
       <w:r>
-        <w:t>Run every program from the lesson-3.8 folder. A relative path starts from the working directory, so a program run from another folder looks for inventory.txt there.</w:t>
+        <w:t>Run every program from the lesson-3.8 folder. A relative path starts from the working directory, so a program run from another folder looks for .\go\inventory.txt there.</w:t>
       </w:r>
     </w:p>
     <w:p>
@@ -8453,47 +8975,47 @@
         <w:keepNext/>
       </w:pPr>
       <w:r>
-        <w:t>Now look inside both files. Get-Content prints each file's lines. Then Remove-Item removes the backup, by name, so the next program can create it again, and Test-Path answers for both files, one line each.</w:t>
-      </w:r>
-    </w:p>
-    <w:p>
-      <w:pPr>
-        <w:keepNext/>
-      </w:pPr>
-    </w:p>
-    <w:p>
-      <w:pPr>
-        <w:pStyle w:val="CommandBlock"/>
-        <w:keepNext/>
-      </w:pPr>
-      <w:r>
-        <w:t>Get-Content inventory.txt</w:t>
-      </w:r>
-    </w:p>
-    <w:p>
-      <w:pPr>
-        <w:pStyle w:val="CommandBlock"/>
-        <w:keepNext/>
-      </w:pPr>
-      <w:r>
-        <w:t>Get-Content inventory-backup.txt</w:t>
-      </w:r>
-    </w:p>
-    <w:p>
-      <w:pPr>
-        <w:pStyle w:val="CommandBlock"/>
-        <w:keepNext/>
-      </w:pPr>
-      <w:r>
-        <w:t>Remove-Item inventory-backup.txt</w:t>
-      </w:r>
-    </w:p>
-    <w:p>
-      <w:pPr>
-        <w:pStyle w:val="CommandBlock"/>
-      </w:pPr>
-      <w:r>
-        <w:t>Test-Path inventory.txt, inventory-backup.txt</w:t>
+        <w:t>Now look inside both files. Get-Content prints each file's lines. Then Remove-Item removes the backup, by path, so the Production-Minded version can create it again, and Test-Path answers for both files, one line each.</w:t>
+      </w:r>
+    </w:p>
+    <w:p>
+      <w:pPr>
+        <w:keepNext/>
+      </w:pPr>
+    </w:p>
+    <w:p>
+      <w:pPr>
+        <w:pStyle w:val="CommandBlock"/>
+        <w:keepNext/>
+      </w:pPr>
+      <w:r>
+        <w:t>Get-Content .\go\inventory.txt</w:t>
+      </w:r>
+    </w:p>
+    <w:p>
+      <w:pPr>
+        <w:pStyle w:val="CommandBlock"/>
+        <w:keepNext/>
+      </w:pPr>
+      <w:r>
+        <w:t>Get-Content .\go\inventory-backup.txt</w:t>
+      </w:r>
+    </w:p>
+    <w:p>
+      <w:pPr>
+        <w:pStyle w:val="CommandBlock"/>
+        <w:keepNext/>
+      </w:pPr>
+      <w:r>
+        <w:t>Remove-Item .\go\inventory-backup.txt</w:t>
+      </w:r>
+    </w:p>
+    <w:p>
+      <w:pPr>
+        <w:pStyle w:val="CommandBlock"/>
+      </w:pPr>
+      <w:r>
+        <w:t>Test-Path .\go\inventory.txt, .\go\inventory-backup.txt</w:t>
       </w:r>
     </w:p>
     <w:p>
@@ -8514,47 +9036,47 @@
         <w:keepNext/>
       </w:pPr>
       <w:r>
-        <w:t>cat prints each file, rm removes the backup, and ls then lists inventory.txt and reports that inventory-backup.txt is no longer there.</w:t>
-      </w:r>
-    </w:p>
-    <w:p>
-      <w:pPr>
-        <w:keepNext/>
-      </w:pPr>
-    </w:p>
-    <w:p>
-      <w:pPr>
-        <w:pStyle w:val="CommandBlock"/>
-        <w:keepNext/>
-      </w:pPr>
-      <w:r>
-        <w:t>cat inventory.txt</w:t>
-      </w:r>
-    </w:p>
-    <w:p>
-      <w:pPr>
-        <w:pStyle w:val="CommandBlock"/>
-        <w:keepNext/>
-      </w:pPr>
-      <w:r>
-        <w:t>cat inventory-backup.txt</w:t>
-      </w:r>
-    </w:p>
-    <w:p>
-      <w:pPr>
-        <w:pStyle w:val="CommandBlock"/>
-        <w:keepNext/>
-      </w:pPr>
-      <w:r>
-        <w:t>rm inventory-backup.txt</w:t>
-      </w:r>
-    </w:p>
-    <w:p>
-      <w:pPr>
-        <w:pStyle w:val="CommandBlock"/>
-      </w:pPr>
-      <w:r>
-        <w:t>ls inventory.txt inventory-backup.txt</w:t>
+        <w:t>cat prints each file, rm removes the backup, and ls then lists the original and reports that the backup is no longer there.</w:t>
+      </w:r>
+    </w:p>
+    <w:p>
+      <w:pPr>
+        <w:keepNext/>
+      </w:pPr>
+    </w:p>
+    <w:p>
+      <w:pPr>
+        <w:pStyle w:val="CommandBlock"/>
+        <w:keepNext/>
+      </w:pPr>
+      <w:r>
+        <w:t>cat ./go/inventory.txt</w:t>
+      </w:r>
+    </w:p>
+    <w:p>
+      <w:pPr>
+        <w:pStyle w:val="CommandBlock"/>
+        <w:keepNext/>
+      </w:pPr>
+      <w:r>
+        <w:t>cat ./go/inventory-backup.txt</w:t>
+      </w:r>
+    </w:p>
+    <w:p>
+      <w:pPr>
+        <w:pStyle w:val="CommandBlock"/>
+        <w:keepNext/>
+      </w:pPr>
+      <w:r>
+        <w:t>rm ./go/inventory-backup.txt</w:t>
+      </w:r>
+    </w:p>
+    <w:p>
+      <w:pPr>
+        <w:pStyle w:val="CommandBlock"/>
+      </w:pPr>
+      <w:r>
+        <w:t>ls ./go/inventory.txt ./go/inventory-backup.txt</w:t>
       </w:r>
     </w:p>
     <w:p>
@@ -8653,7 +9175,7 @@
     </w:p>
     <w:p>
       <w:r>
-        <w:t>On Linux or macOS the last two lines differ: ls prints inventory.txt, and then a message that it cannot access inventory-backup.txt. The first three lines are the original and the next three are the copy: the same lines in the same order, so the backup matches the original. True and False prove that the copy is a separate file: removing the backup left the original where it was.</w:t>
+        <w:t>On Linux or macOS the last two lines differ: ls prints the original's path, and then a message that it cannot access the backup. The first three lines are the original and the next three are the copy: the same lines in the same order, so the backup matches the original. True and False prove that the copy is a separate file: removing the backup left the original where it was.</w:t>
       </w:r>
     </w:p>
     <w:p>
@@ -8721,7 +9243,15 @@
         <w:pStyle w:val="SourceCode"/>
       </w:pPr>
       <w:r>
-        <w:t>// values, fmt prints, and os holds Go's tools for files.</w:t>
+        <w:t>// values, fmt prints, os holds Go's tools for files, and path/filepath</w:t>
+      </w:r>
+    </w:p>
+    <w:p>
+      <w:pPr>
+        <w:pStyle w:val="SourceCode"/>
+      </w:pPr>
+      <w:r>
+        <w:t>// joins paths.</w:t>
       </w:r>
     </w:p>
     <w:p>
@@ -8761,6 +9291,14 @@
         <w:pStyle w:val="SourceCode"/>
       </w:pPr>
       <w:r>
+        <w:t xml:space="preserve">    "path/filepath"</w:t>
+      </w:r>
+    </w:p>
+    <w:p>
+      <w:pPr>
+        <w:pStyle w:val="SourceCode"/>
+      </w:pPr>
+      <w:r>
         <w:t>)</w:t>
       </w:r>
     </w:p>
@@ -8936,15 +9474,39 @@
         <w:pStyle w:val="SourceCode"/>
       </w:pPr>
       <w:r>
-        <w:t xml:space="preserve">    var source string = "inventory.txt"</w:t>
-      </w:r>
-    </w:p>
-    <w:p>
-      <w:pPr>
-        <w:pStyle w:val="SourceCode"/>
-      </w:pPr>
-      <w:r>
-        <w:t xml:space="preserve">    var backup string = "inventory-backup.txt"</w:t>
+        <w:t xml:space="preserve">    // Both files are in the go folder, so the Go programs write only</w:t>
+      </w:r>
+    </w:p>
+    <w:p>
+      <w:pPr>
+        <w:pStyle w:val="SourceCode"/>
+      </w:pPr>
+      <w:r>
+        <w:t xml:space="preserve">    // inside their own folder. Remember, filepath.Join joins with the</w:t>
+      </w:r>
+    </w:p>
+    <w:p>
+      <w:pPr>
+        <w:pStyle w:val="SourceCode"/>
+      </w:pPr>
+      <w:r>
+        <w:t xml:space="preserve">    // right separator.</w:t>
+      </w:r>
+    </w:p>
+    <w:p>
+      <w:pPr>
+        <w:pStyle w:val="SourceCode"/>
+      </w:pPr>
+      <w:r>
+        <w:t xml:space="preserve">    var source string = filepath.Join("go", "inventory.txt")</w:t>
+      </w:r>
+    </w:p>
+    <w:p>
+      <w:pPr>
+        <w:pStyle w:val="SourceCode"/>
+      </w:pPr>
+      <w:r>
+        <w:t xml:space="preserve">    var backup string = filepath.Join("go", "inventory-backup.txt")</w:t>
       </w:r>
     </w:p>
     <w:p>
@@ -9266,7 +9828,7 @@
         <w:keepNext/>
       </w:pPr>
       <w:r>
-        <w:t>Copied inventory.txt to inventory-backup.txt</w:t>
+        <w:t>Copied go\inventory.txt to go\inventory-backup.txt</w:t>
       </w:r>
     </w:p>
     <w:p>
@@ -9275,7 +9837,7 @@
         <w:keepNext/>
       </w:pPr>
       <w:r>
-        <w:t>inventory.txt exists: yes</w:t>
+        <w:t>go\inventory.txt exists: yes</w:t>
       </w:r>
     </w:p>
     <w:p>
@@ -9283,7 +9845,7 @@
         <w:pStyle w:val="RequiredOutput"/>
       </w:pPr>
       <w:r>
-        <w:t>inventory-backup.txt exists: yes</w:t>
+        <w:t>go\inventory-backup.txt exists: yes</w:t>
       </w:r>
     </w:p>
     <w:p>
@@ -9312,7 +9874,7 @@
         <w:pStyle w:val="ListBullet"/>
       </w:pPr>
       <w:r>
-        <w:t>Leave inventory-backup.txt where it is: the Backup Exists Check below writes old-backup into it and removes it at the end.</w:t>
+        <w:t>Leave .\go\inventory-backup.txt where it is: the Backup Exists Check below writes old-backup into it and removes it at the end.</w:t>
       </w:r>
     </w:p>
     <w:p>
@@ -9320,7 +9882,7 @@
         <w:pStyle w:val="ListBullet"/>
       </w:pPr>
       <w:r>
-        <w:t>If the program prints Error: inventory-backup.txt already exists; nothing was changed, the backup is still there from an earlier run. Remove it with Remove-Item inventory-backup.txt (rm on Linux or macOS), and run the program again.</w:t>
+        <w:t>If the program prints an Error line that ends in already exists; nothing was changed, the backup is still there from an earlier run. Remove it with Remove-Item .\go\inventory-backup.txt (rm on Linux or macOS), and run the program again.</w:t>
       </w:r>
     </w:p>
     <w:p>
@@ -9349,21 +9911,21 @@
         <w:keepNext/>
       </w:pPr>
       <w:r>
-        <w:t>Now prove that the program never replaces a backup that is already there. Set-Content writes old-backup into inventory-backup.txt, standing in for an older backup you want to keep. Then the program runs, $LASTEXITCODE shows its exit code, Get-Content shows both files, and Remove-Item and Test-Path remove the backup by name and confirm it is gone.</w:t>
-      </w:r>
-    </w:p>
-    <w:p>
-      <w:pPr>
-        <w:keepNext/>
-      </w:pPr>
-    </w:p>
-    <w:p>
-      <w:pPr>
-        <w:pStyle w:val="CommandBlock"/>
-        <w:keepNext/>
-      </w:pPr>
-      <w:r>
-        <w:t>Set-Content inventory-backup.txt old-backup</w:t>
+        <w:t>Now prove that the program never replaces a backup that is already there. Set-Content writes old-backup into .\go\inventory-backup.txt, standing in for an older backup you want to keep. Then the program runs, $LASTEXITCODE shows its exit code, Get-Content shows both files, and Remove-Item and Test-Path remove the backup by path and confirm it is gone.</w:t>
+      </w:r>
+    </w:p>
+    <w:p>
+      <w:pPr>
+        <w:keepNext/>
+      </w:pPr>
+    </w:p>
+    <w:p>
+      <w:pPr>
+        <w:pStyle w:val="CommandBlock"/>
+        <w:keepNext/>
+      </w:pPr>
+      <w:r>
+        <w:t>Set-Content .\go\inventory-backup.txt old-backup</w:t>
       </w:r>
     </w:p>
     <w:p>
@@ -9390,33 +9952,33 @@
         <w:keepNext/>
       </w:pPr>
       <w:r>
-        <w:t>Get-Content inventory-backup.txt</w:t>
-      </w:r>
-    </w:p>
-    <w:p>
-      <w:pPr>
-        <w:pStyle w:val="CommandBlock"/>
-        <w:keepNext/>
-      </w:pPr>
-      <w:r>
-        <w:t>Get-Content inventory.txt</w:t>
-      </w:r>
-    </w:p>
-    <w:p>
-      <w:pPr>
-        <w:pStyle w:val="CommandBlock"/>
-        <w:keepNext/>
-      </w:pPr>
-      <w:r>
-        <w:t>Remove-Item inventory-backup.txt</w:t>
-      </w:r>
-    </w:p>
-    <w:p>
-      <w:pPr>
-        <w:pStyle w:val="CommandBlock"/>
-      </w:pPr>
-      <w:r>
-        <w:t>Test-Path inventory-backup.txt</w:t>
+        <w:t>Get-Content .\go\inventory-backup.txt</w:t>
+      </w:r>
+    </w:p>
+    <w:p>
+      <w:pPr>
+        <w:pStyle w:val="CommandBlock"/>
+        <w:keepNext/>
+      </w:pPr>
+      <w:r>
+        <w:t>Get-Content .\go\inventory.txt</w:t>
+      </w:r>
+    </w:p>
+    <w:p>
+      <w:pPr>
+        <w:pStyle w:val="CommandBlock"/>
+        <w:keepNext/>
+      </w:pPr>
+      <w:r>
+        <w:t>Remove-Item .\go\inventory-backup.txt</w:t>
+      </w:r>
+    </w:p>
+    <w:p>
+      <w:pPr>
+        <w:pStyle w:val="CommandBlock"/>
+      </w:pPr>
+      <w:r>
+        <w:t>Test-Path .\go\inventory-backup.txt</w:t>
       </w:r>
     </w:p>
     <w:p>
@@ -9451,7 +10013,7 @@
         <w:keepNext/>
       </w:pPr>
       <w:r>
-        <w:t>echo old-backup &gt; inventory-backup.txt</w:t>
+        <w:t>echo old-backup &gt; ./go/inventory-backup.txt</w:t>
       </w:r>
     </w:p>
     <w:p>
@@ -9478,33 +10040,33 @@
         <w:keepNext/>
       </w:pPr>
       <w:r>
-        <w:t>cat inventory-backup.txt</w:t>
-      </w:r>
-    </w:p>
-    <w:p>
-      <w:pPr>
-        <w:pStyle w:val="CommandBlock"/>
-        <w:keepNext/>
-      </w:pPr>
-      <w:r>
-        <w:t>cat inventory.txt</w:t>
-      </w:r>
-    </w:p>
-    <w:p>
-      <w:pPr>
-        <w:pStyle w:val="CommandBlock"/>
-        <w:keepNext/>
-      </w:pPr>
-      <w:r>
-        <w:t>rm inventory-backup.txt</w:t>
-      </w:r>
-    </w:p>
-    <w:p>
-      <w:pPr>
-        <w:pStyle w:val="CommandBlock"/>
-      </w:pPr>
-      <w:r>
-        <w:t>ls inventory-backup.txt</w:t>
+        <w:t>cat ./go/inventory-backup.txt</w:t>
+      </w:r>
+    </w:p>
+    <w:p>
+      <w:pPr>
+        <w:pStyle w:val="CommandBlock"/>
+        <w:keepNext/>
+      </w:pPr>
+      <w:r>
+        <w:t>cat ./go/inventory.txt</w:t>
+      </w:r>
+    </w:p>
+    <w:p>
+      <w:pPr>
+        <w:pStyle w:val="CommandBlock"/>
+        <w:keepNext/>
+      </w:pPr>
+      <w:r>
+        <w:t>rm ./go/inventory-backup.txt</w:t>
+      </w:r>
+    </w:p>
+    <w:p>
+      <w:pPr>
+        <w:pStyle w:val="CommandBlock"/>
+      </w:pPr>
+      <w:r>
+        <w:t>ls ./go/inventory-backup.txt</w:t>
       </w:r>
     </w:p>
     <w:p>
@@ -9530,17 +10092,17 @@
         <w:pStyle w:val="RequiredOutput"/>
       </w:pPr>
       <w:r>
-        <w:t>Error: inventory-backup.txt already exists; nothing was changed</w:t>
-      </w:r>
-    </w:p>
-    <w:p>
-      <w:pPr>
-        <w:keepNext/>
-      </w:pPr>
-    </w:p>
-    <w:p>
-      <w:r>
-        <w:t>Then $LASTEXITCODE prints 1, Get-Content prints old-backup and then the three servers, and Test-Path prints False (on Linux or macOS, echo $? prints 1, and ls reports that it cannot access inventory-backup.txt). Both files are exactly as they were, so the program changed nothing, and it printed no Copied line. If Get-Content prints the three servers instead of old-backup, the os.Stat check in copyFile is missing: os.WriteFile replaced your file without asking.</w:t>
+        <w:t>Error: go\inventory-backup.txt already exists; nothing was changed</w:t>
+      </w:r>
+    </w:p>
+    <w:p>
+      <w:pPr>
+        <w:keepNext/>
+      </w:pPr>
+    </w:p>
+    <w:p>
+      <w:r>
+        <w:t>Then $LASTEXITCODE prints 1, Get-Content prints old-backup and then the three servers, and Test-Path prints False (on Linux or macOS, echo $? prints 1, and ls reports that it cannot access the backup). Both files are exactly as they were, so the program changed nothing, and it printed no Copied line. If Get-Content prints the three servers instead of old-backup, the os.Stat check in copyFile is missing: os.WriteFile replaced your file without asking.</w:t>
       </w:r>
     </w:p>
     <w:p>
@@ -9608,7 +10170,7 @@
     </w:p>
     <w:p>
       <w:r>
-        <w:t>Both versions refuse to copy when inventory-backup.txt already exists, copy inventory.txt into a new inventory-backup.txt, and check that both files exist. The Basic version does it all in main and trusts the copy. The Production-Minded version copies through copyFile, which the Challenge and later lessons reuse, checks the copy the way Lesson 2.11 taught, and prints nothing until the copy has succeeded, so a failure shows one Error line and exit code 1.</w:t>
+        <w:t>Both versions refuse to copy when .\go\inventory-backup.txt already exists, copy .\go\inventory.txt into a new .\go\inventory-backup.txt, and check that both files exist. The Basic version does it all in main and trusts the copy. The Production-Minded version copies through copyFile, which the Challenge and later lessons reuse, checks the copy the way Lesson 2.11 taught, and prints nothing until the copy has succeeded, so a failure shows one Error line and exit code 1.</w:t>
       </w:r>
     </w:p>
     <w:p>
@@ -9659,7 +10221,7 @@
     </w:p>
     <w:p>
       <w:r>
-        <w:t>Start with the most direct version: main checks with os.path.exists that inventory-backup.txt does not exist yet and stops with an Error line if it does, copies with shutil.copyfile, prints the Copied line, and checks that both files exist. This Basic version trusts that the copy works; the Production-Minded version checks. Every step is commented, so read the comments as you type it.</w:t>
+        <w:t>Start with the most direct version: main joins the paths .\python\inventory.txt and .\python\inventory-backup.txt, checks with os.path.exists that the backup does not exist yet and stops with an Error line if it does, copies with shutil.copyfile, prints the Copied line, and checks that both files exist. This Basic version trusts that the copy works; the Production-Minded version checks. Every step is commented, so read the comments as you type it.</w:t>
       </w:r>
     </w:p>
     <w:p>
@@ -9690,15 +10252,15 @@
         <w:keepNext/>
       </w:pPr>
       <w:r>
-        <w:t># os.path.exists. shutil, the shell utilities module, holds Python's tools</w:t>
-      </w:r>
-    </w:p>
-    <w:p>
-      <w:pPr>
-        <w:pStyle w:val="SourceCode"/>
-      </w:pPr>
-      <w:r>
-        <w:t># for copying and moving whole files.</w:t>
+        <w:t># os.path.exists, and os.path joins paths. shutil, the shell utilities</w:t>
+      </w:r>
+    </w:p>
+    <w:p>
+      <w:pPr>
+        <w:pStyle w:val="SourceCode"/>
+      </w:pPr>
+      <w:r>
+        <w:t># module, holds Python's tools for copying and moving whole files.</w:t>
       </w:r>
     </w:p>
     <w:p>
@@ -9756,47 +10318,63 @@
         <w:pStyle w:val="SourceCode"/>
       </w:pPr>
       <w:r>
-        <w:t xml:space="preserve">    # The file to copy, and the name of the copy. A backup is a copy kept</w:t>
-      </w:r>
-    </w:p>
-    <w:p>
-      <w:pPr>
-        <w:pStyle w:val="SourceCode"/>
-      </w:pPr>
-      <w:r>
-        <w:t xml:space="preserve">    # so the original's contents can be brought back if the original is</w:t>
-      </w:r>
-    </w:p>
-    <w:p>
-      <w:pPr>
-        <w:pStyle w:val="SourceCode"/>
-      </w:pPr>
-      <w:r>
-        <w:t xml:space="preserve">    # lost or damaged. Remember, a relative path starts from the working</w:t>
-      </w:r>
-    </w:p>
-    <w:p>
-      <w:pPr>
-        <w:pStyle w:val="SourceCode"/>
-      </w:pPr>
-      <w:r>
-        <w:t xml:space="preserve">    # directory.</w:t>
-      </w:r>
-    </w:p>
-    <w:p>
-      <w:pPr>
-        <w:pStyle w:val="SourceCode"/>
-      </w:pPr>
-      <w:r>
-        <w:t xml:space="preserve">    source = "inventory.txt"</w:t>
-      </w:r>
-    </w:p>
-    <w:p>
-      <w:pPr>
-        <w:pStyle w:val="SourceCode"/>
-      </w:pPr>
-      <w:r>
-        <w:t xml:space="preserve">    backup = "inventory-backup.txt"</w:t>
+        <w:t xml:space="preserve">    # The file to copy, and the name of the copy, both in the python</w:t>
+      </w:r>
+    </w:p>
+    <w:p>
+      <w:pPr>
+        <w:pStyle w:val="SourceCode"/>
+      </w:pPr>
+      <w:r>
+        <w:t xml:space="preserve">    # folder, so the Python programs write only inside their own folder.</w:t>
+      </w:r>
+    </w:p>
+    <w:p>
+      <w:pPr>
+        <w:pStyle w:val="SourceCode"/>
+      </w:pPr>
+      <w:r>
+        <w:t xml:space="preserve">    # A backup is a copy kept so the original's contents can be brought</w:t>
+      </w:r>
+    </w:p>
+    <w:p>
+      <w:pPr>
+        <w:pStyle w:val="SourceCode"/>
+      </w:pPr>
+      <w:r>
+        <w:t xml:space="preserve">    # back if the original is lost or damaged. Remember, join builds the</w:t>
+      </w:r>
+    </w:p>
+    <w:p>
+      <w:pPr>
+        <w:pStyle w:val="SourceCode"/>
+      </w:pPr>
+      <w:r>
+        <w:t xml:space="preserve">    # path with the right separator; in Python that is os.path.join. A</w:t>
+      </w:r>
+    </w:p>
+    <w:p>
+      <w:pPr>
+        <w:pStyle w:val="SourceCode"/>
+      </w:pPr>
+      <w:r>
+        <w:t xml:space="preserve">    # relative path starts from the working directory.</w:t>
+      </w:r>
+    </w:p>
+    <w:p>
+      <w:pPr>
+        <w:pStyle w:val="SourceCode"/>
+      </w:pPr>
+      <w:r>
+        <w:t xml:space="preserve">    source = os.path.join("python", "inventory.txt")</w:t>
+      </w:r>
+    </w:p>
+    <w:p>
+      <w:pPr>
+        <w:pStyle w:val="SourceCode"/>
+      </w:pPr>
+      <w:r>
+        <w:t xml:space="preserve">    backup = os.path.join("python", "inventory-backup.txt")</w:t>
       </w:r>
     </w:p>
     <w:p>
@@ -10153,7 +10731,7 @@
         <w:keepNext/>
       </w:pPr>
       <w:r>
-        <w:t>Copied inventory.txt to inventory-backup.txt</w:t>
+        <w:t>Copied python\inventory.txt to python\inventory-backup.txt</w:t>
       </w:r>
     </w:p>
     <w:p>
@@ -10162,7 +10740,7 @@
         <w:keepNext/>
       </w:pPr>
       <w:r>
-        <w:t>inventory.txt exists: yes</w:t>
+        <w:t>python\inventory.txt exists: yes</w:t>
       </w:r>
     </w:p>
     <w:p>
@@ -10170,7 +10748,7 @@
         <w:pStyle w:val="RequiredOutput"/>
       </w:pPr>
       <w:r>
-        <w:t>inventory-backup.txt exists: yes</w:t>
+        <w:t>python\inventory-backup.txt exists: yes</w:t>
       </w:r>
     </w:p>
     <w:p>
@@ -10183,7 +10761,7 @@
         <w:pStyle w:val="ListBullet"/>
       </w:pPr>
       <w:r>
-        <w:t>Copied inventory.txt to inventory-backup.txt is printed after the copy has been made.</w:t>
+        <w:t>The Copied line names the two paths the program joined, python and then each file's name, and is printed after the copy has been made.</w:t>
       </w:r>
     </w:p>
     <w:p>
@@ -10191,7 +10769,7 @@
         <w:pStyle w:val="ListBullet"/>
       </w:pPr>
       <w:r>
-        <w:t>inventory.txt exists: yes proves the original is still there: copying only reads it.</w:t>
+        <w:t>The first exists line proves the original, .\python\inventory.txt, is still there: copying only reads it.</w:t>
       </w:r>
     </w:p>
     <w:p>
@@ -10199,7 +10777,7 @@
         <w:pStyle w:val="ListBullet"/>
       </w:pPr>
       <w:r>
-        <w:t>inventory-backup.txt exists: yes proves the copy was created next to it.</w:t>
+        <w:t>The second exists line proves the copy, .\python\inventory-backup.txt, was created next to it, in the same folder.</w:t>
       </w:r>
     </w:p>
     <w:p>
@@ -10215,7 +10793,7 @@
         <w:pStyle w:val="ListBullet"/>
       </w:pPr>
       <w:r>
-        <w:t>If the program stops with FileNotFoundError: [Errno 2] No such file or directory: 'inventory.txt', the original is missing from the folder you ran the program in.</w:t>
+        <w:t>If the program stops with FileNotFoundError: [Errno 2] No such file or directory, followed by the path, .\python\inventory.txt is missing or you ran the program from another folder.</w:t>
       </w:r>
     </w:p>
     <w:p>
@@ -10223,7 +10801,7 @@
         <w:pStyle w:val="ListBullet"/>
       </w:pPr>
       <w:r>
-        <w:t>If the program prints Error: inventory-backup.txt already exists; nothing was changed, the backup is still there from an earlier run. Remove it with Remove-Item inventory-backup.txt (rm on Linux or macOS), and run the program again.</w:t>
+        <w:t>If the program prints an Error line that ends in already exists; nothing was changed, the backup is still there from an earlier run. Remove it with Remove-Item .\python\inventory-backup.txt (rm on Linux or macOS), and run the program again.</w:t>
       </w:r>
     </w:p>
     <w:p>
@@ -10231,7 +10809,7 @@
         <w:pStyle w:val="ListBullet"/>
       </w:pPr>
       <w:r>
-        <w:t>Run every program from the lesson-3.8 folder. A relative path starts from the working directory, so a program run from another folder looks for inventory.txt there.</w:t>
+        <w:t>Run every program from the lesson-3.8 folder. A relative path starts from the working directory, so a program run from another folder looks for .\python\inventory.txt there.</w:t>
       </w:r>
     </w:p>
     <w:p>
@@ -10260,47 +10838,47 @@
         <w:keepNext/>
       </w:pPr>
       <w:r>
-        <w:t>Now look inside both files. Get-Content prints each file's lines. Then Remove-Item removes the backup, by name, so the next program can create it again, and Test-Path answers for both files, one line each.</w:t>
-      </w:r>
-    </w:p>
-    <w:p>
-      <w:pPr>
-        <w:keepNext/>
-      </w:pPr>
-    </w:p>
-    <w:p>
-      <w:pPr>
-        <w:pStyle w:val="CommandBlock"/>
-        <w:keepNext/>
-      </w:pPr>
-      <w:r>
-        <w:t>Get-Content inventory.txt</w:t>
-      </w:r>
-    </w:p>
-    <w:p>
-      <w:pPr>
-        <w:pStyle w:val="CommandBlock"/>
-        <w:keepNext/>
-      </w:pPr>
-      <w:r>
-        <w:t>Get-Content inventory-backup.txt</w:t>
-      </w:r>
-    </w:p>
-    <w:p>
-      <w:pPr>
-        <w:pStyle w:val="CommandBlock"/>
-        <w:keepNext/>
-      </w:pPr>
-      <w:r>
-        <w:t>Remove-Item inventory-backup.txt</w:t>
-      </w:r>
-    </w:p>
-    <w:p>
-      <w:pPr>
-        <w:pStyle w:val="CommandBlock"/>
-      </w:pPr>
-      <w:r>
-        <w:t>Test-Path inventory.txt, inventory-backup.txt</w:t>
+        <w:t>Now look inside both files. Get-Content prints each file's lines. Then Remove-Item removes the backup, by path, so the Production-Minded version can create it again, and Test-Path answers for both files, one line each.</w:t>
+      </w:r>
+    </w:p>
+    <w:p>
+      <w:pPr>
+        <w:keepNext/>
+      </w:pPr>
+    </w:p>
+    <w:p>
+      <w:pPr>
+        <w:pStyle w:val="CommandBlock"/>
+        <w:keepNext/>
+      </w:pPr>
+      <w:r>
+        <w:t>Get-Content .\python\inventory.txt</w:t>
+      </w:r>
+    </w:p>
+    <w:p>
+      <w:pPr>
+        <w:pStyle w:val="CommandBlock"/>
+        <w:keepNext/>
+      </w:pPr>
+      <w:r>
+        <w:t>Get-Content .\python\inventory-backup.txt</w:t>
+      </w:r>
+    </w:p>
+    <w:p>
+      <w:pPr>
+        <w:pStyle w:val="CommandBlock"/>
+        <w:keepNext/>
+      </w:pPr>
+      <w:r>
+        <w:t>Remove-Item .\python\inventory-backup.txt</w:t>
+      </w:r>
+    </w:p>
+    <w:p>
+      <w:pPr>
+        <w:pStyle w:val="CommandBlock"/>
+      </w:pPr>
+      <w:r>
+        <w:t>Test-Path .\python\inventory.txt, .\python\inventory-backup.txt</w:t>
       </w:r>
     </w:p>
     <w:p>
@@ -10321,47 +10899,47 @@
         <w:keepNext/>
       </w:pPr>
       <w:r>
-        <w:t>cat prints each file, rm removes the backup, and ls then lists inventory.txt and reports that inventory-backup.txt is no longer there.</w:t>
-      </w:r>
-    </w:p>
-    <w:p>
-      <w:pPr>
-        <w:keepNext/>
-      </w:pPr>
-    </w:p>
-    <w:p>
-      <w:pPr>
-        <w:pStyle w:val="CommandBlock"/>
-        <w:keepNext/>
-      </w:pPr>
-      <w:r>
-        <w:t>cat inventory.txt</w:t>
-      </w:r>
-    </w:p>
-    <w:p>
-      <w:pPr>
-        <w:pStyle w:val="CommandBlock"/>
-        <w:keepNext/>
-      </w:pPr>
-      <w:r>
-        <w:t>cat inventory-backup.txt</w:t>
-      </w:r>
-    </w:p>
-    <w:p>
-      <w:pPr>
-        <w:pStyle w:val="CommandBlock"/>
-        <w:keepNext/>
-      </w:pPr>
-      <w:r>
-        <w:t>rm inventory-backup.txt</w:t>
-      </w:r>
-    </w:p>
-    <w:p>
-      <w:pPr>
-        <w:pStyle w:val="CommandBlock"/>
-      </w:pPr>
-      <w:r>
-        <w:t>ls inventory.txt inventory-backup.txt</w:t>
+        <w:t>cat prints each file, rm removes the backup, and ls then lists the original and reports that the backup is no longer there.</w:t>
+      </w:r>
+    </w:p>
+    <w:p>
+      <w:pPr>
+        <w:keepNext/>
+      </w:pPr>
+    </w:p>
+    <w:p>
+      <w:pPr>
+        <w:pStyle w:val="CommandBlock"/>
+        <w:keepNext/>
+      </w:pPr>
+      <w:r>
+        <w:t>cat ./python/inventory.txt</w:t>
+      </w:r>
+    </w:p>
+    <w:p>
+      <w:pPr>
+        <w:pStyle w:val="CommandBlock"/>
+        <w:keepNext/>
+      </w:pPr>
+      <w:r>
+        <w:t>cat ./python/inventory-backup.txt</w:t>
+      </w:r>
+    </w:p>
+    <w:p>
+      <w:pPr>
+        <w:pStyle w:val="CommandBlock"/>
+        <w:keepNext/>
+      </w:pPr>
+      <w:r>
+        <w:t>rm ./python/inventory-backup.txt</w:t>
+      </w:r>
+    </w:p>
+    <w:p>
+      <w:pPr>
+        <w:pStyle w:val="CommandBlock"/>
+      </w:pPr>
+      <w:r>
+        <w:t>ls ./python/inventory.txt ./python/inventory-backup.txt</w:t>
       </w:r>
     </w:p>
     <w:p>
@@ -10460,7 +11038,7 @@
     </w:p>
     <w:p>
       <w:r>
-        <w:t>On Linux or macOS the last two lines differ: ls prints inventory.txt, and then a message that it cannot access inventory-backup.txt. The first three lines are the original and the next three are the copy: the same lines in the same order, so the backup matches the original. True and False prove that the copy is a separate file: removing the backup left the original where it was.</w:t>
+        <w:t>On Linux or macOS the last two lines differ: ls prints the original's path, and then a message that it cannot access the backup. The first three lines are the original and the next three are the copy: the same lines in the same order, so the backup matches the original. True and False prove that the copy is a separate file: removing the backup left the original where it was.</w:t>
       </w:r>
     </w:p>
     <w:p>
@@ -10514,7 +11092,7 @@
         <w:keepNext/>
       </w:pPr>
       <w:r>
-        <w:t># os.path.exists, and shutil holds shutil.copyfile.</w:t>
+        <w:t># os.path.exists and os.path.join, and shutil holds shutil.copyfile.</w:t>
       </w:r>
     </w:p>
     <w:p>
@@ -10670,15 +11248,39 @@
         <w:pStyle w:val="SourceCode"/>
       </w:pPr>
       <w:r>
-        <w:t xml:space="preserve">    source = "inventory.txt"</w:t>
-      </w:r>
-    </w:p>
-    <w:p>
-      <w:pPr>
-        <w:pStyle w:val="SourceCode"/>
-      </w:pPr>
-      <w:r>
-        <w:t xml:space="preserve">    backup = "inventory-backup.txt"</w:t>
+        <w:t xml:space="preserve">    # Both files are in the python folder, so the Python programs write</w:t>
+      </w:r>
+    </w:p>
+    <w:p>
+      <w:pPr>
+        <w:pStyle w:val="SourceCode"/>
+      </w:pPr>
+      <w:r>
+        <w:t xml:space="preserve">    # only inside their own folder. Remember, os.path.join joins with the</w:t>
+      </w:r>
+    </w:p>
+    <w:p>
+      <w:pPr>
+        <w:pStyle w:val="SourceCode"/>
+      </w:pPr>
+      <w:r>
+        <w:t xml:space="preserve">    # right separator.</w:t>
+      </w:r>
+    </w:p>
+    <w:p>
+      <w:pPr>
+        <w:pStyle w:val="SourceCode"/>
+      </w:pPr>
+      <w:r>
+        <w:t xml:space="preserve">    source = os.path.join("python", "inventory.txt")</w:t>
+      </w:r>
+    </w:p>
+    <w:p>
+      <w:pPr>
+        <w:pStyle w:val="SourceCode"/>
+      </w:pPr>
+      <w:r>
+        <w:t xml:space="preserve">    backup = os.path.join("python", "inventory-backup.txt")</w:t>
       </w:r>
     </w:p>
     <w:p>
@@ -10984,7 +11586,7 @@
         <w:keepNext/>
       </w:pPr>
       <w:r>
-        <w:t>Copied inventory.txt to inventory-backup.txt</w:t>
+        <w:t>Copied python\inventory.txt to python\inventory-backup.txt</w:t>
       </w:r>
     </w:p>
     <w:p>
@@ -10993,7 +11595,7 @@
         <w:keepNext/>
       </w:pPr>
       <w:r>
-        <w:t>inventory.txt exists: yes</w:t>
+        <w:t>python\inventory.txt exists: yes</w:t>
       </w:r>
     </w:p>
     <w:p>
@@ -11001,7 +11603,7 @@
         <w:pStyle w:val="RequiredOutput"/>
       </w:pPr>
       <w:r>
-        <w:t>inventory-backup.txt exists: yes</w:t>
+        <w:t>python\inventory-backup.txt exists: yes</w:t>
       </w:r>
     </w:p>
     <w:p>
@@ -11030,7 +11632,7 @@
         <w:pStyle w:val="ListBullet"/>
       </w:pPr>
       <w:r>
-        <w:t>Leave inventory-backup.txt where it is: the Backup Exists Check below writes old-backup into it and removes it at the end.</w:t>
+        <w:t>Leave .\python\inventory-backup.txt where it is: the Backup Exists Check below writes old-backup into it and removes it at the end.</w:t>
       </w:r>
     </w:p>
     <w:p>
@@ -11038,7 +11640,7 @@
         <w:pStyle w:val="ListBullet"/>
       </w:pPr>
       <w:r>
-        <w:t>If the program prints Error: inventory-backup.txt already exists; nothing was changed, the backup is still there from an earlier run. Remove it with Remove-Item inventory-backup.txt (rm on Linux or macOS), and run the program again.</w:t>
+        <w:t>If the program prints an Error line that ends in already exists; nothing was changed, the backup is still there from an earlier run. Remove it with Remove-Item .\python\inventory-backup.txt (rm on Linux or macOS), and run the program again.</w:t>
       </w:r>
     </w:p>
     <w:p>
@@ -11067,21 +11669,21 @@
         <w:keepNext/>
       </w:pPr>
       <w:r>
-        <w:t>Now prove that the program never replaces a backup that is already there. Set-Content writes old-backup into inventory-backup.txt, standing in for an older backup you want to keep. Then the program runs, $LASTEXITCODE shows its exit code, Get-Content shows both files, and Remove-Item and Test-Path remove the backup by name and confirm it is gone.</w:t>
-      </w:r>
-    </w:p>
-    <w:p>
-      <w:pPr>
-        <w:keepNext/>
-      </w:pPr>
-    </w:p>
-    <w:p>
-      <w:pPr>
-        <w:pStyle w:val="CommandBlock"/>
-        <w:keepNext/>
-      </w:pPr>
-      <w:r>
-        <w:t>Set-Content inventory-backup.txt old-backup</w:t>
+        <w:t>Now prove that the program never replaces a backup that is already there. Set-Content writes old-backup into .\python\inventory-backup.txt, standing in for an older backup you want to keep. Then the program runs, $LASTEXITCODE shows its exit code, Get-Content shows both files, and Remove-Item and Test-Path remove the backup by path and confirm it is gone.</w:t>
+      </w:r>
+    </w:p>
+    <w:p>
+      <w:pPr>
+        <w:keepNext/>
+      </w:pPr>
+    </w:p>
+    <w:p>
+      <w:pPr>
+        <w:pStyle w:val="CommandBlock"/>
+        <w:keepNext/>
+      </w:pPr>
+      <w:r>
+        <w:t>Set-Content .\python\inventory-backup.txt old-backup</w:t>
       </w:r>
     </w:p>
     <w:p>
@@ -11108,33 +11710,33 @@
         <w:keepNext/>
       </w:pPr>
       <w:r>
-        <w:t>Get-Content inventory-backup.txt</w:t>
-      </w:r>
-    </w:p>
-    <w:p>
-      <w:pPr>
-        <w:pStyle w:val="CommandBlock"/>
-        <w:keepNext/>
-      </w:pPr>
-      <w:r>
-        <w:t>Get-Content inventory.txt</w:t>
-      </w:r>
-    </w:p>
-    <w:p>
-      <w:pPr>
-        <w:pStyle w:val="CommandBlock"/>
-        <w:keepNext/>
-      </w:pPr>
-      <w:r>
-        <w:t>Remove-Item inventory-backup.txt</w:t>
-      </w:r>
-    </w:p>
-    <w:p>
-      <w:pPr>
-        <w:pStyle w:val="CommandBlock"/>
-      </w:pPr>
-      <w:r>
-        <w:t>Test-Path inventory-backup.txt</w:t>
+        <w:t>Get-Content .\python\inventory-backup.txt</w:t>
+      </w:r>
+    </w:p>
+    <w:p>
+      <w:pPr>
+        <w:pStyle w:val="CommandBlock"/>
+        <w:keepNext/>
+      </w:pPr>
+      <w:r>
+        <w:t>Get-Content .\python\inventory.txt</w:t>
+      </w:r>
+    </w:p>
+    <w:p>
+      <w:pPr>
+        <w:pStyle w:val="CommandBlock"/>
+        <w:keepNext/>
+      </w:pPr>
+      <w:r>
+        <w:t>Remove-Item .\python\inventory-backup.txt</w:t>
+      </w:r>
+    </w:p>
+    <w:p>
+      <w:pPr>
+        <w:pStyle w:val="CommandBlock"/>
+      </w:pPr>
+      <w:r>
+        <w:t>Test-Path .\python\inventory-backup.txt</w:t>
       </w:r>
     </w:p>
     <w:p>
@@ -11169,7 +11771,7 @@
         <w:keepNext/>
       </w:pPr>
       <w:r>
-        <w:t>echo old-backup &gt; inventory-backup.txt</w:t>
+        <w:t>echo old-backup &gt; ./python/inventory-backup.txt</w:t>
       </w:r>
     </w:p>
     <w:p>
@@ -11196,33 +11798,33 @@
         <w:keepNext/>
       </w:pPr>
       <w:r>
-        <w:t>cat inventory-backup.txt</w:t>
-      </w:r>
-    </w:p>
-    <w:p>
-      <w:pPr>
-        <w:pStyle w:val="CommandBlock"/>
-        <w:keepNext/>
-      </w:pPr>
-      <w:r>
-        <w:t>cat inventory.txt</w:t>
-      </w:r>
-    </w:p>
-    <w:p>
-      <w:pPr>
-        <w:pStyle w:val="CommandBlock"/>
-        <w:keepNext/>
-      </w:pPr>
-      <w:r>
-        <w:t>rm inventory-backup.txt</w:t>
-      </w:r>
-    </w:p>
-    <w:p>
-      <w:pPr>
-        <w:pStyle w:val="CommandBlock"/>
-      </w:pPr>
-      <w:r>
-        <w:t>ls inventory-backup.txt</w:t>
+        <w:t>cat ./python/inventory-backup.txt</w:t>
+      </w:r>
+    </w:p>
+    <w:p>
+      <w:pPr>
+        <w:pStyle w:val="CommandBlock"/>
+        <w:keepNext/>
+      </w:pPr>
+      <w:r>
+        <w:t>cat ./python/inventory.txt</w:t>
+      </w:r>
+    </w:p>
+    <w:p>
+      <w:pPr>
+        <w:pStyle w:val="CommandBlock"/>
+        <w:keepNext/>
+      </w:pPr>
+      <w:r>
+        <w:t>rm ./python/inventory-backup.txt</w:t>
+      </w:r>
+    </w:p>
+    <w:p>
+      <w:pPr>
+        <w:pStyle w:val="CommandBlock"/>
+      </w:pPr>
+      <w:r>
+        <w:t>ls ./python/inventory-backup.txt</w:t>
       </w:r>
     </w:p>
     <w:p>
@@ -11248,17 +11850,17 @@
         <w:pStyle w:val="RequiredOutput"/>
       </w:pPr>
       <w:r>
-        <w:t>Error: inventory-backup.txt already exists; nothing was changed</w:t>
-      </w:r>
-    </w:p>
-    <w:p>
-      <w:pPr>
-        <w:keepNext/>
-      </w:pPr>
-    </w:p>
-    <w:p>
-      <w:r>
-        <w:t>Then $LASTEXITCODE prints 1, Get-Content prints old-backup and then the three servers, and Test-Path prints False (on Linux or macOS, echo $? prints 1, and ls reports that it cannot access inventory-backup.txt). Both files are exactly as they were, so the program changed nothing, and it printed no Copied line. If Get-Content prints the three servers instead of old-backup, the check in copy_file is missing: shutil.copyfile replaced your file without asking.</w:t>
+        <w:t>Error: python\inventory-backup.txt already exists; nothing was changed</w:t>
+      </w:r>
+    </w:p>
+    <w:p>
+      <w:pPr>
+        <w:keepNext/>
+      </w:pPr>
+    </w:p>
+    <w:p>
+      <w:r>
+        <w:t>Then $LASTEXITCODE prints 1, Get-Content prints old-backup and then the three servers, and Test-Path prints False (on Linux or macOS, echo $? prints 1, and ls reports that it cannot access the backup). Both files are exactly as they were, so the program changed nothing, and it printed no Copied line. If Get-Content prints the three servers instead of old-backup, the check in copy_file is missing: shutil.copyfile replaced your file without asking.</w:t>
       </w:r>
     </w:p>
     <w:p>
@@ -11318,7 +11920,7 @@
     </w:p>
     <w:p>
       <w:r>
-        <w:t>Both versions refuse to copy when inventory-backup.txt already exists, copy inventory.txt into a new inventory-backup.txt, and check that both files exist. The Basic version does it all in main and trusts the copy. The Production-Minded version copies through copy_file, which the Challenge and later lessons reuse, checks the copy the way Lesson 2.11 taught, and prints nothing until the copy has succeeded, so a failure shows one Error line and exit code 1.</w:t>
+        <w:t>Both versions refuse to copy when .\python\inventory-backup.txt already exists, copy .\python\inventory.txt into a new .\python\inventory-backup.txt, and check that both files exist. The Basic version does it all in main and trusts the copy. The Production-Minded version copies through copy_file, which the Challenge and later lessons reuse, checks the copy the way Lesson 2.11 taught, and prints nothing until the copy has succeeded, so a failure shows one Error line and exit code 1.</w:t>
       </w:r>
     </w:p>
     <w:p>
@@ -11369,7 +11971,7 @@
     </w:p>
     <w:p>
       <w:r>
-        <w:t>Start with the most direct version: main checks with existsSync that inventory-backup.txt does not exist yet and stops with an Error line if it does, copies with copyFileSync, prints the Copied line, and checks that both files exist. This Basic version trusts that the copy works; the Production-Minded version checks. Every step is commented, so read the comments as you type it.</w:t>
+        <w:t>Start with the most direct version: main joins the paths .\typescript\inventory.txt and .\typescript\inventory-backup.txt, checks with existsSync that the backup does not exist yet and stops with an Error line if it does, copies with copyFileSync, prints the Copied line, and checks that both files exist. This Basic version trusts that the copy works; the Production-Minded version checks. Every step is commented, so read the comments as you type it.</w:t>
       </w:r>
     </w:p>
     <w:p>
@@ -11400,7 +12002,7 @@
         <w:keepNext/>
       </w:pPr>
       <w:r>
-        <w:t>// module; node:fs holds Node's tools for files.</w:t>
+        <w:t>// module; node:fs holds Node's tools for files, and node:path joins paths.</w:t>
       </w:r>
     </w:p>
     <w:p>
@@ -11415,6 +12017,14 @@
       <w:pPr>
         <w:pStyle w:val="SourceCode"/>
       </w:pPr>
+      <w:r>
+        <w:t>import { join } from "node:path";</w:t>
+      </w:r>
+    </w:p>
+    <w:p>
+      <w:pPr>
+        <w:pStyle w:val="SourceCode"/>
+      </w:pPr>
     </w:p>
     <w:p>
       <w:pPr>
@@ -11437,47 +12047,63 @@
         <w:pStyle w:val="SourceCode"/>
       </w:pPr>
       <w:r>
-        <w:t xml:space="preserve">    // The file to copy, and the name of the copy. A backup is a copy kept</w:t>
-      </w:r>
-    </w:p>
-    <w:p>
-      <w:pPr>
-        <w:pStyle w:val="SourceCode"/>
-      </w:pPr>
-      <w:r>
-        <w:t xml:space="preserve">    // so the original's contents can be brought back if the original is</w:t>
-      </w:r>
-    </w:p>
-    <w:p>
-      <w:pPr>
-        <w:pStyle w:val="SourceCode"/>
-      </w:pPr>
-      <w:r>
-        <w:t xml:space="preserve">    // lost or damaged. Remember, a relative path starts from the working</w:t>
-      </w:r>
-    </w:p>
-    <w:p>
-      <w:pPr>
-        <w:pStyle w:val="SourceCode"/>
-      </w:pPr>
-      <w:r>
-        <w:t xml:space="preserve">    // directory.</w:t>
-      </w:r>
-    </w:p>
-    <w:p>
-      <w:pPr>
-        <w:pStyle w:val="SourceCode"/>
-      </w:pPr>
-      <w:r>
-        <w:t xml:space="preserve">    const source: string = "inventory.txt";</w:t>
-      </w:r>
-    </w:p>
-    <w:p>
-      <w:pPr>
-        <w:pStyle w:val="SourceCode"/>
-      </w:pPr>
-      <w:r>
-        <w:t xml:space="preserve">    const backup: string = "inventory-backup.txt";</w:t>
+        <w:t xml:space="preserve">    // The file to copy, and the name of the copy, both in the typescript</w:t>
+      </w:r>
+    </w:p>
+    <w:p>
+      <w:pPr>
+        <w:pStyle w:val="SourceCode"/>
+      </w:pPr>
+      <w:r>
+        <w:t xml:space="preserve">    // folder, so the TypeScript programs write only inside their own</w:t>
+      </w:r>
+    </w:p>
+    <w:p>
+      <w:pPr>
+        <w:pStyle w:val="SourceCode"/>
+      </w:pPr>
+      <w:r>
+        <w:t xml:space="preserve">    // folder. A backup is a copy kept so the original's contents can be</w:t>
+      </w:r>
+    </w:p>
+    <w:p>
+      <w:pPr>
+        <w:pStyle w:val="SourceCode"/>
+      </w:pPr>
+      <w:r>
+        <w:t xml:space="preserve">    // brought back if the original is lost or damaged. Remember, join</w:t>
+      </w:r>
+    </w:p>
+    <w:p>
+      <w:pPr>
+        <w:pStyle w:val="SourceCode"/>
+      </w:pPr>
+      <w:r>
+        <w:t xml:space="preserve">    // builds the path with the right separator, and a relative path</w:t>
+      </w:r>
+    </w:p>
+    <w:p>
+      <w:pPr>
+        <w:pStyle w:val="SourceCode"/>
+      </w:pPr>
+      <w:r>
+        <w:t xml:space="preserve">    // starts from the working directory.</w:t>
+      </w:r>
+    </w:p>
+    <w:p>
+      <w:pPr>
+        <w:pStyle w:val="SourceCode"/>
+      </w:pPr>
+      <w:r>
+        <w:t xml:space="preserve">    const source: string = join("typescript", "inventory.txt");</w:t>
+      </w:r>
+    </w:p>
+    <w:p>
+      <w:pPr>
+        <w:pStyle w:val="SourceCode"/>
+      </w:pPr>
+      <w:r>
+        <w:t xml:space="preserve">    const backup: string = join("typescript", "inventory-backup.txt");</w:t>
       </w:r>
     </w:p>
     <w:p>
@@ -11882,7 +12508,7 @@
         <w:keepNext/>
       </w:pPr>
       <w:r>
-        <w:t>Copied inventory.txt to inventory-backup.txt</w:t>
+        <w:t>Copied typescript\inventory.txt to typescript\inventory-backup.txt</w:t>
       </w:r>
     </w:p>
     <w:p>
@@ -11891,7 +12517,7 @@
         <w:keepNext/>
       </w:pPr>
       <w:r>
-        <w:t>inventory.txt exists: yes</w:t>
+        <w:t>typescript\inventory.txt exists: yes</w:t>
       </w:r>
     </w:p>
     <w:p>
@@ -11899,7 +12525,7 @@
         <w:pStyle w:val="RequiredOutput"/>
       </w:pPr>
       <w:r>
-        <w:t>inventory-backup.txt exists: yes</w:t>
+        <w:t>typescript\inventory-backup.txt exists: yes</w:t>
       </w:r>
     </w:p>
     <w:p>
@@ -11912,7 +12538,7 @@
         <w:pStyle w:val="ListBullet"/>
       </w:pPr>
       <w:r>
-        <w:t>Copied inventory.txt to inventory-backup.txt is printed after the copy has been made.</w:t>
+        <w:t>The Copied line names the two paths the program joined, typescript and then each file's name, and is printed after the copy has been made.</w:t>
       </w:r>
     </w:p>
     <w:p>
@@ -11920,7 +12546,7 @@
         <w:pStyle w:val="ListBullet"/>
       </w:pPr>
       <w:r>
-        <w:t>inventory.txt exists: yes proves the original is still there: copying only reads it.</w:t>
+        <w:t>The first exists line proves the original, .\typescript\inventory.txt, is still there: copying only reads it.</w:t>
       </w:r>
     </w:p>
     <w:p>
@@ -11928,7 +12554,7 @@
         <w:pStyle w:val="ListBullet"/>
       </w:pPr>
       <w:r>
-        <w:t>inventory-backup.txt exists: yes proves the copy was created next to it.</w:t>
+        <w:t>The second exists line proves the copy, .\typescript\inventory-backup.txt, was created next to it, in the same folder.</w:t>
       </w:r>
     </w:p>
     <w:p>
@@ -11944,7 +12570,7 @@
         <w:pStyle w:val="ListBullet"/>
       </w:pPr>
       <w:r>
-        <w:t>If the program stops with Error: ENOENT: no such file or directory, copyfile, followed by two full paths, inventory.txt is missing from the folder you ran the program in.</w:t>
+        <w:t>If the program stops with Error: ENOENT: no such file or directory, copyfile, followed by two full paths, .\typescript\inventory.txt is missing or you ran the program from another folder.</w:t>
       </w:r>
     </w:p>
     <w:p>
@@ -11952,7 +12578,7 @@
         <w:pStyle w:val="ListBullet"/>
       </w:pPr>
       <w:r>
-        <w:t>If the program prints Error: inventory-backup.txt already exists; nothing was changed, the backup is still there from an earlier run. Remove it with Remove-Item inventory-backup.txt (rm on Linux or macOS), and run the program again.</w:t>
+        <w:t>If the program prints an Error line that ends in already exists; nothing was changed, the backup is still there from an earlier run. Remove it with Remove-Item .\typescript\inventory-backup.txt (rm on Linux or macOS), and run the program again.</w:t>
       </w:r>
     </w:p>
     <w:p>
@@ -11960,7 +12586,7 @@
         <w:pStyle w:val="ListBullet"/>
       </w:pPr>
       <w:r>
-        <w:t>Run every program from the lesson-3.8 folder. A relative path starts from the working directory, so a program run from another folder looks for inventory.txt there.</w:t>
+        <w:t>Run every program from the lesson-3.8 folder. A relative path starts from the working directory, so a program run from another folder looks for .\typescript\inventory.txt there.</w:t>
       </w:r>
     </w:p>
     <w:p>
@@ -11989,47 +12615,47 @@
         <w:keepNext/>
       </w:pPr>
       <w:r>
-        <w:t>Now look inside both files. Get-Content prints each file's lines. Then Remove-Item removes the backup, by name, so the next program can create it again, and Test-Path answers for both files, one line each.</w:t>
-      </w:r>
-    </w:p>
-    <w:p>
-      <w:pPr>
-        <w:keepNext/>
-      </w:pPr>
-    </w:p>
-    <w:p>
-      <w:pPr>
-        <w:pStyle w:val="CommandBlock"/>
-        <w:keepNext/>
-      </w:pPr>
-      <w:r>
-        <w:t>Get-Content inventory.txt</w:t>
-      </w:r>
-    </w:p>
-    <w:p>
-      <w:pPr>
-        <w:pStyle w:val="CommandBlock"/>
-        <w:keepNext/>
-      </w:pPr>
-      <w:r>
-        <w:t>Get-Content inventory-backup.txt</w:t>
-      </w:r>
-    </w:p>
-    <w:p>
-      <w:pPr>
-        <w:pStyle w:val="CommandBlock"/>
-        <w:keepNext/>
-      </w:pPr>
-      <w:r>
-        <w:t>Remove-Item inventory-backup.txt</w:t>
-      </w:r>
-    </w:p>
-    <w:p>
-      <w:pPr>
-        <w:pStyle w:val="CommandBlock"/>
-      </w:pPr>
-      <w:r>
-        <w:t>Test-Path inventory.txt, inventory-backup.txt</w:t>
+        <w:t>Now look inside both files. Get-Content prints each file's lines. Then Remove-Item removes the backup, by path, so the Production-Minded version can create it again, and Test-Path answers for both files, one line each.</w:t>
+      </w:r>
+    </w:p>
+    <w:p>
+      <w:pPr>
+        <w:keepNext/>
+      </w:pPr>
+    </w:p>
+    <w:p>
+      <w:pPr>
+        <w:pStyle w:val="CommandBlock"/>
+        <w:keepNext/>
+      </w:pPr>
+      <w:r>
+        <w:t>Get-Content .\typescript\inventory.txt</w:t>
+      </w:r>
+    </w:p>
+    <w:p>
+      <w:pPr>
+        <w:pStyle w:val="CommandBlock"/>
+        <w:keepNext/>
+      </w:pPr>
+      <w:r>
+        <w:t>Get-Content .\typescript\inventory-backup.txt</w:t>
+      </w:r>
+    </w:p>
+    <w:p>
+      <w:pPr>
+        <w:pStyle w:val="CommandBlock"/>
+        <w:keepNext/>
+      </w:pPr>
+      <w:r>
+        <w:t>Remove-Item .\typescript\inventory-backup.txt</w:t>
+      </w:r>
+    </w:p>
+    <w:p>
+      <w:pPr>
+        <w:pStyle w:val="CommandBlock"/>
+      </w:pPr>
+      <w:r>
+        <w:t>Test-Path .\typescript\inventory.txt, .\typescript\inventory-backup.txt</w:t>
       </w:r>
     </w:p>
     <w:p>
@@ -12050,47 +12676,47 @@
         <w:keepNext/>
       </w:pPr>
       <w:r>
-        <w:t>cat prints each file, rm removes the backup, and ls then lists inventory.txt and reports that inventory-backup.txt is no longer there.</w:t>
-      </w:r>
-    </w:p>
-    <w:p>
-      <w:pPr>
-        <w:keepNext/>
-      </w:pPr>
-    </w:p>
-    <w:p>
-      <w:pPr>
-        <w:pStyle w:val="CommandBlock"/>
-        <w:keepNext/>
-      </w:pPr>
-      <w:r>
-        <w:t>cat inventory.txt</w:t>
-      </w:r>
-    </w:p>
-    <w:p>
-      <w:pPr>
-        <w:pStyle w:val="CommandBlock"/>
-        <w:keepNext/>
-      </w:pPr>
-      <w:r>
-        <w:t>cat inventory-backup.txt</w:t>
-      </w:r>
-    </w:p>
-    <w:p>
-      <w:pPr>
-        <w:pStyle w:val="CommandBlock"/>
-        <w:keepNext/>
-      </w:pPr>
-      <w:r>
-        <w:t>rm inventory-backup.txt</w:t>
-      </w:r>
-    </w:p>
-    <w:p>
-      <w:pPr>
-        <w:pStyle w:val="CommandBlock"/>
-      </w:pPr>
-      <w:r>
-        <w:t>ls inventory.txt inventory-backup.txt</w:t>
+        <w:t>cat prints each file, rm removes the backup, and ls then lists the original and reports that the backup is no longer there.</w:t>
+      </w:r>
+    </w:p>
+    <w:p>
+      <w:pPr>
+        <w:keepNext/>
+      </w:pPr>
+    </w:p>
+    <w:p>
+      <w:pPr>
+        <w:pStyle w:val="CommandBlock"/>
+        <w:keepNext/>
+      </w:pPr>
+      <w:r>
+        <w:t>cat ./typescript/inventory.txt</w:t>
+      </w:r>
+    </w:p>
+    <w:p>
+      <w:pPr>
+        <w:pStyle w:val="CommandBlock"/>
+        <w:keepNext/>
+      </w:pPr>
+      <w:r>
+        <w:t>cat ./typescript/inventory-backup.txt</w:t>
+      </w:r>
+    </w:p>
+    <w:p>
+      <w:pPr>
+        <w:pStyle w:val="CommandBlock"/>
+        <w:keepNext/>
+      </w:pPr>
+      <w:r>
+        <w:t>rm ./typescript/inventory-backup.txt</w:t>
+      </w:r>
+    </w:p>
+    <w:p>
+      <w:pPr>
+        <w:pStyle w:val="CommandBlock"/>
+      </w:pPr>
+      <w:r>
+        <w:t>ls ./typescript/inventory.txt ./typescript/inventory-backup.txt</w:t>
       </w:r>
     </w:p>
     <w:p>
@@ -12189,7 +12815,7 @@
     </w:p>
     <w:p>
       <w:r>
-        <w:t>On Linux or macOS the last two lines differ: ls prints inventory.txt, and then a message that it cannot access inventory-backup.txt. The first three lines are the original and the next three are the copy: the same lines in the same order, so the backup matches the original. True and False prove that the copy is a separate file: removing the backup left the original where it was.</w:t>
+        <w:t>On Linux or macOS the last two lines differ: ls prints the original's path, and then a message that it cannot access the backup. The first three lines are the original and the next three are the copy: the same lines in the same order, so the backup matches the original. True and False prove that the copy is a separate file: removing the backup left the original where it was.</w:t>
       </w:r>
     </w:p>
     <w:p>
@@ -12243,7 +12869,7 @@
         <w:keepNext/>
       </w:pPr>
       <w:r>
-        <w:t>// Node's tools for files.</w:t>
+        <w:t>// Node's tools for files, and node:path joins paths.</w:t>
       </w:r>
     </w:p>
     <w:p>
@@ -12258,6 +12884,14 @@
       <w:pPr>
         <w:pStyle w:val="SourceCode"/>
       </w:pPr>
+      <w:r>
+        <w:t>import { join } from "node:path";</w:t>
+      </w:r>
+    </w:p>
+    <w:p>
+      <w:pPr>
+        <w:pStyle w:val="SourceCode"/>
+      </w:pPr>
     </w:p>
     <w:p>
       <w:pPr>
@@ -12373,15 +13007,39 @@
         <w:pStyle w:val="SourceCode"/>
       </w:pPr>
       <w:r>
-        <w:t xml:space="preserve">    const source: string = "inventory.txt";</w:t>
-      </w:r>
-    </w:p>
-    <w:p>
-      <w:pPr>
-        <w:pStyle w:val="SourceCode"/>
-      </w:pPr>
-      <w:r>
-        <w:t xml:space="preserve">    const backup: string = "inventory-backup.txt";</w:t>
+        <w:t xml:space="preserve">    // Both files are in the typescript folder, so the TypeScript programs</w:t>
+      </w:r>
+    </w:p>
+    <w:p>
+      <w:pPr>
+        <w:pStyle w:val="SourceCode"/>
+      </w:pPr>
+      <w:r>
+        <w:t xml:space="preserve">    // write only inside their own folder. Remember, join joins with the</w:t>
+      </w:r>
+    </w:p>
+    <w:p>
+      <w:pPr>
+        <w:pStyle w:val="SourceCode"/>
+      </w:pPr>
+      <w:r>
+        <w:t xml:space="preserve">    // right separator.</w:t>
+      </w:r>
+    </w:p>
+    <w:p>
+      <w:pPr>
+        <w:pStyle w:val="SourceCode"/>
+      </w:pPr>
+      <w:r>
+        <w:t xml:space="preserve">    const source: string = join("typescript", "inventory.txt");</w:t>
+      </w:r>
+    </w:p>
+    <w:p>
+      <w:pPr>
+        <w:pStyle w:val="SourceCode"/>
+      </w:pPr>
+      <w:r>
+        <w:t xml:space="preserve">    const backup: string = join("typescript", "inventory-backup.txt");</w:t>
       </w:r>
     </w:p>
     <w:p>
@@ -12767,7 +13425,7 @@
         <w:keepNext/>
       </w:pPr>
       <w:r>
-        <w:t>Copied inventory.txt to inventory-backup.txt</w:t>
+        <w:t>Copied typescript\inventory.txt to typescript\inventory-backup.txt</w:t>
       </w:r>
     </w:p>
     <w:p>
@@ -12776,7 +13434,7 @@
         <w:keepNext/>
       </w:pPr>
       <w:r>
-        <w:t>inventory.txt exists: yes</w:t>
+        <w:t>typescript\inventory.txt exists: yes</w:t>
       </w:r>
     </w:p>
     <w:p>
@@ -12784,7 +13442,7 @@
         <w:pStyle w:val="RequiredOutput"/>
       </w:pPr>
       <w:r>
-        <w:t>inventory-backup.txt exists: yes</w:t>
+        <w:t>typescript\inventory-backup.txt exists: yes</w:t>
       </w:r>
     </w:p>
     <w:p>
@@ -12813,7 +13471,7 @@
         <w:pStyle w:val="ListBullet"/>
       </w:pPr>
       <w:r>
-        <w:t>Leave inventory-backup.txt where it is: the Backup Exists Check below writes old-backup into it and removes it at the end.</w:t>
+        <w:t>Leave .\typescript\inventory-backup.txt where it is: the Backup Exists Check below writes old-backup into it and removes it at the end.</w:t>
       </w:r>
     </w:p>
     <w:p>
@@ -12821,7 +13479,7 @@
         <w:pStyle w:val="ListBullet"/>
       </w:pPr>
       <w:r>
-        <w:t>If the program prints Error: inventory-backup.txt already exists; nothing was changed, the backup is still there from an earlier run. Remove it with Remove-Item inventory-backup.txt (rm on Linux or macOS), and run the program again.</w:t>
+        <w:t>If the program prints an Error line that ends in already exists; nothing was changed, the backup is still there from an earlier run. Remove it with Remove-Item .\typescript\inventory-backup.txt (rm on Linux or macOS), and run the program again.</w:t>
       </w:r>
     </w:p>
     <w:p>
@@ -12850,21 +13508,21 @@
         <w:keepNext/>
       </w:pPr>
       <w:r>
-        <w:t>Now prove that the program never replaces a backup that is already there. Set-Content writes old-backup into inventory-backup.txt, standing in for an older backup you want to keep. Then the program runs, $LASTEXITCODE shows its exit code, Get-Content shows both files, and Remove-Item and Test-Path remove the backup by name and confirm it is gone.</w:t>
-      </w:r>
-    </w:p>
-    <w:p>
-      <w:pPr>
-        <w:keepNext/>
-      </w:pPr>
-    </w:p>
-    <w:p>
-      <w:pPr>
-        <w:pStyle w:val="CommandBlock"/>
-        <w:keepNext/>
-      </w:pPr>
-      <w:r>
-        <w:t>Set-Content inventory-backup.txt old-backup</w:t>
+        <w:t>Now prove that the program never replaces a backup that is already there. Set-Content writes old-backup into .\typescript\inventory-backup.txt, standing in for an older backup you want to keep. Then the program runs, $LASTEXITCODE shows its exit code, Get-Content shows both files, and Remove-Item and Test-Path remove the backup by path and confirm it is gone.</w:t>
+      </w:r>
+    </w:p>
+    <w:p>
+      <w:pPr>
+        <w:keepNext/>
+      </w:pPr>
+    </w:p>
+    <w:p>
+      <w:pPr>
+        <w:pStyle w:val="CommandBlock"/>
+        <w:keepNext/>
+      </w:pPr>
+      <w:r>
+        <w:t>Set-Content .\typescript\inventory-backup.txt old-backup</w:t>
       </w:r>
     </w:p>
     <w:p>
@@ -12891,33 +13549,33 @@
         <w:keepNext/>
       </w:pPr>
       <w:r>
-        <w:t>Get-Content inventory-backup.txt</w:t>
-      </w:r>
-    </w:p>
-    <w:p>
-      <w:pPr>
-        <w:pStyle w:val="CommandBlock"/>
-        <w:keepNext/>
-      </w:pPr>
-      <w:r>
-        <w:t>Get-Content inventory.txt</w:t>
-      </w:r>
-    </w:p>
-    <w:p>
-      <w:pPr>
-        <w:pStyle w:val="CommandBlock"/>
-        <w:keepNext/>
-      </w:pPr>
-      <w:r>
-        <w:t>Remove-Item inventory-backup.txt</w:t>
-      </w:r>
-    </w:p>
-    <w:p>
-      <w:pPr>
-        <w:pStyle w:val="CommandBlock"/>
-      </w:pPr>
-      <w:r>
-        <w:t>Test-Path inventory-backup.txt</w:t>
+        <w:t>Get-Content .\typescript\inventory-backup.txt</w:t>
+      </w:r>
+    </w:p>
+    <w:p>
+      <w:pPr>
+        <w:pStyle w:val="CommandBlock"/>
+        <w:keepNext/>
+      </w:pPr>
+      <w:r>
+        <w:t>Get-Content .\typescript\inventory.txt</w:t>
+      </w:r>
+    </w:p>
+    <w:p>
+      <w:pPr>
+        <w:pStyle w:val="CommandBlock"/>
+        <w:keepNext/>
+      </w:pPr>
+      <w:r>
+        <w:t>Remove-Item .\typescript\inventory-backup.txt</w:t>
+      </w:r>
+    </w:p>
+    <w:p>
+      <w:pPr>
+        <w:pStyle w:val="CommandBlock"/>
+      </w:pPr>
+      <w:r>
+        <w:t>Test-Path .\typescript\inventory-backup.txt</w:t>
       </w:r>
     </w:p>
     <w:p>
@@ -12952,7 +13610,7 @@
         <w:keepNext/>
       </w:pPr>
       <w:r>
-        <w:t>echo old-backup &gt; inventory-backup.txt</w:t>
+        <w:t>echo old-backup &gt; ./typescript/inventory-backup.txt</w:t>
       </w:r>
     </w:p>
     <w:p>
@@ -12979,33 +13637,33 @@
         <w:keepNext/>
       </w:pPr>
       <w:r>
-        <w:t>cat inventory-backup.txt</w:t>
-      </w:r>
-    </w:p>
-    <w:p>
-      <w:pPr>
-        <w:pStyle w:val="CommandBlock"/>
-        <w:keepNext/>
-      </w:pPr>
-      <w:r>
-        <w:t>cat inventory.txt</w:t>
-      </w:r>
-    </w:p>
-    <w:p>
-      <w:pPr>
-        <w:pStyle w:val="CommandBlock"/>
-        <w:keepNext/>
-      </w:pPr>
-      <w:r>
-        <w:t>rm inventory-backup.txt</w:t>
-      </w:r>
-    </w:p>
-    <w:p>
-      <w:pPr>
-        <w:pStyle w:val="CommandBlock"/>
-      </w:pPr>
-      <w:r>
-        <w:t>ls inventory-backup.txt</w:t>
+        <w:t>cat ./typescript/inventory-backup.txt</w:t>
+      </w:r>
+    </w:p>
+    <w:p>
+      <w:pPr>
+        <w:pStyle w:val="CommandBlock"/>
+        <w:keepNext/>
+      </w:pPr>
+      <w:r>
+        <w:t>cat ./typescript/inventory.txt</w:t>
+      </w:r>
+    </w:p>
+    <w:p>
+      <w:pPr>
+        <w:pStyle w:val="CommandBlock"/>
+        <w:keepNext/>
+      </w:pPr>
+      <w:r>
+        <w:t>rm ./typescript/inventory-backup.txt</w:t>
+      </w:r>
+    </w:p>
+    <w:p>
+      <w:pPr>
+        <w:pStyle w:val="CommandBlock"/>
+      </w:pPr>
+      <w:r>
+        <w:t>ls ./typescript/inventory-backup.txt</w:t>
       </w:r>
     </w:p>
     <w:p>
@@ -13031,17 +13689,17 @@
         <w:pStyle w:val="RequiredOutput"/>
       </w:pPr>
       <w:r>
-        <w:t>Error: inventory-backup.txt already exists; nothing was changed</w:t>
-      </w:r>
-    </w:p>
-    <w:p>
-      <w:pPr>
-        <w:keepNext/>
-      </w:pPr>
-    </w:p>
-    <w:p>
-      <w:r>
-        <w:t>Then $LASTEXITCODE prints 1, Get-Content prints old-backup and then the three servers, and Test-Path prints False (on Linux or macOS, echo $? prints 1, and ls reports that it cannot access inventory-backup.txt). Both files are exactly as they were, so the program changed nothing, and it printed no Copied line. If Get-Content prints the three servers instead of old-backup, the check in copyFile is missing: copyFileSync replaced your file without asking.</w:t>
+        <w:t>Error: typescript\inventory-backup.txt already exists; nothing was changed</w:t>
+      </w:r>
+    </w:p>
+    <w:p>
+      <w:pPr>
+        <w:keepNext/>
+      </w:pPr>
+    </w:p>
+    <w:p>
+      <w:r>
+        <w:t>Then $LASTEXITCODE prints 1, Get-Content prints old-backup and then the three servers, and Test-Path prints False (on Linux or macOS, echo $? prints 1, and ls reports that it cannot access the backup). Both files are exactly as they were, so the program changed nothing, and it printed no Copied line. If Get-Content prints the three servers instead of old-backup, the check in copyFile is missing: copyFileSync replaced your file without asking.</w:t>
       </w:r>
     </w:p>
     <w:p>
@@ -13109,7 +13767,7 @@
     </w:p>
     <w:p>
       <w:r>
-        <w:t>Both versions refuse to copy when inventory-backup.txt already exists, copy inventory.txt into a new inventory-backup.txt, and check that both files exist. The Basic version does it all in main and trusts the copy. The Production-Minded version copies through copyFile, which the Challenge and later lessons reuse, checks the copy the way Lesson 2.11 taught, and prints nothing until the copy has succeeded, so a failure shows one Error line and exit code 1.</w:t>
+        <w:t>Both versions refuse to copy when .\typescript\inventory-backup.txt already exists, copy .\typescript\inventory.txt into a new .\typescript\inventory-backup.txt, and check that both files exist. The Basic version does it all in main and trusts the copy. The Production-Minded version copies through copyFile, which the Challenge and later lessons reuse, checks the copy the way Lesson 2.11 taught, and prints nothing until the copy has succeeded, so a failure shows one Error line and exit code 1.</w:t>
       </w:r>
     </w:p>
     <w:p>
@@ -13523,7 +14181,7 @@
         <w:pStyle w:val="ListBullet"/>
       </w:pPr>
       <w:r>
-        <w:t>Run every program from the lesson-3.8 folder, with no inventory-backup.txt there before each run.</w:t>
+        <w:t>Run every program from the lesson-3.8 folder, with no inventory-backup.txt in the language's folder before each run.</w:t>
       </w:r>
     </w:p>
     <w:p>
@@ -13539,7 +14197,7 @@
         <w:pStyle w:val="ListBullet"/>
       </w:pPr>
       <w:r>
-        <w:t>After every successful run, Get-Content shows the same three lines in inventory.txt and in inventory-backup.txt.</w:t>
+        <w:t>After every successful run, Get-Content shows the same three lines in the language's inventory.txt and inventory-backup.txt.</w:t>
       </w:r>
     </w:p>
     <w:p>
@@ -13555,7 +14213,7 @@
         <w:pStyle w:val="ListBullet"/>
       </w:pPr>
       <w:r>
-        <w:t>The Backup Exists Check shows one Error line, exit code 1, old-backup still in inventory-backup.txt, and inventory.txt unchanged.</w:t>
+        <w:t>The Backup Exists Check shows one Error line, exit code 1, old-backup still in the backup, and the original unchanged.</w:t>
       </w:r>
     </w:p>
     <w:p>
@@ -13595,7 +14253,7 @@
         <w:keepNext/>
       </w:pPr>
       <w:r>
-        <w:t>File to copy: inventory.txt, in the lesson-3.8 folder</w:t>
+        <w:t>Starting lines: inventory-start.txt, in the lesson-3.8 folder</w:t>
       </w:r>
     </w:p>
     <w:p>
@@ -13604,6 +14262,15 @@
         <w:keepNext/>
       </w:pPr>
       <w:r>
+        <w:t>File to copy: c\inventory.txt, copied from inventory-start.txt</w:t>
+      </w:r>
+    </w:p>
+    <w:p>
+      <w:pPr>
+        <w:pStyle w:val="RequiredOutput"/>
+        <w:keepNext/>
+      </w:pPr>
+      <w:r>
         <w:t>Its contents: web-01, db-01, backup-01, one per line</w:t>
       </w:r>
     </w:p>
@@ -13613,7 +14280,7 @@
         <w:keepNext/>
       </w:pPr>
       <w:r>
-        <w:t>New file: inventory-backup.txt, in the same folder</w:t>
+        <w:t>New file: c\inventory-backup.txt, in the same folder</w:t>
       </w:r>
     </w:p>
     <w:p>
@@ -13622,7 +14289,7 @@
         <w:keepNext/>
       </w:pPr>
       <w:r>
-        <w:t>Before the first run: inventory-backup.txt does not exist</w:t>
+        <w:t>Before the first run: c\inventory-backup.txt does not exist</w:t>
       </w:r>
     </w:p>
     <w:p>
@@ -13631,7 +14298,7 @@
         <w:keepNext/>
       </w:pPr>
       <w:r>
-        <w:t>Backup Exists Check: inventory-backup.txt holds old-backup</w:t>
+        <w:t>Backup Exists Check: c\inventory-backup.txt holds old-backup</w:t>
       </w:r>
     </w:p>
     <w:p>
@@ -13640,7 +14307,7 @@
         <w:keepNext/>
       </w:pPr>
       <w:r>
-        <w:t>Exercise: append cache-01 to inventory.txt after the copy</w:t>
+        <w:t>Exercise: append cache-01 to c\inventory.txt after the copy</w:t>
       </w:r>
     </w:p>
     <w:p>
@@ -13648,7 +14315,17 @@
         <w:pStyle w:val="RequiredOutput"/>
       </w:pPr>
       <w:r>
-        <w:t>Challenge: also copy contacts.txt to contacts-backup.txt</w:t>
+        <w:t>Challenge: also copy contacts.txt to c\contacts-backup.txt</w:t>
+      </w:r>
+    </w:p>
+    <w:p>
+      <w:pPr>
+        <w:keepNext/>
+      </w:pPr>
+    </w:p>
+    <w:p>
+      <w:r>
+        <w:t>These are the C values; each language uses its own folder name in place of c.</w:t>
       </w:r>
     </w:p>
     <w:p>
@@ -13688,7 +14365,7 @@
         <w:keepNext/>
       </w:pPr>
       <w:r>
-        <w:t>Copied inventory.txt to inventory-backup.txt</w:t>
+        <w:t>Copied c\inventory.txt to c\inventory-backup.txt</w:t>
       </w:r>
     </w:p>
     <w:p>
@@ -13697,7 +14374,7 @@
         <w:keepNext/>
       </w:pPr>
       <w:r>
-        <w:t>inventory.txt exists: yes</w:t>
+        <w:t>c\inventory.txt exists: yes</w:t>
       </w:r>
     </w:p>
     <w:p>
@@ -13705,7 +14382,17 @@
         <w:pStyle w:val="RequiredOutput"/>
       </w:pPr>
       <w:r>
-        <w:t>inventory-backup.txt exists: yes</w:t>
+        <w:t>c\inventory-backup.txt exists: yes</w:t>
+      </w:r>
+    </w:p>
+    <w:p>
+      <w:pPr>
+        <w:keepNext/>
+      </w:pPr>
+    </w:p>
+    <w:p>
+      <w:r>
+        <w:t>These are the C lines; each language prints its own folder name in place of c.</w:t>
       </w:r>
     </w:p>
     <w:p>
@@ -13736,7 +14423,7 @@
         <w:pStyle w:val="ListBullet"/>
       </w:pPr>
       <w:r>
-        <w:t>Running a program a second time without removing inventory-backup.txt first. The program refuses, because the backup is already there; remove it with Remove-Item inventory-backup.txt.</w:t>
+        <w:t>Running a program a second time without removing its inventory-backup.txt first. The program refuses, because the backup is already there; remove it with Remove-Item .\c\inventory-backup.txt, with the language's folder name in place of c.</w:t>
       </w:r>
     </w:p>
     <w:p>
@@ -13752,7 +14439,7 @@
         <w:pStyle w:val="ListBullet"/>
       </w:pPr>
       <w:r>
-        <w:t>Swapping the source and the destination. The program then refuses, because inventory.txt already exists; without the check, some languages would copy the old backup over your original.</w:t>
+        <w:t>Swapping the source and the destination. The program then refuses, because the original already exists; without the check, some languages would copy the old backup over your original.</w:t>
       </w:r>
     </w:p>
     <w:p>
@@ -13760,7 +14447,7 @@
         <w:pStyle w:val="ListBullet"/>
       </w:pPr>
       <w:r>
-        <w:t>Expecting a copy to follow later changes. The backup holds the contents at the moment of copying; changing inventory.txt afterward does not change inventory-backup.txt.</w:t>
+        <w:t>Expecting a copy to follow later changes. The backup holds the contents at the moment of copying; changing the original afterward does not change the backup.</w:t>
       </w:r>
     </w:p>
     <w:p>
@@ -13768,7 +14455,7 @@
         <w:pStyle w:val="ListBullet"/>
       </w:pPr>
       <w:r>
-        <w:t>Running the program from another folder. A relative path starts from the working directory, so the program looks for inventory.txt wherever you are.</w:t>
+        <w:t>Running the program from another folder. A relative path starts from the working directory, so the program looks for its folder's inventory.txt wherever you are.</w:t>
       </w:r>
     </w:p>
     <w:p>
@@ -13835,7 +14522,7 @@
     </w:p>
     <w:p>
       <w:r>
-        <w:t>A backup is only useful if it stays as it was when the original changes. Prove it: change the Production-Minded program so that, after the two exists lines, it appends the line cache-01 to inventory.txt, the original, and prints Appended cache-01 to inventory.txt.</w:t>
+        <w:t>A backup is only useful if it stays as it was when the original changes. Prove it: change the Production-Minded program so that, after the two exists lines, it appends the line cache-01 to the original, the language's own inventory.txt, and prints Appended cache-01 to, followed by the original's path.</w:t>
       </w:r>
     </w:p>
     <w:p>
@@ -13874,17 +14561,23 @@
     </w:p>
     <w:p>
       <w:r>
-        <w:t>Remove inventory-backup.txt, then run the Production-Minded program in each language. The output must match the Required Exercise Output below, and the exit code must be 0. Then look inside both files. Get-Content inventory.txt (cat on Linux or macOS) shows four lines, web-01, db-01, backup-01, and cache-01; Get-Content inventory-backup.txt still shows the three it was copied with. The backup is a separate file, so changing the original left it alone.</w:t>
-      </w:r>
-    </w:p>
-    <w:p>
-      <w:pPr>
-        <w:keepNext/>
-      </w:pPr>
-    </w:p>
-    <w:p>
-      <w:r>
-        <w:t>Now use the backup for what it is for: Copy-Item inventory-backup.txt inventory.txt (cp inventory-backup.txt inventory.txt) copies it over the original and puts the three lines back. The shell's copy replaces an existing destination without asking, which is the conflict the programs refuse, so here you replace inventory.txt on purpose. Then Remove-Item inventory-backup.txt (rm inventory-backup.txt), so the next language starts from the same inventory.txt and no backup.</w:t>
+        <w:t>Remove the language's inventory-backup.txt, then run the Production-Minded program in each language. The output must match the Required Exercise Output below, and the exit code must be 0. Then look inside both files. Get-Content .\c\inventory.txt (cat on Linux or macOS) shows four lines, web-01, db-01, backup-01, and cache-01; Get-Content .\c\inventory-backup.txt still shows the three it was copied with. For another language, type its folder name in place of c in each path. The backup is a separate file, so</w:t>
+      </w:r>
+      <w:r>
+        <w:t xml:space="preserve"> changing the original left it alone.</w:t>
+      </w:r>
+    </w:p>
+    <w:p>
+      <w:pPr>
+        <w:keepNext/>
+      </w:pPr>
+    </w:p>
+    <w:p>
+      <w:r>
+        <w:t>Now use the backup for what it is for: Copy-Item .\c\inventory-backup.txt .\c\inventory.txt (cp ./c/inventory-backup.txt ./c/inventory.txt) copies it over the original and puts the three lines back. The shell's copy replaces an existing destination without asking, which is the conflict the programs refuse, so here you replace the original on purpose. Then Remove-Item .\c\inventory-backup.txt (rm ./c/inventory-backup.txt), so that language's folder is back where it started: the three lines and no backup. Use</w:t>
+      </w:r>
+      <w:r>
+        <w:t xml:space="preserve"> each language's own folder name in place of c.</w:t>
       </w:r>
     </w:p>
     <w:p>
@@ -13910,7 +14603,7 @@
         <w:keepNext/>
       </w:pPr>
       <w:r>
-        <w:t>With cache-01 appended to inventory.txt after the copy, and exit code 0:</w:t>
+        <w:t>With cache-01 appended to the original after the copy, and exit code 0:</w:t>
       </w:r>
     </w:p>
     <w:p>
@@ -13924,7 +14617,7 @@
         <w:keepNext/>
       </w:pPr>
       <w:r>
-        <w:t>Copied inventory.txt to inventory-backup.txt</w:t>
+        <w:t>Copied c\inventory.txt to c\inventory-backup.txt</w:t>
       </w:r>
     </w:p>
     <w:p>
@@ -13933,7 +14626,7 @@
         <w:keepNext/>
       </w:pPr>
       <w:r>
-        <w:t>inventory.txt exists: yes</w:t>
+        <w:t>c\inventory.txt exists: yes</w:t>
       </w:r>
     </w:p>
     <w:p>
@@ -13942,7 +14635,7 @@
         <w:keepNext/>
       </w:pPr>
       <w:r>
-        <w:t>inventory-backup.txt exists: yes</w:t>
+        <w:t>c\inventory-backup.txt exists: yes</w:t>
       </w:r>
     </w:p>
     <w:p>
@@ -13950,7 +14643,17 @@
         <w:pStyle w:val="RequiredOutput"/>
       </w:pPr>
       <w:r>
-        <w:t>Appended cache-01 to inventory.txt</w:t>
+        <w:t>Appended cache-01 to c\inventory.txt</w:t>
+      </w:r>
+    </w:p>
+    <w:p>
+      <w:pPr>
+        <w:keepNext/>
+      </w:pPr>
+    </w:p>
+    <w:p>
+      <w:r>
+        <w:t>These are the C lines; each language prints its own folder name in place of c.</w:t>
       </w:r>
     </w:p>
     <w:p>
@@ -14013,7 +14716,7 @@
     </w:p>
     <w:p>
       <w:r>
-        <w:t>Then change the Production-Minded program so that it also backs contacts.txt up to contacts-backup.txt.</w:t>
+        <w:t>Then change the Production-Minded program so that it also backs contacts.txt up to contacts-backup.txt in the language's own folder. Every language only reads contacts.txt, so it stays shared in the lesson-3.8 folder and its path is just contacts.txt; join the folder name and contacts-backup.txt as the program joins the inventory paths.</w:t>
       </w:r>
     </w:p>
     <w:p>
@@ -14042,17 +14745,17 @@
         <w:pStyle w:val="ListBullet"/>
       </w:pPr>
       <w:r>
-        <w:t>After the inventory's lines, print the same three lines for the contacts: Copied contacts.txt to contacts-backup.txt, contacts.txt exists: yes, and contacts-backup.txt exists: yes.</w:t>
-      </w:r>
-    </w:p>
-    <w:p>
-      <w:pPr>
-        <w:keepNext/>
-      </w:pPr>
-    </w:p>
-    <w:p>
-      <w:r>
-        <w:t>Remove both backups with Remove-Item inventory-backup.txt, contacts-backup.txt before each run. The output must match the Required Challenge Output below, and Get-Content contacts-backup.txt must show the two contacts. With the Exercise as well, the output must match the Required Combined Output after it.</w:t>
+        <w:t>After the inventory's lines, print the same three lines for the contacts: a Copied line from contacts.txt to the backup's path, contacts.txt exists: yes, and an exists: yes line for the backup.</w:t>
+      </w:r>
+    </w:p>
+    <w:p>
+      <w:pPr>
+        <w:keepNext/>
+      </w:pPr>
+    </w:p>
+    <w:p>
+      <w:r>
+        <w:t>Remove both backups with Remove-Item .\c\inventory-backup.txt, .\c\contacts-backup.txt before each run, with the language's folder name in place of c. The output must match the Required Challenge Output below, and Get-Content .\c\contacts-backup.txt must show the two contacts. With the Exercise as well, the output must match the Required Combined Output after it.</w:t>
       </w:r>
     </w:p>
     <w:p>
@@ -14092,7 +14795,7 @@
         <w:keepNext/>
       </w:pPr>
       <w:r>
-        <w:t>Copied inventory.txt to inventory-backup.txt</w:t>
+        <w:t>Copied c\inventory.txt to c\inventory-backup.txt</w:t>
       </w:r>
     </w:p>
     <w:p>
@@ -14101,7 +14804,7 @@
         <w:keepNext/>
       </w:pPr>
       <w:r>
-        <w:t>inventory.txt exists: yes</w:t>
+        <w:t>c\inventory.txt exists: yes</w:t>
       </w:r>
     </w:p>
     <w:p>
@@ -14110,7 +14813,7 @@
         <w:keepNext/>
       </w:pPr>
       <w:r>
-        <w:t>inventory-backup.txt exists: yes</w:t>
+        <w:t>c\inventory-backup.txt exists: yes</w:t>
       </w:r>
     </w:p>
     <w:p>
@@ -14119,7 +14822,7 @@
         <w:keepNext/>
       </w:pPr>
       <w:r>
-        <w:t>Copied contacts.txt to contacts-backup.txt</w:t>
+        <w:t>Copied contacts.txt to c\contacts-backup.txt</w:t>
       </w:r>
     </w:p>
     <w:p>
@@ -14136,7 +14839,17 @@
         <w:pStyle w:val="RequiredOutput"/>
       </w:pPr>
       <w:r>
-        <w:t>contacts-backup.txt exists: yes</w:t>
+        <w:t>c\contacts-backup.txt exists: yes</w:t>
+      </w:r>
+    </w:p>
+    <w:p>
+      <w:pPr>
+        <w:keepNext/>
+      </w:pPr>
+    </w:p>
+    <w:p>
+      <w:r>
+        <w:t>These are the C lines; each language prints its own folder name in place of c.</w:t>
       </w:r>
     </w:p>
     <w:p>
@@ -14176,7 +14889,7 @@
         <w:keepNext/>
       </w:pPr>
       <w:r>
-        <w:t>Copied inventory.txt to inventory-backup.txt</w:t>
+        <w:t>Copied c\inventory.txt to c\inventory-backup.txt</w:t>
       </w:r>
     </w:p>
     <w:p>
@@ -14185,7 +14898,7 @@
         <w:keepNext/>
       </w:pPr>
       <w:r>
-        <w:t>inventory.txt exists: yes</w:t>
+        <w:t>c\inventory.txt exists: yes</w:t>
       </w:r>
     </w:p>
     <w:p>
@@ -14194,7 +14907,7 @@
         <w:keepNext/>
       </w:pPr>
       <w:r>
-        <w:t>inventory-backup.txt exists: yes</w:t>
+        <w:t>c\inventory-backup.txt exists: yes</w:t>
       </w:r>
     </w:p>
     <w:p>
@@ -14203,7 +14916,7 @@
         <w:keepNext/>
       </w:pPr>
       <w:r>
-        <w:t>Appended cache-01 to inventory.txt</w:t>
+        <w:t>Appended cache-01 to c\inventory.txt</w:t>
       </w:r>
     </w:p>
     <w:p>
@@ -14212,7 +14925,7 @@
         <w:keepNext/>
       </w:pPr>
       <w:r>
-        <w:t>Copied contacts.txt to contacts-backup.txt</w:t>
+        <w:t>Copied contacts.txt to c\contacts-backup.txt</w:t>
       </w:r>
     </w:p>
     <w:p>
@@ -14229,7 +14942,17 @@
         <w:pStyle w:val="RequiredOutput"/>
       </w:pPr>
       <w:r>
-        <w:t>contacts-backup.txt exists: yes</w:t>
+        <w:t>c\contacts-backup.txt exists: yes</w:t>
+      </w:r>
+    </w:p>
+    <w:p>
+      <w:pPr>
+        <w:keepNext/>
+      </w:pPr>
+    </w:p>
+    <w:p>
+      <w:r>
+        <w:t>These are the C lines; each language prints its own folder name in place of c.</w:t>
       </w:r>
     </w:p>
     <w:p>
@@ -14260,7 +14983,7 @@
         <w:pStyle w:val="ListBullet"/>
       </w:pPr>
       <w:r>
-        <w:t>I saved inventory.txt, and confirmed that inventory-backup.txt did not exist before my first run.</w:t>
+        <w:t>I saved inventory-start.txt, copied it into each language's folder as inventory.txt, and confirmed that no inventory-backup.txt existed before my first run.</w:t>
       </w:r>
     </w:p>
     <w:p>
@@ -14300,7 +15023,7 @@
         <w:pStyle w:val="ListBullet"/>
       </w:pPr>
       <w:r>
-        <w:t>I changed inventory.txt after the copy and saw the backup stay the same, copied contacts.txt with the same function, and matched the Required Exercise, Challenge, and Combined Output.</w:t>
+        <w:t>I changed the original after the copy and saw the backup stay the same, copied contacts.txt with the same function, and matched the Required Exercise, Challenge, and Combined Output.</w:t>
       </w:r>
     </w:p>
     <w:p>
@@ -14308,7 +15031,7 @@
         <w:pStyle w:val="ListBullet"/>
       </w:pPr>
       <w:r>
-        <w:t>I removed inventory-backup.txt and contacts-backup.txt when I finished.</w:t>
+        <w:t>I removed each language's inventory-backup.txt and contacts-backup.txt when I finished.</w:t>
       </w:r>
     </w:p>
     <w:p>
@@ -14525,31 +15248,31 @@
       </w:rPr>
     </w:lvl>
   </w:abstractNum>
-  <w:num w:numId="1" w16cid:durableId="231277043">
+  <w:num w:numId="1" w16cid:durableId="986781014">
     <w:abstractNumId w:val="8"/>
   </w:num>
-  <w:num w:numId="2" w16cid:durableId="340085168">
+  <w:num w:numId="2" w16cid:durableId="1559314640">
     <w:abstractNumId w:val="6"/>
   </w:num>
-  <w:num w:numId="3" w16cid:durableId="2002004426">
+  <w:num w:numId="3" w16cid:durableId="806360879">
     <w:abstractNumId w:val="5"/>
   </w:num>
-  <w:num w:numId="4" w16cid:durableId="65879172">
+  <w:num w:numId="4" w16cid:durableId="304703329">
     <w:abstractNumId w:val="4"/>
   </w:num>
-  <w:num w:numId="5" w16cid:durableId="1314483284">
+  <w:num w:numId="5" w16cid:durableId="779644156">
     <w:abstractNumId w:val="7"/>
   </w:num>
-  <w:num w:numId="6" w16cid:durableId="1721856591">
+  <w:num w:numId="6" w16cid:durableId="1603225651">
     <w:abstractNumId w:val="3"/>
   </w:num>
-  <w:num w:numId="7" w16cid:durableId="1653371151">
+  <w:num w:numId="7" w16cid:durableId="1979410652">
     <w:abstractNumId w:val="2"/>
   </w:num>
-  <w:num w:numId="8" w16cid:durableId="977956069">
+  <w:num w:numId="8" w16cid:durableId="381101573">
     <w:abstractNumId w:val="1"/>
   </w:num>
-  <w:num w:numId="9" w16cid:durableId="87775237">
+  <w:num w:numId="9" w16cid:durableId="775709289">
     <w:abstractNumId w:val="0"/>
   </w:num>
 </w:numbering>

--- a/Volume 1/Chapter 03 - File Handling/SPA_Vol1_Ch3_Lesson3_8_Copy_File.docx
+++ b/Volume 1/Chapter 03 - File Handling/SPA_Vol1_Ch3_Lesson3_8_Copy_File.docx
@@ -468,7 +468,11 @@
         <w:pStyle w:val="ListBullet"/>
       </w:pPr>
       <w:r>
-        <w:t>Every implementation copies inventory.txt in its own language's folder (.\c\inventory.txt for C, .\cpp\inventory.txt for C++, and so on), which Project Setup copies from inventory-start.txt, into a new file, inventory-backup.txt, in the same folder, with relative paths it joins with the language's join. The original is only read and never changes.</w:t>
+        <w:t xml:space="preserve">Every implementation copies inventory.txt in its own language's folder (.\c\inventory.txt for C, .\cpp\inventory.txt for C++, and so on), which Project Setup copies from inventory-start.txt, into a new file, </w:t>
+      </w:r>
+      <w:r>
+        <w:lastRenderedPageBreak/>
+        <w:t>inventory-backup.txt, in the same folder, with relative paths it joins with the language's join. The original is only read and never changes.</w:t>
       </w:r>
     </w:p>
     <w:p>
@@ -5379,15 +5383,15 @@
         <w:pStyle w:val="SourceCode"/>
       </w:pPr>
       <w:r>
-        <w:t>// because source is missing, it throws a std::filesystem::filesystem_error,</w:t>
-      </w:r>
-    </w:p>
-    <w:p>
-      <w:pPr>
-        <w:pStyle w:val="SourceCode"/>
-      </w:pPr>
-      <w:r>
-        <w:t>// which passes on to the caller.</w:t>
+        <w:t>// because source is missing, it throws a std::filesystem::filesystem_error.</w:t>
+      </w:r>
+    </w:p>
+    <w:p>
+      <w:pPr>
+        <w:pStyle w:val="SourceCode"/>
+      </w:pPr>
+      <w:r>
+        <w:t>// Remember, it is a kind of std::exception, so main's catch handles it too.</w:t>
       </w:r>
     </w:p>
     <w:p>
@@ -8609,15 +8613,15 @@
         <w:pStyle w:val="SourceCode"/>
       </w:pPr>
       <w:r>
-        <w:t xml:space="preserve">    // Remember, 0644 is the Unix permission, which Windows ignores. This</w:t>
-      </w:r>
-    </w:p>
-    <w:p>
-      <w:pPr>
-        <w:pStyle w:val="SourceCode"/>
-      </w:pPr>
-      <w:r>
-        <w:t xml:space="preserve">    // Basic version ignores the error value it returns.</w:t>
+        <w:t xml:space="preserve">    // Remember, 0644 sets a new file's Linux and macOS permissions; Windows</w:t>
+      </w:r>
+    </w:p>
+    <w:p>
+      <w:pPr>
+        <w:pStyle w:val="SourceCode"/>
+      </w:pPr>
+      <w:r>
+        <w:t xml:space="preserve">    // ignores it. This Basic version ignores the error value it returns.</w:t>
       </w:r>
     </w:p>
     <w:p>
@@ -15248,31 +15252,31 @@
       </w:rPr>
     </w:lvl>
   </w:abstractNum>
-  <w:num w:numId="1" w16cid:durableId="986781014">
+  <w:num w:numId="1" w16cid:durableId="1245262432">
     <w:abstractNumId w:val="8"/>
   </w:num>
-  <w:num w:numId="2" w16cid:durableId="1559314640">
+  <w:num w:numId="2" w16cid:durableId="356808504">
     <w:abstractNumId w:val="6"/>
   </w:num>
-  <w:num w:numId="3" w16cid:durableId="806360879">
+  <w:num w:numId="3" w16cid:durableId="1247495727">
     <w:abstractNumId w:val="5"/>
   </w:num>
-  <w:num w:numId="4" w16cid:durableId="304703329">
+  <w:num w:numId="4" w16cid:durableId="1117211112">
     <w:abstractNumId w:val="4"/>
   </w:num>
-  <w:num w:numId="5" w16cid:durableId="779644156">
+  <w:num w:numId="5" w16cid:durableId="1198662960">
     <w:abstractNumId w:val="7"/>
   </w:num>
-  <w:num w:numId="6" w16cid:durableId="1603225651">
+  <w:num w:numId="6" w16cid:durableId="915289262">
     <w:abstractNumId w:val="3"/>
   </w:num>
-  <w:num w:numId="7" w16cid:durableId="1979410652">
+  <w:num w:numId="7" w16cid:durableId="1249509817">
     <w:abstractNumId w:val="2"/>
   </w:num>
-  <w:num w:numId="8" w16cid:durableId="381101573">
+  <w:num w:numId="8" w16cid:durableId="1921254563">
     <w:abstractNumId w:val="1"/>
   </w:num>
-  <w:num w:numId="9" w16cid:durableId="775709289">
+  <w:num w:numId="9" w16cid:durableId="401875693">
     <w:abstractNumId w:val="0"/>
   </w:num>
 </w:numbering>
